--- a/M4 - Desenvolvimento de Simulador para uma Fila/M4 - Desenvolvimento de Simulador para uma Fila - Preenchido.docx
+++ b/M4 - Desenvolvimento de Simulador para uma Fila/M4 - Desenvolvimento de Simulador para uma Fila - Preenchido.docx
@@ -1,9 +1,10 @@
 
 <file path=word/document.xml><?xml version="1.0" encoding="utf-8"?>
-<w:document xmlns:wpc="http://schemas.microsoft.com/office/word/2010/wordprocessingCanvas" xmlns:cx="http://schemas.microsoft.com/office/drawing/2014/chartex" xmlns:cx1="http://schemas.microsoft.com/office/drawing/2015/9/8/chartex" xmlns:cx2="http://schemas.microsoft.com/office/drawing/2015/10/21/chartex" xmlns:cx3="http://schemas.microsoft.com/office/drawing/2016/5/9/chartex" xmlns:cx4="http://schemas.microsoft.com/office/drawing/2016/5/10/chartex" xmlns:cx5="http://schemas.microsoft.com/office/drawing/2016/5/11/chartex" xmlns:cx6="http://schemas.microsoft.com/office/drawing/2016/5/12/chartex" xmlns:cx7="http://schemas.microsoft.com/office/drawing/2016/5/13/chartex" xmlns:cx8="http://schemas.microsoft.com/office/drawing/2016/5/14/chartex" xmlns:mc="http://schemas.openxmlformats.org/markup-compatibility/2006" xmlns:aink="http://schemas.microsoft.com/office/drawing/2016/ink" xmlns:am3d="http://schemas.microsoft.com/office/drawing/2017/model3d" xmlns:o="urn:schemas-microsoft-com:office:office" xmlns:oel="http://schemas.microsoft.com/office/2019/extlst" xmlns:r="http://schemas.openxmlformats.org/officeDocument/2006/relationships" xmlns:m="http://schemas.openxmlformats.org/officeDocument/2006/math" xmlns:v="urn:schemas-microsoft-com:vml" xmlns:wp14="http://schemas.microsoft.com/office/word/2010/wordprocessingDrawing" xmlns:wp="http://schemas.openxmlformats.org/drawingml/2006/wordprocessingDrawing" xmlns:w10="urn:schemas-microsoft-com:office:word" xmlns:w="http://schemas.openxmlformats.org/wordprocessingml/2006/main" xmlns:w14="http://schemas.microsoft.com/office/word/2010/wordml" xmlns:w15="http://schemas.microsoft.com/office/word/2012/wordml" xmlns:w16cex="http://schemas.microsoft.com/office/word/2018/wordml/cex" xmlns:w16cid="http://schemas.microsoft.com/office/word/2016/wordml/cid" xmlns:w16="http://schemas.microsoft.com/office/word/2018/wordml" xmlns:w16sdtdh="http://schemas.microsoft.com/office/word/2020/wordml/sdtdatahash" xmlns:w16se="http://schemas.microsoft.com/office/word/2015/wordml/symex" xmlns:wpg="http://schemas.microsoft.com/office/word/2010/wordprocessingGroup" xmlns:wpi="http://schemas.microsoft.com/office/word/2010/wordprocessingInk" xmlns:wne="http://schemas.microsoft.com/office/word/2006/wordml" xmlns:wps="http://schemas.microsoft.com/office/word/2010/wordprocessingShape" mc:Ignorable="w14 w15 w16se w16cid w16 w16cex w16sdtdh wp14">
+<w:document xmlns:o="urn:schemas-microsoft-com:office:office" xmlns:r="http://schemas.openxmlformats.org/officeDocument/2006/relationships" xmlns:v="urn:schemas-microsoft-com:vml" xmlns:w="http://schemas.openxmlformats.org/wordprocessingml/2006/main" xmlns:w10="urn:schemas-microsoft-com:office:word" xmlns:wp="http://schemas.openxmlformats.org/drawingml/2006/wordprocessingDrawing" xmlns:pic="http://schemas.openxmlformats.org/drawingml/2006/picture" xmlns:wps="http://schemas.microsoft.com/office/word/2010/wordprocessingShape" xmlns:wpg="http://schemas.microsoft.com/office/word/2010/wordprocessingGroup" xmlns:mc="http://schemas.openxmlformats.org/markup-compatibility/2006" xmlns:wp14="http://schemas.microsoft.com/office/word/2010/wordprocessingDrawing" xmlns:w14="http://schemas.microsoft.com/office/word/2010/wordml" xmlns:w15="http://schemas.microsoft.com/office/word/2012/wordml" mc:Ignorable="w14 wp14 w15">
   <w:body>
     <w:p>
       <w:pPr>
+        <w:pStyle w:val="Normal"/>
         <w:jc w:val="both"/>
         <w:rPr>
           <w:b/>
@@ -18,6 +19,7 @@
         <w:t>Disciplina:</w:t>
       </w:r>
       <w:r>
+        <w:rPr/>
         <w:t xml:space="preserve"> </w:t>
       </w:r>
       <w:r>
@@ -30,6 +32,7 @@
     </w:p>
     <w:p>
       <w:pPr>
+        <w:pStyle w:val="Normal"/>
         <w:jc w:val="both"/>
         <w:rPr>
           <w:bCs/>
@@ -42,14 +45,15 @@
         <w:t>Unidade de Aprendizagem</w:t>
       </w:r>
       <w:r>
+        <w:rPr/>
         <w:t>:</w:t>
       </w:r>
       <w:r>
         <w:rPr>
           <w:rStyle w:val="normaltextrun"/>
-          <w:rFonts w:ascii="Calibri" w:hAnsi="Calibri" w:cs="Calibri"/>
+          <w:rFonts w:cs="Calibri" w:ascii="Calibri" w:hAnsi="Calibri"/>
           <w:color w:val="000000"/>
-          <w:shd w:val="clear" w:color="auto" w:fill="FFFFFF"/>
+          <w:shd w:fill="FFFFFF" w:val="clear"/>
         </w:rPr>
         <w:t xml:space="preserve"> UA2 | </w:t>
       </w:r>
@@ -57,11 +61,12 @@
         <w:rPr>
           <w:bCs/>
         </w:rPr>
-        <w:t>FNDAMENTOS DE SIMULAÇÃO POR COMPUTADOR</w:t>
+        <w:t>FUNDAMENTOS DE SIMULAÇÃO POR COMPUTADOR</w:t>
       </w:r>
     </w:p>
     <w:p>
       <w:pPr>
+        <w:pStyle w:val="Normal"/>
         <w:jc w:val="both"/>
         <w:rPr>
           <w:bCs/>
@@ -83,6 +88,7 @@
     </w:p>
     <w:p>
       <w:pPr>
+        <w:pStyle w:val="Normal"/>
         <w:jc w:val="both"/>
         <w:rPr>
           <w:b/>
@@ -95,20 +101,13 @@
         <w:t xml:space="preserve">Estudantes: </w:t>
       </w:r>
       <w:r>
-        <w:t xml:space="preserve">Guilherme Guimarães Santos e Jully Anne Seyffert da Silva Jara</w:t>
+        <w:rPr/>
+        <w:t>Guilherme Guimarães Santos e Jully Anne Seyffert da Silva Jara</w:t>
       </w:r>
     </w:p>
     <w:p>
       <w:pPr>
-        <w:jc w:val="both"/>
-        <w:rPr>
-          <w:bCs/>
-          <w:color w:val="C00000"/>
-        </w:rPr>
-      </w:pPr>
-    </w:p>
-    <w:p>
-      <w:pPr>
+        <w:pStyle w:val="Normal"/>
         <w:jc w:val="both"/>
         <w:rPr>
           <w:bCs/>
@@ -117,13 +116,27 @@
       </w:pPr>
       <w:r>
         <w:rPr>
-          <w:noProof/>
+          <w:bCs/>
+          <w:color w:val="C00000"/>
         </w:rPr>
+      </w:r>
+    </w:p>
+    <w:p>
+      <w:pPr>
+        <w:pStyle w:val="Normal"/>
+        <w:jc w:val="both"/>
+        <w:rPr>
+          <w:bCs/>
+          <w:color w:val="C00000"/>
+        </w:rPr>
+      </w:pPr>
+      <w:r>
+        <w:rPr/>
         <w:drawing>
-          <wp:inline distT="0" distB="0" distL="0" distR="0" wp14:anchorId="4BC513AC" wp14:editId="51DBA753">
+          <wp:inline distT="0" distB="0" distL="0" distR="0">
             <wp:extent cx="6115050" cy="1057275"/>
-            <wp:effectExtent l="0" t="0" r="0" b="9525"/>
-            <wp:docPr id="884238095" name="Imagem 1"/>
+            <wp:effectExtent l="0" t="0" r="0" b="0"/>
+            <wp:docPr id="1" name="Imagem 1" descr=""/>
             <wp:cNvGraphicFramePr>
               <a:graphicFrameLocks xmlns:a="http://schemas.openxmlformats.org/drawingml/2006/main" noChangeAspect="1"/>
             </wp:cNvGraphicFramePr>
@@ -131,20 +144,13 @@
               <a:graphicData uri="http://schemas.openxmlformats.org/drawingml/2006/picture">
                 <pic:pic xmlns:pic="http://schemas.openxmlformats.org/drawingml/2006/picture">
                   <pic:nvPicPr>
-                    <pic:cNvPr id="0" name="Picture 1"/>
+                    <pic:cNvPr id="1" name="Imagem 1" descr=""/>
                     <pic:cNvPicPr>
                       <a:picLocks noChangeAspect="1" noChangeArrowheads="1"/>
                     </pic:cNvPicPr>
                   </pic:nvPicPr>
                   <pic:blipFill>
-                    <a:blip r:embed="rId10" cstate="print">
-                      <a:extLst>
-                        <a:ext uri="{28A0092B-C50C-407E-A947-70E740481C1C}">
-                          <a14:useLocalDpi xmlns:a14="http://schemas.microsoft.com/office/drawing/2010/main" val="0"/>
-                        </a:ext>
-                      </a:extLst>
-                    </a:blip>
-                    <a:srcRect/>
+                    <a:blip r:embed="rId2"/>
                     <a:stretch>
                       <a:fillRect/>
                     </a:stretch>
@@ -158,9 +164,6 @@
                       <a:avLst/>
                     </a:prstGeom>
                     <a:noFill/>
-                    <a:ln>
-                      <a:noFill/>
-                    </a:ln>
                   </pic:spPr>
                 </pic:pic>
               </a:graphicData>
@@ -171,14 +174,21 @@
     </w:p>
     <w:p>
       <w:pPr>
+        <w:pStyle w:val="Normal"/>
         <w:jc w:val="both"/>
         <w:rPr>
           <w:b/>
         </w:rPr>
       </w:pPr>
+      <w:r>
+        <w:rPr>
+          <w:b/>
+        </w:rPr>
+      </w:r>
     </w:p>
     <w:p>
       <w:pPr>
+        <w:pStyle w:val="Normal"/>
         <w:shd w:val="clear" w:color="auto" w:fill="D9E2F3" w:themeFill="accent1" w:themeFillTint="33"/>
         <w:jc w:val="center"/>
         <w:rPr>
@@ -191,24 +201,32 @@
           <w:b/>
           <w:bCs/>
         </w:rPr>
-        <w:t xml:space="preserve">Entrega | Fila Simples</w:t>
+        <w:t>Entrega | Fila Simples</w:t>
       </w:r>
     </w:p>
     <w:p>
       <w:pPr>
+        <w:pStyle w:val="Normal"/>
         <w:jc w:val="right"/>
+        <w:rPr/>
       </w:pPr>
+      <w:r>
+        <w:rPr/>
+      </w:r>
     </w:p>
     <w:p>
       <w:pPr>
+        <w:pStyle w:val="Normal"/>
         <w:jc w:val="right"/>
+        <w:rPr/>
       </w:pPr>
       <w:r>
+        <w:rPr/>
         <w:t xml:space="preserve">Registre neste espaço sua resposta! </w:t>
       </w:r>
       <w:r>
         <w:rPr>
-          <w:rFonts w:ascii="Webdings" w:eastAsia="Webdings" w:hAnsi="Webdings" w:cs="Webdings"/>
+          <w:rFonts w:eastAsia="Webdings" w:cs="Webdings" w:ascii="Webdings" w:hAnsi="Webdings"/>
         </w:rPr>
         <w:t></w:t>
       </w:r>
@@ -216,431 +234,1367 @@
     <w:tbl>
       <w:tblPr>
         <w:tblStyle w:val="TableGrid"/>
-        <w:tblW w:w="0" w:type="auto"/>
-        <w:tblLook w:val="04A0" w:firstRow="1" w:lastRow="0" w:firstColumn="1" w:lastColumn="0" w:noHBand="0" w:noVBand="1"/>
+        <w:tblW w:w="9629" w:type="dxa"/>
+        <w:jc w:val="left"/>
+        <w:tblInd w:w="0" w:type="dxa"/>
+        <w:tblLayout w:type="fixed"/>
+        <w:tblCellMar>
+          <w:top w:w="0" w:type="dxa"/>
+          <w:left w:w="108" w:type="dxa"/>
+          <w:bottom w:w="0" w:type="dxa"/>
+          <w:right w:w="108" w:type="dxa"/>
+        </w:tblCellMar>
+        <w:tblLook w:firstRow="1" w:noVBand="1" w:lastRow="0" w:firstColumn="1" w:lastColumn="0" w:noHBand="0" w:val="04a0"/>
       </w:tblPr>
       <w:tblGrid>
         <w:gridCol w:w="9629"/>
       </w:tblGrid>
       <w:tr>
         <w:trPr>
-          <w:trHeight w:val="670"/>
+          <w:trHeight w:val="670" w:hRule="atLeast"/>
         </w:trPr>
         <w:tc>
           <w:tcPr>
             <w:tcW w:w="9629" w:type="dxa"/>
-            <w:shd w:val="clear" w:color="auto" w:fill="DEEAF6" w:themeFill="accent5" w:themeFillTint="33"/>
+            <w:tcBorders/>
+            <w:shd w:color="auto" w:fill="DEEAF6" w:themeFill="accent5" w:themeFillTint="33" w:val="clear"/>
           </w:tcPr>
           <w:p>
             <w:pPr>
+              <w:pStyle w:val="Normal"/>
+              <w:widowControl/>
+              <w:spacing w:lineRule="auto" w:line="240" w:before="0" w:after="0"/>
+              <w:jc w:val="left"/>
               <w:rPr>
                 <w:b/>
                 <w:bCs/>
               </w:rPr>
             </w:pPr>
+            <w:r>
+              <w:rPr>
+                <w:rFonts w:eastAsia="Calibri" w:cs=""/>
+                <w:b/>
+                <w:bCs/>
+                <w:kern w:val="0"/>
+                <w:sz w:val="22"/>
+                <w:szCs w:val="22"/>
+                <w:lang w:val="pt-BR" w:eastAsia="en-US" w:bidi="ar-SA"/>
+              </w:rPr>
+            </w:r>
           </w:p>
           <w:p>
             <w:pPr>
               <w:pStyle w:val="ListParagraph"/>
+              <w:widowControl/>
               <w:numPr>
                 <w:ilvl w:val="0"/>
-                <w:numId w:val="7"/>
+                <w:numId w:val="1"/>
               </w:numPr>
-            </w:pPr>
-            <w:r>
+              <w:spacing w:lineRule="auto" w:line="240" w:before="0" w:after="0"/>
+              <w:contextualSpacing/>
+              <w:jc w:val="left"/>
+              <w:rPr>
+                <w:rFonts w:ascii="Calibri" w:hAnsi="Calibri" w:eastAsia="Calibri" w:cs=""/>
+                <w:kern w:val="0"/>
+                <w:sz w:val="22"/>
+                <w:szCs w:val="22"/>
+                <w:lang w:val="pt-BR" w:eastAsia="en-US" w:bidi="ar-SA"/>
+              </w:rPr>
+            </w:pPr>
+            <w:r>
+              <w:rPr>
+                <w:rFonts w:eastAsia="Calibri" w:cs=""/>
+                <w:kern w:val="0"/>
+                <w:sz w:val="22"/>
+                <w:szCs w:val="22"/>
+                <w:lang w:val="pt-BR" w:eastAsia="en-US" w:bidi="ar-SA"/>
+              </w:rPr>
               <w:t>Link para o código fonte do grupo:</w:t>
             </w:r>
           </w:p>
-          <w:p/>
+          <w:p>
+            <w:pPr>
+              <w:pStyle w:val="Normal"/>
+              <w:widowControl/>
+              <w:spacing w:lineRule="auto" w:line="240" w:before="0" w:after="0"/>
+              <w:jc w:val="left"/>
+              <w:rPr>
+                <w:rFonts w:ascii="Calibri" w:hAnsi="Calibri" w:eastAsia="Calibri" w:cs=""/>
+                <w:kern w:val="0"/>
+                <w:sz w:val="22"/>
+                <w:szCs w:val="22"/>
+                <w:lang w:val="pt-BR" w:eastAsia="en-US" w:bidi="ar-SA"/>
+              </w:rPr>
+            </w:pPr>
+            <w:r>
+              <w:rPr>
+                <w:rFonts w:eastAsia="Calibri" w:cs=""/>
+                <w:kern w:val="0"/>
+                <w:sz w:val="22"/>
+                <w:szCs w:val="22"/>
+                <w:lang w:val="pt-BR" w:eastAsia="en-US" w:bidi="ar-SA"/>
+              </w:rPr>
+            </w:r>
+          </w:p>
         </w:tc>
       </w:tr>
       <w:tr>
         <w:trPr>
-          <w:trHeight w:val="670"/>
+          <w:trHeight w:val="670" w:hRule="atLeast"/>
         </w:trPr>
         <w:tc>
           <w:tcPr>
             <w:tcW w:w="9629" w:type="dxa"/>
-            <w:shd w:val="clear" w:color="auto" w:fill="FFFFFF" w:themeFill="background1"/>
+            <w:tcBorders/>
+            <w:shd w:color="auto" w:fill="FFFFFF" w:themeFill="background1" w:val="clear"/>
           </w:tcPr>
           <w:p>
-            <w:r>
-              <w:t xml:space="preserve">https://github.com/Quidoguim/SMA</w:t>
-            </w:r>
-          </w:p>
-          <w:p/>
-          <w:p/>
-          <w:p/>
-          <w:p/>
-          <w:p/>
-          <w:p/>
+            <w:pPr>
+              <w:pStyle w:val="Normal"/>
+              <w:widowControl/>
+              <w:spacing w:lineRule="auto" w:line="240" w:before="0" w:after="0"/>
+              <w:jc w:val="left"/>
+              <w:rPr>
+                <w:rFonts w:ascii="Calibri" w:hAnsi="Calibri" w:eastAsia="Calibri" w:cs=""/>
+                <w:kern w:val="0"/>
+                <w:sz w:val="22"/>
+                <w:szCs w:val="22"/>
+                <w:lang w:val="pt-BR" w:eastAsia="en-US" w:bidi="ar-SA"/>
+              </w:rPr>
+            </w:pPr>
+            <w:r>
+              <w:rPr>
+                <w:rFonts w:eastAsia="Calibri" w:cs=""/>
+                <w:kern w:val="0"/>
+                <w:sz w:val="22"/>
+                <w:szCs w:val="22"/>
+                <w:lang w:val="pt-BR" w:eastAsia="en-US" w:bidi="ar-SA"/>
+              </w:rPr>
+              <w:t>https://github.com/Quidoguim/SMA</w:t>
+            </w:r>
+          </w:p>
         </w:tc>
       </w:tr>
       <w:tr>
+        <w:trPr/>
         <w:tc>
           <w:tcPr>
             <w:tcW w:w="9629" w:type="dxa"/>
-            <w:shd w:val="clear" w:color="auto" w:fill="DEEAF6" w:themeFill="accent5" w:themeFillTint="33"/>
+            <w:tcBorders/>
+            <w:shd w:color="auto" w:fill="DEEAF6" w:themeFill="accent5" w:themeFillTint="33" w:val="clear"/>
           </w:tcPr>
           <w:p>
             <w:pPr>
               <w:pStyle w:val="ListParagraph"/>
-            </w:pPr>
+              <w:widowControl/>
+              <w:spacing w:lineRule="auto" w:line="240" w:before="0" w:after="0"/>
+              <w:contextualSpacing/>
+              <w:jc w:val="left"/>
+              <w:rPr>
+                <w:rFonts w:ascii="Calibri" w:hAnsi="Calibri" w:eastAsia="Calibri" w:cs=""/>
+                <w:kern w:val="0"/>
+                <w:sz w:val="22"/>
+                <w:szCs w:val="22"/>
+                <w:lang w:val="pt-BR" w:eastAsia="en-US" w:bidi="ar-SA"/>
+              </w:rPr>
+            </w:pPr>
+            <w:r>
+              <w:rPr>
+                <w:rFonts w:eastAsia="Calibri" w:cs=""/>
+                <w:kern w:val="0"/>
+                <w:sz w:val="22"/>
+                <w:szCs w:val="22"/>
+                <w:lang w:val="pt-BR" w:eastAsia="en-US" w:bidi="ar-SA"/>
+              </w:rPr>
+            </w:r>
           </w:p>
           <w:p>
             <w:pPr>
               <w:pStyle w:val="ListParagraph"/>
+              <w:widowControl/>
               <w:numPr>
                 <w:ilvl w:val="0"/>
-                <w:numId w:val="7"/>
+                <w:numId w:val="1"/>
               </w:numPr>
-            </w:pPr>
-            <w:r>
-              <w:rPr>
+              <w:spacing w:lineRule="auto" w:line="240" w:before="0" w:after="0"/>
+              <w:contextualSpacing/>
+              <w:jc w:val="left"/>
+              <w:rPr>
+                <w:rFonts w:ascii="Calibri" w:hAnsi="Calibri" w:eastAsia="Calibri" w:cs=""/>
+                <w:kern w:val="0"/>
+                <w:sz w:val="22"/>
+                <w:szCs w:val="22"/>
+                <w:lang w:val="pt-BR" w:eastAsia="en-US" w:bidi="ar-SA"/>
+              </w:rPr>
+            </w:pPr>
+            <w:r>
+              <w:rPr>
+                <w:rFonts w:eastAsia="Calibri" w:cs=""/>
                 <w:b/>
                 <w:bCs/>
+                <w:kern w:val="0"/>
+                <w:sz w:val="22"/>
+                <w:szCs w:val="22"/>
+                <w:lang w:val="pt-BR" w:eastAsia="en-US" w:bidi="ar-SA"/>
               </w:rPr>
               <w:t>G/G/1/5</w:t>
             </w:r>
             <w:r>
+              <w:rPr>
+                <w:rFonts w:eastAsia="Calibri" w:cs=""/>
+                <w:kern w:val="0"/>
+                <w:sz w:val="22"/>
+                <w:szCs w:val="22"/>
+                <w:lang w:val="pt-BR" w:eastAsia="en-US" w:bidi="ar-SA"/>
+              </w:rPr>
               <w:t xml:space="preserve">, chegadas entre </w:t>
             </w:r>
             <w:r>
               <w:rPr>
+                <w:rFonts w:eastAsia="Calibri" w:cs=""/>
                 <w:b/>
                 <w:bCs/>
+                <w:kern w:val="0"/>
+                <w:sz w:val="22"/>
+                <w:szCs w:val="22"/>
+                <w:lang w:val="pt-BR" w:eastAsia="en-US" w:bidi="ar-SA"/>
               </w:rPr>
               <w:t>2...5</w:t>
             </w:r>
             <w:r>
+              <w:rPr>
+                <w:rFonts w:eastAsia="Calibri" w:cs=""/>
+                <w:kern w:val="0"/>
+                <w:sz w:val="22"/>
+                <w:szCs w:val="22"/>
+                <w:lang w:val="pt-BR" w:eastAsia="en-US" w:bidi="ar-SA"/>
+              </w:rPr>
               <w:t xml:space="preserve">, atendimento entre </w:t>
             </w:r>
             <w:r>
               <w:rPr>
+                <w:rFonts w:eastAsia="Calibri" w:cs=""/>
                 <w:b/>
                 <w:bCs/>
+                <w:kern w:val="0"/>
+                <w:sz w:val="22"/>
+                <w:szCs w:val="22"/>
+                <w:lang w:val="pt-BR" w:eastAsia="en-US" w:bidi="ar-SA"/>
               </w:rPr>
               <w:t>3...5</w:t>
             </w:r>
             <w:r>
+              <w:rPr>
+                <w:rFonts w:eastAsia="Calibri" w:cs=""/>
+                <w:kern w:val="0"/>
+                <w:sz w:val="22"/>
+                <w:szCs w:val="22"/>
+                <w:lang w:val="pt-BR" w:eastAsia="en-US" w:bidi="ar-SA"/>
+              </w:rPr>
               <w:t>:</w:t>
             </w:r>
           </w:p>
-          <w:p/>
+          <w:p>
+            <w:pPr>
+              <w:pStyle w:val="Normal"/>
+              <w:widowControl/>
+              <w:spacing w:lineRule="auto" w:line="240" w:before="0" w:after="0"/>
+              <w:jc w:val="left"/>
+              <w:rPr>
+                <w:rFonts w:ascii="Calibri" w:hAnsi="Calibri" w:eastAsia="Calibri" w:cs=""/>
+                <w:kern w:val="0"/>
+                <w:sz w:val="22"/>
+                <w:szCs w:val="22"/>
+                <w:lang w:val="pt-BR" w:eastAsia="en-US" w:bidi="ar-SA"/>
+              </w:rPr>
+            </w:pPr>
+            <w:r>
+              <w:rPr>
+                <w:rFonts w:eastAsia="Calibri" w:cs=""/>
+                <w:kern w:val="0"/>
+                <w:sz w:val="22"/>
+                <w:szCs w:val="22"/>
+                <w:lang w:val="pt-BR" w:eastAsia="en-US" w:bidi="ar-SA"/>
+              </w:rPr>
+            </w:r>
+          </w:p>
         </w:tc>
       </w:tr>
       <w:tr>
+        <w:trPr/>
         <w:tc>
           <w:tcPr>
             <w:tcW w:w="9629" w:type="dxa"/>
-            <w:shd w:val="clear" w:color="auto" w:fill="FFFFFF" w:themeFill="background1"/>
+            <w:tcBorders/>
+            <w:shd w:color="auto" w:fill="FFFFFF" w:themeFill="background1" w:val="clear"/>
           </w:tcPr>
           <w:p>
-            <w:r>
-              <w:rPr>
+            <w:pPr>
+              <w:pStyle w:val="Normal"/>
+              <w:widowControl/>
+              <w:spacing w:lineRule="auto" w:line="240" w:before="0" w:after="0"/>
+              <w:jc w:val="left"/>
+              <w:rPr>
+                <w:rFonts w:ascii="Calibri" w:hAnsi="Calibri" w:eastAsia="Calibri" w:cs=""/>
+                <w:kern w:val="0"/>
+                <w:sz w:val="22"/>
+                <w:szCs w:val="22"/>
+                <w:lang w:val="pt-BR" w:eastAsia="en-US" w:bidi="ar-SA"/>
+              </w:rPr>
+            </w:pPr>
+            <w:r>
+              <w:rPr>
+                <w:rFonts w:eastAsia="Calibri" w:cs=""/>
                 <w:b/>
                 <w:bCs/>
-              </w:rPr>
-              <w:t xml:space="preserve">Resultados da simulação — G/G/1/5</w:t>
-            </w:r>
-          </w:p>
-          <w:p>
-            <w:r>
-              <w:t xml:space="preserve">Números pseudoaleatórios utilizados: 100.000</w:t>
-            </w:r>
-          </w:p>
-          <w:p>
-            <w:r>
-              <w:t xml:space="preserve">Tempo global da simulação: 186.922,01</w:t>
-            </w:r>
-          </w:p>
-          <w:p>
-            <w:r>
-              <w:t xml:space="preserve">Clientes perdidos (bloqueados): 6.528</w:t>
-            </w:r>
-          </w:p>
-          <w:p>
-            <w:r>
-              <w:rPr>
+                <w:kern w:val="0"/>
+                <w:sz w:val="22"/>
+                <w:szCs w:val="22"/>
+                <w:lang w:val="pt-BR" w:eastAsia="en-US" w:bidi="ar-SA"/>
+              </w:rPr>
+              <w:t>Resultados da simulação — G/G/1/5</w:t>
+            </w:r>
+          </w:p>
+          <w:p>
+            <w:pPr>
+              <w:pStyle w:val="Normal"/>
+              <w:widowControl/>
+              <w:spacing w:lineRule="auto" w:line="240" w:before="0" w:after="0"/>
+              <w:jc w:val="left"/>
+              <w:rPr>
+                <w:rFonts w:ascii="Calibri" w:hAnsi="Calibri" w:eastAsia="Calibri" w:cs=""/>
+                <w:kern w:val="0"/>
+                <w:sz w:val="22"/>
+                <w:szCs w:val="22"/>
+                <w:lang w:val="pt-BR" w:eastAsia="en-US" w:bidi="ar-SA"/>
+              </w:rPr>
+            </w:pPr>
+            <w:r>
+              <w:rPr>
+                <w:rFonts w:eastAsia="Calibri" w:cs=""/>
+                <w:kern w:val="0"/>
+                <w:sz w:val="22"/>
+                <w:szCs w:val="22"/>
+                <w:lang w:val="pt-BR" w:eastAsia="en-US" w:bidi="ar-SA"/>
+              </w:rPr>
+              <w:t>Números pseudoaleatórios utilizados: 100.000</w:t>
+            </w:r>
+          </w:p>
+          <w:p>
+            <w:pPr>
+              <w:pStyle w:val="Normal"/>
+              <w:widowControl/>
+              <w:spacing w:lineRule="auto" w:line="240" w:before="0" w:after="0"/>
+              <w:jc w:val="left"/>
+              <w:rPr>
+                <w:rFonts w:ascii="Calibri" w:hAnsi="Calibri" w:eastAsia="Calibri" w:cs=""/>
+                <w:kern w:val="0"/>
+                <w:sz w:val="22"/>
+                <w:szCs w:val="22"/>
+                <w:lang w:val="pt-BR" w:eastAsia="en-US" w:bidi="ar-SA"/>
+              </w:rPr>
+            </w:pPr>
+            <w:r>
+              <w:rPr>
+                <w:rFonts w:eastAsia="Calibri" w:cs=""/>
+                <w:kern w:val="0"/>
+                <w:sz w:val="22"/>
+                <w:szCs w:val="22"/>
+                <w:lang w:val="pt-BR" w:eastAsia="en-US" w:bidi="ar-SA"/>
+              </w:rPr>
+              <w:t>Tempo global da simulação: 186.922,01</w:t>
+            </w:r>
+          </w:p>
+          <w:p>
+            <w:pPr>
+              <w:pStyle w:val="Normal"/>
+              <w:widowControl/>
+              <w:spacing w:lineRule="auto" w:line="240" w:before="0" w:after="0"/>
+              <w:jc w:val="left"/>
+              <w:rPr>
+                <w:rFonts w:ascii="Calibri" w:hAnsi="Calibri" w:eastAsia="Calibri" w:cs=""/>
+                <w:kern w:val="0"/>
+                <w:sz w:val="22"/>
+                <w:szCs w:val="22"/>
+                <w:lang w:val="pt-BR" w:eastAsia="en-US" w:bidi="ar-SA"/>
+              </w:rPr>
+            </w:pPr>
+            <w:r>
+              <w:rPr>
+                <w:rFonts w:eastAsia="Calibri" w:cs=""/>
+                <w:kern w:val="0"/>
+                <w:sz w:val="22"/>
+                <w:szCs w:val="22"/>
+                <w:lang w:val="pt-BR" w:eastAsia="en-US" w:bidi="ar-SA"/>
+              </w:rPr>
+              <w:t>Clientes perdidos (bloqueados): 6.528</w:t>
+            </w:r>
+          </w:p>
+          <w:p>
+            <w:pPr>
+              <w:pStyle w:val="Normal"/>
+              <w:widowControl/>
+              <w:spacing w:lineRule="auto" w:line="240" w:before="0" w:after="0"/>
+              <w:jc w:val="left"/>
+              <w:rPr>
+                <w:rFonts w:ascii="Calibri" w:hAnsi="Calibri" w:eastAsia="Calibri" w:cs=""/>
+                <w:kern w:val="0"/>
+                <w:sz w:val="22"/>
+                <w:szCs w:val="22"/>
+                <w:lang w:val="pt-BR" w:eastAsia="en-US" w:bidi="ar-SA"/>
+              </w:rPr>
+            </w:pPr>
+            <w:r>
+              <w:rPr>
+                <w:rFonts w:eastAsia="Calibri" w:cs=""/>
                 <w:b/>
                 <w:bCs/>
-              </w:rPr>
-              <w:t xml:space="preserve">Distribuição de probabilidades por estado (tempo acumulado / probabilidade):</w:t>
-            </w:r>
-          </w:p>
-          <w:p>
-            <w:r>
-              <w:t xml:space="preserve">Estado 0: 3,00  (0,0016%)</w:t>
-            </w:r>
-          </w:p>
-          <w:p>
-            <w:r>
-              <w:t xml:space="preserve">Estado 1: 36,28  (0,0194%)</w:t>
-            </w:r>
-          </w:p>
-          <w:p>
-            <w:r>
-              <w:t xml:space="preserve">Estado 2: 245,45  (0,1313%)</w:t>
-            </w:r>
-          </w:p>
-          <w:p>
-            <w:r>
-              <w:t xml:space="preserve">Estado 3: 8.347,13  (4,4656%)</w:t>
-            </w:r>
-          </w:p>
-          <w:p>
-            <w:r>
-              <w:t xml:space="preserve">Estado 4: 98.539,02  (52,7166%)</w:t>
-            </w:r>
-          </w:p>
-          <w:p>
-            <w:r>
-              <w:t xml:space="preserve">Estado 5: 79.751,13  (42,6655%)</w:t>
-            </w:r>
-          </w:p>
-          <w:p>
-            <w:r>
-              <w:rPr>
+                <w:kern w:val="0"/>
+                <w:sz w:val="22"/>
+                <w:szCs w:val="22"/>
+                <w:lang w:val="pt-BR" w:eastAsia="en-US" w:bidi="ar-SA"/>
+              </w:rPr>
+              <w:t>Distribuição de probabilidades por estado (tempo acumulado / probabilidade):</w:t>
+            </w:r>
+          </w:p>
+          <w:p>
+            <w:pPr>
+              <w:pStyle w:val="Normal"/>
+              <w:widowControl/>
+              <w:spacing w:lineRule="auto" w:line="240" w:before="0" w:after="0"/>
+              <w:jc w:val="left"/>
+              <w:rPr>
+                <w:rFonts w:ascii="Calibri" w:hAnsi="Calibri" w:eastAsia="Calibri" w:cs=""/>
+                <w:kern w:val="0"/>
+                <w:sz w:val="22"/>
+                <w:szCs w:val="22"/>
+                <w:lang w:val="pt-BR" w:eastAsia="en-US" w:bidi="ar-SA"/>
+              </w:rPr>
+            </w:pPr>
+            <w:r>
+              <w:rPr>
+                <w:rFonts w:eastAsia="Calibri" w:cs=""/>
+                <w:kern w:val="0"/>
+                <w:sz w:val="22"/>
+                <w:szCs w:val="22"/>
+                <w:lang w:val="pt-BR" w:eastAsia="en-US" w:bidi="ar-SA"/>
+              </w:rPr>
+              <w:t>Estado 0: 3,00  (0,0016%)</w:t>
+            </w:r>
+          </w:p>
+          <w:p>
+            <w:pPr>
+              <w:pStyle w:val="Normal"/>
+              <w:widowControl/>
+              <w:spacing w:lineRule="auto" w:line="240" w:before="0" w:after="0"/>
+              <w:jc w:val="left"/>
+              <w:rPr>
+                <w:rFonts w:ascii="Calibri" w:hAnsi="Calibri" w:eastAsia="Calibri" w:cs=""/>
+                <w:kern w:val="0"/>
+                <w:sz w:val="22"/>
+                <w:szCs w:val="22"/>
+                <w:lang w:val="pt-BR" w:eastAsia="en-US" w:bidi="ar-SA"/>
+              </w:rPr>
+            </w:pPr>
+            <w:r>
+              <w:rPr>
+                <w:rFonts w:eastAsia="Calibri" w:cs=""/>
+                <w:kern w:val="0"/>
+                <w:sz w:val="22"/>
+                <w:szCs w:val="22"/>
+                <w:lang w:val="pt-BR" w:eastAsia="en-US" w:bidi="ar-SA"/>
+              </w:rPr>
+              <w:t>Estado 1: 36,28  (0,0194%)</w:t>
+            </w:r>
+          </w:p>
+          <w:p>
+            <w:pPr>
+              <w:pStyle w:val="Normal"/>
+              <w:widowControl/>
+              <w:spacing w:lineRule="auto" w:line="240" w:before="0" w:after="0"/>
+              <w:jc w:val="left"/>
+              <w:rPr>
+                <w:rFonts w:ascii="Calibri" w:hAnsi="Calibri" w:eastAsia="Calibri" w:cs=""/>
+                <w:kern w:val="0"/>
+                <w:sz w:val="22"/>
+                <w:szCs w:val="22"/>
+                <w:lang w:val="pt-BR" w:eastAsia="en-US" w:bidi="ar-SA"/>
+              </w:rPr>
+            </w:pPr>
+            <w:r>
+              <w:rPr>
+                <w:rFonts w:eastAsia="Calibri" w:cs=""/>
+                <w:kern w:val="0"/>
+                <w:sz w:val="22"/>
+                <w:szCs w:val="22"/>
+                <w:lang w:val="pt-BR" w:eastAsia="en-US" w:bidi="ar-SA"/>
+              </w:rPr>
+              <w:t>Estado 2: 245,45  (0,1313%)</w:t>
+            </w:r>
+          </w:p>
+          <w:p>
+            <w:pPr>
+              <w:pStyle w:val="Normal"/>
+              <w:widowControl/>
+              <w:spacing w:lineRule="auto" w:line="240" w:before="0" w:after="0"/>
+              <w:jc w:val="left"/>
+              <w:rPr>
+                <w:rFonts w:ascii="Calibri" w:hAnsi="Calibri" w:eastAsia="Calibri" w:cs=""/>
+                <w:kern w:val="0"/>
+                <w:sz w:val="22"/>
+                <w:szCs w:val="22"/>
+                <w:lang w:val="pt-BR" w:eastAsia="en-US" w:bidi="ar-SA"/>
+              </w:rPr>
+            </w:pPr>
+            <w:r>
+              <w:rPr>
+                <w:rFonts w:eastAsia="Calibri" w:cs=""/>
+                <w:kern w:val="0"/>
+                <w:sz w:val="22"/>
+                <w:szCs w:val="22"/>
+                <w:lang w:val="pt-BR" w:eastAsia="en-US" w:bidi="ar-SA"/>
+              </w:rPr>
+              <w:t>Estado 3: 8.347,13  (4,4656%)</w:t>
+            </w:r>
+          </w:p>
+          <w:p>
+            <w:pPr>
+              <w:pStyle w:val="Normal"/>
+              <w:widowControl/>
+              <w:spacing w:lineRule="auto" w:line="240" w:before="0" w:after="0"/>
+              <w:jc w:val="left"/>
+              <w:rPr>
+                <w:rFonts w:ascii="Calibri" w:hAnsi="Calibri" w:eastAsia="Calibri" w:cs=""/>
+                <w:kern w:val="0"/>
+                <w:sz w:val="22"/>
+                <w:szCs w:val="22"/>
+                <w:lang w:val="pt-BR" w:eastAsia="en-US" w:bidi="ar-SA"/>
+              </w:rPr>
+            </w:pPr>
+            <w:r>
+              <w:rPr>
+                <w:rFonts w:eastAsia="Calibri" w:cs=""/>
+                <w:kern w:val="0"/>
+                <w:sz w:val="22"/>
+                <w:szCs w:val="22"/>
+                <w:lang w:val="pt-BR" w:eastAsia="en-US" w:bidi="ar-SA"/>
+              </w:rPr>
+              <w:t>Estado 4: 98.539,02  (52,7166%)</w:t>
+            </w:r>
+          </w:p>
+          <w:p>
+            <w:pPr>
+              <w:pStyle w:val="Normal"/>
+              <w:widowControl/>
+              <w:spacing w:lineRule="auto" w:line="240" w:before="0" w:after="0"/>
+              <w:jc w:val="left"/>
+              <w:rPr>
+                <w:rFonts w:ascii="Calibri" w:hAnsi="Calibri" w:eastAsia="Calibri" w:cs=""/>
+                <w:kern w:val="0"/>
+                <w:sz w:val="22"/>
+                <w:szCs w:val="22"/>
+                <w:lang w:val="pt-BR" w:eastAsia="en-US" w:bidi="ar-SA"/>
+              </w:rPr>
+            </w:pPr>
+            <w:r>
+              <w:rPr>
+                <w:rFonts w:eastAsia="Calibri" w:cs=""/>
+                <w:kern w:val="0"/>
+                <w:sz w:val="22"/>
+                <w:szCs w:val="22"/>
+                <w:lang w:val="pt-BR" w:eastAsia="en-US" w:bidi="ar-SA"/>
+              </w:rPr>
+              <w:t>Estado 5: 79.751,13  (42,6655%)</w:t>
+            </w:r>
+          </w:p>
+          <w:p>
+            <w:pPr>
+              <w:pStyle w:val="Normal"/>
+              <w:widowControl/>
+              <w:spacing w:lineRule="auto" w:line="240" w:before="0" w:after="0"/>
+              <w:jc w:val="left"/>
+              <w:rPr>
+                <w:rFonts w:ascii="Calibri" w:hAnsi="Calibri" w:eastAsia="Calibri" w:cs=""/>
+                <w:kern w:val="0"/>
+                <w:sz w:val="22"/>
+                <w:szCs w:val="22"/>
+                <w:lang w:val="pt-BR" w:eastAsia="en-US" w:bidi="ar-SA"/>
+              </w:rPr>
+            </w:pPr>
+            <w:r>
+              <w:rPr>
+                <w:rFonts w:eastAsia="Calibri" w:cs=""/>
                 <w:b/>
                 <w:bCs/>
-              </w:rPr>
-              <w:t xml:space="preserve">Análise:</w:t>
-            </w:r>
-          </w:p>
-          <w:p>
-            <w:r>
-              <w:t xml:space="preserve">O tempo médio entre chegadas é 3,5 (intervalo [2,5]) e o tempo médio de atendimento é 4,0 (intervalo [3,5]). Como o atendimento é, em média, mais lento que as chegadas, ρ ≈ 4,0/3,5 ≈ 1,143 &gt; 1, ou seja, o sistema é instável/saturado: ele passa cerca de 95,4% do tempo de simulação nos estados 4 e 5 (fila cheia ou quase cheia), o que resultou em 6.528 perdas de clientes por falta de vaga no sistema (K = 5).</w:t>
-            </w:r>
-          </w:p>
-          <w:p/>
-          <w:p/>
-          <w:p/>
-          <w:p/>
-          <w:p/>
+                <w:kern w:val="0"/>
+                <w:sz w:val="22"/>
+                <w:szCs w:val="22"/>
+                <w:lang w:val="pt-BR" w:eastAsia="en-US" w:bidi="ar-SA"/>
+              </w:rPr>
+              <w:t>Análise:</w:t>
+            </w:r>
+          </w:p>
+          <w:p>
+            <w:pPr>
+              <w:pStyle w:val="Normal"/>
+              <w:widowControl/>
+              <w:spacing w:lineRule="auto" w:line="240" w:before="0" w:after="0"/>
+              <w:jc w:val="left"/>
+              <w:rPr>
+                <w:rFonts w:ascii="Calibri" w:hAnsi="Calibri" w:eastAsia="Calibri" w:cs=""/>
+                <w:kern w:val="0"/>
+                <w:sz w:val="22"/>
+                <w:szCs w:val="22"/>
+                <w:lang w:val="pt-BR" w:eastAsia="en-US" w:bidi="ar-SA"/>
+              </w:rPr>
+            </w:pPr>
+            <w:r>
+              <w:rPr>
+                <w:rFonts w:eastAsia="Calibri" w:cs=""/>
+                <w:kern w:val="0"/>
+                <w:sz w:val="22"/>
+                <w:szCs w:val="22"/>
+                <w:lang w:val="pt-BR" w:eastAsia="en-US" w:bidi="ar-SA"/>
+              </w:rPr>
+              <w:t>O tempo médio entre chegadas é 3,5 (intervalo [2,5]) e o tempo médio de atendimento é 4,0 (intervalo [3,5]). Como o atendimento é, em média, mais lento que as chegadas, ρ ≈ 4,0/3,5 ≈ 1,143 &gt; 1, ou seja, o sistema é instável/saturado: ele passa cerca de 95,4% do tempo de simulação nos estados 4 e 5 (fila cheia ou quase cheia), o que resultou em 6.528 perdas de clientes por falta de vaga no sistema (K = 5).</w:t>
+            </w:r>
+          </w:p>
+          <w:p>
+            <w:pPr>
+              <w:pStyle w:val="Normal"/>
+              <w:widowControl/>
+              <w:spacing w:lineRule="auto" w:line="240" w:before="0" w:after="0"/>
+              <w:jc w:val="left"/>
+              <w:rPr>
+                <w:rFonts w:ascii="Calibri" w:hAnsi="Calibri" w:eastAsia="Calibri" w:cs=""/>
+                <w:kern w:val="0"/>
+                <w:sz w:val="22"/>
+                <w:szCs w:val="22"/>
+                <w:lang w:val="pt-BR" w:eastAsia="en-US" w:bidi="ar-SA"/>
+              </w:rPr>
+            </w:pPr>
+            <w:r>
+              <w:rPr>
+                <w:rFonts w:eastAsia="Calibri" w:cs=""/>
+                <w:kern w:val="0"/>
+                <w:sz w:val="22"/>
+                <w:szCs w:val="22"/>
+                <w:lang w:val="pt-BR" w:eastAsia="en-US" w:bidi="ar-SA"/>
+              </w:rPr>
+            </w:r>
+          </w:p>
+          <w:p>
+            <w:pPr>
+              <w:pStyle w:val="Normal"/>
+              <w:widowControl/>
+              <w:spacing w:lineRule="auto" w:line="240" w:before="0" w:after="0"/>
+              <w:jc w:val="left"/>
+              <w:rPr>
+                <w:rFonts w:ascii="Calibri" w:hAnsi="Calibri" w:eastAsia="Calibri" w:cs=""/>
+                <w:kern w:val="0"/>
+                <w:sz w:val="22"/>
+                <w:szCs w:val="22"/>
+                <w:lang w:val="pt-BR" w:eastAsia="en-US" w:bidi="ar-SA"/>
+              </w:rPr>
+            </w:pPr>
+            <w:r>
+              <w:rPr>
+                <w:rFonts w:eastAsia="Calibri" w:cs=""/>
+                <w:kern w:val="0"/>
+                <w:sz w:val="22"/>
+                <w:szCs w:val="22"/>
+                <w:lang w:val="pt-BR" w:eastAsia="en-US" w:bidi="ar-SA"/>
+              </w:rPr>
+            </w:r>
+          </w:p>
+          <w:p>
+            <w:pPr>
+              <w:pStyle w:val="Normal"/>
+              <w:widowControl/>
+              <w:spacing w:lineRule="auto" w:line="240" w:before="0" w:after="0"/>
+              <w:jc w:val="left"/>
+              <w:rPr>
+                <w:rFonts w:ascii="Calibri" w:hAnsi="Calibri" w:eastAsia="Calibri" w:cs=""/>
+                <w:kern w:val="0"/>
+                <w:sz w:val="22"/>
+                <w:szCs w:val="22"/>
+                <w:lang w:val="pt-BR" w:eastAsia="en-US" w:bidi="ar-SA"/>
+              </w:rPr>
+            </w:pPr>
+            <w:r>
+              <w:rPr>
+                <w:rFonts w:eastAsia="Calibri" w:cs=""/>
+                <w:kern w:val="0"/>
+                <w:sz w:val="22"/>
+                <w:szCs w:val="22"/>
+                <w:lang w:val="pt-BR" w:eastAsia="en-US" w:bidi="ar-SA"/>
+              </w:rPr>
+            </w:r>
+          </w:p>
+          <w:p>
+            <w:pPr>
+              <w:pStyle w:val="Normal"/>
+              <w:widowControl/>
+              <w:spacing w:lineRule="auto" w:line="240" w:before="0" w:after="0"/>
+              <w:jc w:val="left"/>
+              <w:rPr>
+                <w:rFonts w:ascii="Calibri" w:hAnsi="Calibri" w:eastAsia="Calibri" w:cs=""/>
+                <w:kern w:val="0"/>
+                <w:sz w:val="22"/>
+                <w:szCs w:val="22"/>
+                <w:lang w:val="pt-BR" w:eastAsia="en-US" w:bidi="ar-SA"/>
+              </w:rPr>
+            </w:pPr>
+            <w:r>
+              <w:rPr>
+                <w:rFonts w:eastAsia="Calibri" w:cs=""/>
+                <w:kern w:val="0"/>
+                <w:sz w:val="22"/>
+                <w:szCs w:val="22"/>
+                <w:lang w:val="pt-BR" w:eastAsia="en-US" w:bidi="ar-SA"/>
+              </w:rPr>
+            </w:r>
+          </w:p>
+          <w:p>
+            <w:pPr>
+              <w:pStyle w:val="Normal"/>
+              <w:widowControl/>
+              <w:spacing w:lineRule="auto" w:line="240" w:before="0" w:after="0"/>
+              <w:jc w:val="left"/>
+              <w:rPr>
+                <w:rFonts w:ascii="Calibri" w:hAnsi="Calibri" w:eastAsia="Calibri" w:cs=""/>
+                <w:kern w:val="0"/>
+                <w:sz w:val="22"/>
+                <w:szCs w:val="22"/>
+                <w:lang w:val="pt-BR" w:eastAsia="en-US" w:bidi="ar-SA"/>
+              </w:rPr>
+            </w:pPr>
+            <w:r>
+              <w:rPr>
+                <w:rFonts w:eastAsia="Calibri" w:cs=""/>
+                <w:kern w:val="0"/>
+                <w:sz w:val="22"/>
+                <w:szCs w:val="22"/>
+                <w:lang w:val="pt-BR" w:eastAsia="en-US" w:bidi="ar-SA"/>
+              </w:rPr>
+            </w:r>
+          </w:p>
+          <w:p>
+            <w:pPr>
+              <w:pStyle w:val="Normal"/>
+              <w:widowControl/>
+              <w:spacing w:lineRule="auto" w:line="240" w:before="0" w:after="0"/>
+              <w:jc w:val="left"/>
+              <w:rPr>
+                <w:rFonts w:ascii="Calibri" w:hAnsi="Calibri" w:eastAsia="Calibri" w:cs=""/>
+                <w:kern w:val="0"/>
+                <w:sz w:val="22"/>
+                <w:szCs w:val="22"/>
+                <w:lang w:val="pt-BR" w:eastAsia="en-US" w:bidi="ar-SA"/>
+              </w:rPr>
+            </w:pPr>
+            <w:r>
+              <w:rPr>
+                <w:rFonts w:eastAsia="Calibri" w:cs=""/>
+                <w:kern w:val="0"/>
+                <w:sz w:val="22"/>
+                <w:szCs w:val="22"/>
+                <w:lang w:val="pt-BR" w:eastAsia="en-US" w:bidi="ar-SA"/>
+              </w:rPr>
+            </w:r>
+          </w:p>
+          <w:p>
+            <w:pPr>
+              <w:pStyle w:val="Normal"/>
+              <w:widowControl/>
+              <w:spacing w:lineRule="auto" w:line="240" w:before="0" w:after="0"/>
+              <w:jc w:val="left"/>
+              <w:rPr>
+                <w:rFonts w:ascii="Calibri" w:hAnsi="Calibri" w:eastAsia="Calibri" w:cs=""/>
+                <w:kern w:val="0"/>
+                <w:sz w:val="22"/>
+                <w:szCs w:val="22"/>
+                <w:lang w:val="pt-BR" w:eastAsia="en-US" w:bidi="ar-SA"/>
+              </w:rPr>
+            </w:pPr>
+            <w:r>
+              <w:rPr>
+                <w:rFonts w:eastAsia="Calibri" w:cs=""/>
+                <w:kern w:val="0"/>
+                <w:sz w:val="22"/>
+                <w:szCs w:val="22"/>
+                <w:lang w:val="pt-BR" w:eastAsia="en-US" w:bidi="ar-SA"/>
+              </w:rPr>
+            </w:r>
+          </w:p>
+          <w:p>
+            <w:pPr>
+              <w:pStyle w:val="Normal"/>
+              <w:widowControl/>
+              <w:spacing w:lineRule="auto" w:line="240" w:before="0" w:after="0"/>
+              <w:jc w:val="left"/>
+              <w:rPr>
+                <w:rFonts w:ascii="Calibri" w:hAnsi="Calibri" w:eastAsia="Calibri" w:cs=""/>
+                <w:kern w:val="0"/>
+                <w:sz w:val="22"/>
+                <w:szCs w:val="22"/>
+                <w:lang w:val="pt-BR" w:eastAsia="en-US" w:bidi="ar-SA"/>
+              </w:rPr>
+            </w:pPr>
+            <w:r>
+              <w:rPr>
+                <w:rFonts w:eastAsia="Calibri" w:cs=""/>
+                <w:kern w:val="0"/>
+                <w:sz w:val="22"/>
+                <w:szCs w:val="22"/>
+                <w:lang w:val="pt-BR" w:eastAsia="en-US" w:bidi="ar-SA"/>
+              </w:rPr>
+            </w:r>
+          </w:p>
         </w:tc>
       </w:tr>
       <w:tr>
+        <w:trPr/>
         <w:tc>
           <w:tcPr>
             <w:tcW w:w="9629" w:type="dxa"/>
-            <w:shd w:val="clear" w:color="auto" w:fill="D9E2F3" w:themeFill="accent1" w:themeFillTint="33"/>
+            <w:tcBorders/>
+            <w:shd w:color="auto" w:fill="D9E2F3" w:themeFill="accent1" w:themeFillTint="33" w:val="clear"/>
           </w:tcPr>
-          <w:p/>
+          <w:p>
+            <w:pPr>
+              <w:pStyle w:val="Normal"/>
+              <w:widowControl/>
+              <w:spacing w:lineRule="auto" w:line="240" w:before="0" w:after="0"/>
+              <w:jc w:val="left"/>
+              <w:rPr>
+                <w:rFonts w:ascii="Calibri" w:hAnsi="Calibri" w:eastAsia="Calibri" w:cs=""/>
+                <w:kern w:val="0"/>
+                <w:sz w:val="22"/>
+                <w:szCs w:val="22"/>
+                <w:lang w:val="pt-BR" w:eastAsia="en-US" w:bidi="ar-SA"/>
+              </w:rPr>
+            </w:pPr>
+            <w:r>
+              <w:rPr>
+                <w:rFonts w:eastAsia="Calibri" w:cs=""/>
+                <w:kern w:val="0"/>
+                <w:sz w:val="22"/>
+                <w:szCs w:val="22"/>
+                <w:lang w:val="pt-BR" w:eastAsia="en-US" w:bidi="ar-SA"/>
+              </w:rPr>
+            </w:r>
+          </w:p>
           <w:p>
             <w:pPr>
               <w:pStyle w:val="ListParagraph"/>
+              <w:widowControl/>
               <w:numPr>
                 <w:ilvl w:val="0"/>
-                <w:numId w:val="7"/>
+                <w:numId w:val="1"/>
               </w:numPr>
-            </w:pPr>
-            <w:r>
-              <w:rPr>
+              <w:spacing w:lineRule="auto" w:line="240" w:before="0" w:after="0"/>
+              <w:contextualSpacing/>
+              <w:jc w:val="left"/>
+              <w:rPr>
+                <w:rFonts w:ascii="Calibri" w:hAnsi="Calibri" w:eastAsia="Calibri" w:cs=""/>
+                <w:kern w:val="0"/>
+                <w:sz w:val="22"/>
+                <w:szCs w:val="22"/>
+                <w:lang w:val="pt-BR" w:eastAsia="en-US" w:bidi="ar-SA"/>
+              </w:rPr>
+            </w:pPr>
+            <w:r>
+              <w:rPr>
+                <w:rFonts w:eastAsia="Calibri" w:cs=""/>
                 <w:b/>
                 <w:bCs/>
+                <w:kern w:val="0"/>
+                <w:sz w:val="22"/>
+                <w:szCs w:val="22"/>
+                <w:lang w:val="pt-BR" w:eastAsia="en-US" w:bidi="ar-SA"/>
               </w:rPr>
               <w:t>G/G/2/5</w:t>
             </w:r>
             <w:r>
+              <w:rPr>
+                <w:rFonts w:eastAsia="Calibri" w:cs=""/>
+                <w:kern w:val="0"/>
+                <w:sz w:val="22"/>
+                <w:szCs w:val="22"/>
+                <w:lang w:val="pt-BR" w:eastAsia="en-US" w:bidi="ar-SA"/>
+              </w:rPr>
               <w:t xml:space="preserve">, chegadas entre </w:t>
             </w:r>
             <w:r>
               <w:rPr>
+                <w:rFonts w:eastAsia="Calibri" w:cs=""/>
                 <w:b/>
                 <w:bCs/>
+                <w:kern w:val="0"/>
+                <w:sz w:val="22"/>
+                <w:szCs w:val="22"/>
+                <w:lang w:val="pt-BR" w:eastAsia="en-US" w:bidi="ar-SA"/>
               </w:rPr>
               <w:t>2...5</w:t>
             </w:r>
             <w:r>
+              <w:rPr>
+                <w:rFonts w:eastAsia="Calibri" w:cs=""/>
+                <w:kern w:val="0"/>
+                <w:sz w:val="22"/>
+                <w:szCs w:val="22"/>
+                <w:lang w:val="pt-BR" w:eastAsia="en-US" w:bidi="ar-SA"/>
+              </w:rPr>
               <w:t xml:space="preserve">, atendimento entre </w:t>
             </w:r>
             <w:r>
               <w:rPr>
+                <w:rFonts w:eastAsia="Calibri" w:cs=""/>
                 <w:b/>
                 <w:bCs/>
+                <w:kern w:val="0"/>
+                <w:sz w:val="22"/>
+                <w:szCs w:val="22"/>
+                <w:lang w:val="pt-BR" w:eastAsia="en-US" w:bidi="ar-SA"/>
               </w:rPr>
               <w:t>3…5</w:t>
             </w:r>
             <w:r>
+              <w:rPr>
+                <w:rFonts w:eastAsia="Calibri" w:cs=""/>
+                <w:kern w:val="0"/>
+                <w:sz w:val="22"/>
+                <w:szCs w:val="22"/>
+                <w:lang w:val="pt-BR" w:eastAsia="en-US" w:bidi="ar-SA"/>
+              </w:rPr>
               <w:t>:</w:t>
             </w:r>
           </w:p>
-          <w:p/>
+          <w:p>
+            <w:pPr>
+              <w:pStyle w:val="Normal"/>
+              <w:widowControl/>
+              <w:spacing w:lineRule="auto" w:line="240" w:before="0" w:after="0"/>
+              <w:jc w:val="left"/>
+              <w:rPr>
+                <w:rFonts w:ascii="Calibri" w:hAnsi="Calibri" w:eastAsia="Calibri" w:cs=""/>
+                <w:kern w:val="0"/>
+                <w:sz w:val="22"/>
+                <w:szCs w:val="22"/>
+                <w:lang w:val="pt-BR" w:eastAsia="en-US" w:bidi="ar-SA"/>
+              </w:rPr>
+            </w:pPr>
+            <w:r>
+              <w:rPr>
+                <w:rFonts w:eastAsia="Calibri" w:cs=""/>
+                <w:kern w:val="0"/>
+                <w:sz w:val="22"/>
+                <w:szCs w:val="22"/>
+                <w:lang w:val="pt-BR" w:eastAsia="en-US" w:bidi="ar-SA"/>
+              </w:rPr>
+            </w:r>
+          </w:p>
         </w:tc>
       </w:tr>
       <w:tr>
+        <w:trPr/>
         <w:tc>
           <w:tcPr>
             <w:tcW w:w="9629" w:type="dxa"/>
-            <w:shd w:val="clear" w:color="auto" w:fill="FFFFFF" w:themeFill="background1"/>
+            <w:tcBorders/>
+            <w:shd w:color="auto" w:fill="FFFFFF" w:themeFill="background1" w:val="clear"/>
           </w:tcPr>
           <w:p>
-            <w:r>
-              <w:rPr>
+            <w:pPr>
+              <w:pStyle w:val="Normal"/>
+              <w:widowControl/>
+              <w:spacing w:lineRule="auto" w:line="240" w:before="0" w:after="0"/>
+              <w:jc w:val="left"/>
+              <w:rPr>
+                <w:rFonts w:ascii="Calibri" w:hAnsi="Calibri" w:eastAsia="Calibri" w:cs=""/>
+                <w:kern w:val="0"/>
+                <w:sz w:val="22"/>
+                <w:szCs w:val="22"/>
+                <w:lang w:val="pt-BR" w:eastAsia="en-US" w:bidi="ar-SA"/>
+              </w:rPr>
+            </w:pPr>
+            <w:r>
+              <w:rPr>
+                <w:rFonts w:eastAsia="Calibri" w:cs=""/>
                 <w:b/>
                 <w:bCs/>
-              </w:rPr>
-              <w:t xml:space="preserve">Resultados da simulação — G/G/2/5</w:t>
-            </w:r>
-          </w:p>
-          <w:p>
-            <w:r>
-              <w:t xml:space="preserve">Números pseudoaleatórios utilizados: 100.000</w:t>
-            </w:r>
-          </w:p>
-          <w:p>
-            <w:r>
-              <w:t xml:space="preserve">Tempo global da simulação: 175.234,14</w:t>
-            </w:r>
-          </w:p>
-          <w:p>
-            <w:r>
-              <w:t xml:space="preserve">Clientes perdidos (bloqueados): 0</w:t>
-            </w:r>
-          </w:p>
-          <w:p>
-            <w:r>
-              <w:rPr>
+                <w:kern w:val="0"/>
+                <w:sz w:val="22"/>
+                <w:szCs w:val="22"/>
+                <w:lang w:val="pt-BR" w:eastAsia="en-US" w:bidi="ar-SA"/>
+              </w:rPr>
+              <w:t>Resultados da simulação — G/G/2/5</w:t>
+            </w:r>
+          </w:p>
+          <w:p>
+            <w:pPr>
+              <w:pStyle w:val="Normal"/>
+              <w:widowControl/>
+              <w:spacing w:lineRule="auto" w:line="240" w:before="0" w:after="0"/>
+              <w:jc w:val="left"/>
+              <w:rPr>
+                <w:rFonts w:ascii="Calibri" w:hAnsi="Calibri" w:eastAsia="Calibri" w:cs=""/>
+                <w:kern w:val="0"/>
+                <w:sz w:val="22"/>
+                <w:szCs w:val="22"/>
+                <w:lang w:val="pt-BR" w:eastAsia="en-US" w:bidi="ar-SA"/>
+              </w:rPr>
+            </w:pPr>
+            <w:r>
+              <w:rPr>
+                <w:rFonts w:eastAsia="Calibri" w:cs=""/>
+                <w:kern w:val="0"/>
+                <w:sz w:val="22"/>
+                <w:szCs w:val="22"/>
+                <w:lang w:val="pt-BR" w:eastAsia="en-US" w:bidi="ar-SA"/>
+              </w:rPr>
+              <w:t>Números pseudoaleatórios utilizados: 100.000</w:t>
+            </w:r>
+          </w:p>
+          <w:p>
+            <w:pPr>
+              <w:pStyle w:val="Normal"/>
+              <w:widowControl/>
+              <w:spacing w:lineRule="auto" w:line="240" w:before="0" w:after="0"/>
+              <w:jc w:val="left"/>
+              <w:rPr>
+                <w:rFonts w:ascii="Calibri" w:hAnsi="Calibri" w:eastAsia="Calibri" w:cs=""/>
+                <w:kern w:val="0"/>
+                <w:sz w:val="22"/>
+                <w:szCs w:val="22"/>
+                <w:lang w:val="pt-BR" w:eastAsia="en-US" w:bidi="ar-SA"/>
+              </w:rPr>
+            </w:pPr>
+            <w:r>
+              <w:rPr>
+                <w:rFonts w:eastAsia="Calibri" w:cs=""/>
+                <w:kern w:val="0"/>
+                <w:sz w:val="22"/>
+                <w:szCs w:val="22"/>
+                <w:lang w:val="pt-BR" w:eastAsia="en-US" w:bidi="ar-SA"/>
+              </w:rPr>
+              <w:t>Tempo global da simulação: 175.234,14</w:t>
+            </w:r>
+          </w:p>
+          <w:p>
+            <w:pPr>
+              <w:pStyle w:val="Normal"/>
+              <w:widowControl/>
+              <w:spacing w:lineRule="auto" w:line="240" w:before="0" w:after="0"/>
+              <w:jc w:val="left"/>
+              <w:rPr>
+                <w:rFonts w:ascii="Calibri" w:hAnsi="Calibri" w:eastAsia="Calibri" w:cs=""/>
+                <w:kern w:val="0"/>
+                <w:sz w:val="22"/>
+                <w:szCs w:val="22"/>
+                <w:lang w:val="pt-BR" w:eastAsia="en-US" w:bidi="ar-SA"/>
+              </w:rPr>
+            </w:pPr>
+            <w:r>
+              <w:rPr>
+                <w:rFonts w:eastAsia="Calibri" w:cs=""/>
+                <w:kern w:val="0"/>
+                <w:sz w:val="22"/>
+                <w:szCs w:val="22"/>
+                <w:lang w:val="pt-BR" w:eastAsia="en-US" w:bidi="ar-SA"/>
+              </w:rPr>
+              <w:t>Clientes perdidos (bloqueados): 0</w:t>
+            </w:r>
+          </w:p>
+          <w:p>
+            <w:pPr>
+              <w:pStyle w:val="Normal"/>
+              <w:widowControl/>
+              <w:spacing w:lineRule="auto" w:line="240" w:before="0" w:after="0"/>
+              <w:jc w:val="left"/>
+              <w:rPr>
+                <w:rFonts w:ascii="Calibri" w:hAnsi="Calibri" w:eastAsia="Calibri" w:cs=""/>
+                <w:kern w:val="0"/>
+                <w:sz w:val="22"/>
+                <w:szCs w:val="22"/>
+                <w:lang w:val="pt-BR" w:eastAsia="en-US" w:bidi="ar-SA"/>
+              </w:rPr>
+            </w:pPr>
+            <w:r>
+              <w:rPr>
+                <w:rFonts w:eastAsia="Calibri" w:cs=""/>
                 <w:b/>
                 <w:bCs/>
-              </w:rPr>
-              <w:t xml:space="preserve">Distribuição de probabilidades por estado (tempo acumulado / probabilidade):</w:t>
-            </w:r>
-          </w:p>
-          <w:p>
-            <w:r>
-              <w:t xml:space="preserve">Estado 0: 11.106,09  (6,3379%)</w:t>
-            </w:r>
-          </w:p>
-          <w:p>
-            <w:r>
-              <w:t xml:space="preserve">Estado 1: 128.103,58  (73,1042%)</w:t>
-            </w:r>
-          </w:p>
-          <w:p>
-            <w:r>
-              <w:t xml:space="preserve">Estado 2: 35.911,44  (20,4934%)</w:t>
-            </w:r>
-          </w:p>
-          <w:p>
-            <w:r>
-              <w:t xml:space="preserve">Estado 3: 113,03  (0,0645%)</w:t>
-            </w:r>
-          </w:p>
-          <w:p>
-            <w:r>
-              <w:t xml:space="preserve">Estado 4: 0,00  (0,0000%)</w:t>
-            </w:r>
-          </w:p>
-          <w:p>
-            <w:r>
-              <w:t xml:space="preserve">Estado 5: 0,00  (0,0000%)</w:t>
-            </w:r>
-          </w:p>
-          <w:p>
-            <w:r>
-              <w:rPr>
+                <w:kern w:val="0"/>
+                <w:sz w:val="22"/>
+                <w:szCs w:val="22"/>
+                <w:lang w:val="pt-BR" w:eastAsia="en-US" w:bidi="ar-SA"/>
+              </w:rPr>
+              <w:t>Distribuição de probabilidades por estado (tempo acumulado / probabilidade):</w:t>
+            </w:r>
+          </w:p>
+          <w:p>
+            <w:pPr>
+              <w:pStyle w:val="Normal"/>
+              <w:widowControl/>
+              <w:spacing w:lineRule="auto" w:line="240" w:before="0" w:after="0"/>
+              <w:jc w:val="left"/>
+              <w:rPr>
+                <w:rFonts w:ascii="Calibri" w:hAnsi="Calibri" w:eastAsia="Calibri" w:cs=""/>
+                <w:kern w:val="0"/>
+                <w:sz w:val="22"/>
+                <w:szCs w:val="22"/>
+                <w:lang w:val="pt-BR" w:eastAsia="en-US" w:bidi="ar-SA"/>
+              </w:rPr>
+            </w:pPr>
+            <w:r>
+              <w:rPr>
+                <w:rFonts w:eastAsia="Calibri" w:cs=""/>
+                <w:kern w:val="0"/>
+                <w:sz w:val="22"/>
+                <w:szCs w:val="22"/>
+                <w:lang w:val="pt-BR" w:eastAsia="en-US" w:bidi="ar-SA"/>
+              </w:rPr>
+              <w:t>Estado 0: 11.106,09  (6,3379%)</w:t>
+            </w:r>
+          </w:p>
+          <w:p>
+            <w:pPr>
+              <w:pStyle w:val="Normal"/>
+              <w:widowControl/>
+              <w:spacing w:lineRule="auto" w:line="240" w:before="0" w:after="0"/>
+              <w:jc w:val="left"/>
+              <w:rPr>
+                <w:rFonts w:ascii="Calibri" w:hAnsi="Calibri" w:eastAsia="Calibri" w:cs=""/>
+                <w:kern w:val="0"/>
+                <w:sz w:val="22"/>
+                <w:szCs w:val="22"/>
+                <w:lang w:val="pt-BR" w:eastAsia="en-US" w:bidi="ar-SA"/>
+              </w:rPr>
+            </w:pPr>
+            <w:r>
+              <w:rPr>
+                <w:rFonts w:eastAsia="Calibri" w:cs=""/>
+                <w:kern w:val="0"/>
+                <w:sz w:val="22"/>
+                <w:szCs w:val="22"/>
+                <w:lang w:val="pt-BR" w:eastAsia="en-US" w:bidi="ar-SA"/>
+              </w:rPr>
+              <w:t>Estado 1: 128.103,58  (73,1042%)</w:t>
+            </w:r>
+          </w:p>
+          <w:p>
+            <w:pPr>
+              <w:pStyle w:val="Normal"/>
+              <w:widowControl/>
+              <w:spacing w:lineRule="auto" w:line="240" w:before="0" w:after="0"/>
+              <w:jc w:val="left"/>
+              <w:rPr>
+                <w:rFonts w:ascii="Calibri" w:hAnsi="Calibri" w:eastAsia="Calibri" w:cs=""/>
+                <w:kern w:val="0"/>
+                <w:sz w:val="22"/>
+                <w:szCs w:val="22"/>
+                <w:lang w:val="pt-BR" w:eastAsia="en-US" w:bidi="ar-SA"/>
+              </w:rPr>
+            </w:pPr>
+            <w:r>
+              <w:rPr>
+                <w:rFonts w:eastAsia="Calibri" w:cs=""/>
+                <w:kern w:val="0"/>
+                <w:sz w:val="22"/>
+                <w:szCs w:val="22"/>
+                <w:lang w:val="pt-BR" w:eastAsia="en-US" w:bidi="ar-SA"/>
+              </w:rPr>
+              <w:t>Estado 2: 35.911,44  (20,4934%)</w:t>
+            </w:r>
+          </w:p>
+          <w:p>
+            <w:pPr>
+              <w:pStyle w:val="Normal"/>
+              <w:widowControl/>
+              <w:spacing w:lineRule="auto" w:line="240" w:before="0" w:after="0"/>
+              <w:jc w:val="left"/>
+              <w:rPr>
+                <w:rFonts w:ascii="Calibri" w:hAnsi="Calibri" w:eastAsia="Calibri" w:cs=""/>
+                <w:kern w:val="0"/>
+                <w:sz w:val="22"/>
+                <w:szCs w:val="22"/>
+                <w:lang w:val="pt-BR" w:eastAsia="en-US" w:bidi="ar-SA"/>
+              </w:rPr>
+            </w:pPr>
+            <w:r>
+              <w:rPr>
+                <w:rFonts w:eastAsia="Calibri" w:cs=""/>
+                <w:kern w:val="0"/>
+                <w:sz w:val="22"/>
+                <w:szCs w:val="22"/>
+                <w:lang w:val="pt-BR" w:eastAsia="en-US" w:bidi="ar-SA"/>
+              </w:rPr>
+              <w:t>Estado 3: 113,03  (0,0645%)</w:t>
+            </w:r>
+          </w:p>
+          <w:p>
+            <w:pPr>
+              <w:pStyle w:val="Normal"/>
+              <w:widowControl/>
+              <w:spacing w:lineRule="auto" w:line="240" w:before="0" w:after="0"/>
+              <w:jc w:val="left"/>
+              <w:rPr>
+                <w:rFonts w:ascii="Calibri" w:hAnsi="Calibri" w:eastAsia="Calibri" w:cs=""/>
+                <w:kern w:val="0"/>
+                <w:sz w:val="22"/>
+                <w:szCs w:val="22"/>
+                <w:lang w:val="pt-BR" w:eastAsia="en-US" w:bidi="ar-SA"/>
+              </w:rPr>
+            </w:pPr>
+            <w:r>
+              <w:rPr>
+                <w:rFonts w:eastAsia="Calibri" w:cs=""/>
+                <w:kern w:val="0"/>
+                <w:sz w:val="22"/>
+                <w:szCs w:val="22"/>
+                <w:lang w:val="pt-BR" w:eastAsia="en-US" w:bidi="ar-SA"/>
+              </w:rPr>
+              <w:t>Estado 4: 0,00  (0,0000%)</w:t>
+            </w:r>
+          </w:p>
+          <w:p>
+            <w:pPr>
+              <w:pStyle w:val="Normal"/>
+              <w:widowControl/>
+              <w:spacing w:lineRule="auto" w:line="240" w:before="0" w:after="0"/>
+              <w:jc w:val="left"/>
+              <w:rPr>
+                <w:rFonts w:ascii="Calibri" w:hAnsi="Calibri" w:eastAsia="Calibri" w:cs=""/>
+                <w:kern w:val="0"/>
+                <w:sz w:val="22"/>
+                <w:szCs w:val="22"/>
+                <w:lang w:val="pt-BR" w:eastAsia="en-US" w:bidi="ar-SA"/>
+              </w:rPr>
+            </w:pPr>
+            <w:r>
+              <w:rPr>
+                <w:rFonts w:eastAsia="Calibri" w:cs=""/>
+                <w:kern w:val="0"/>
+                <w:sz w:val="22"/>
+                <w:szCs w:val="22"/>
+                <w:lang w:val="pt-BR" w:eastAsia="en-US" w:bidi="ar-SA"/>
+              </w:rPr>
+              <w:t>Estado 5: 0,00  (0,0000%)</w:t>
+            </w:r>
+          </w:p>
+          <w:p>
+            <w:pPr>
+              <w:pStyle w:val="Normal"/>
+              <w:widowControl/>
+              <w:spacing w:lineRule="auto" w:line="240" w:before="0" w:after="0"/>
+              <w:jc w:val="left"/>
+              <w:rPr>
+                <w:rFonts w:ascii="Calibri" w:hAnsi="Calibri" w:eastAsia="Calibri" w:cs=""/>
+                <w:kern w:val="0"/>
+                <w:sz w:val="22"/>
+                <w:szCs w:val="22"/>
+                <w:lang w:val="pt-BR" w:eastAsia="en-US" w:bidi="ar-SA"/>
+              </w:rPr>
+            </w:pPr>
+            <w:r>
+              <w:rPr>
+                <w:rFonts w:eastAsia="Calibri" w:cs=""/>
                 <w:b/>
                 <w:bCs/>
-              </w:rPr>
-              <w:t xml:space="preserve">Análise:</w:t>
-            </w:r>
-          </w:p>
-          <w:p>
-            <w:r>
-              <w:t xml:space="preserve">Com dois servidores, ρ ≈ 4,0/(2×3,5) ≈ 0,571 &lt; 1, portanto o sistema é estável. Ele fica concentrado nos estados 0, 1 e 2 (praticamente 100% do tempo de simulação), com uma ocorrência residual do estado 3 (0,06%) e nenhuma passagem pelos estados 4 e 5. Não houve nenhuma perda de cliente.</w:t>
-            </w:r>
-          </w:p>
-          <w:p/>
-          <w:p/>
-          <w:p/>
-          <w:p/>
-          <w:p/>
+                <w:kern w:val="0"/>
+                <w:sz w:val="22"/>
+                <w:szCs w:val="22"/>
+                <w:lang w:val="pt-BR" w:eastAsia="en-US" w:bidi="ar-SA"/>
+              </w:rPr>
+              <w:t>Análise:</w:t>
+            </w:r>
+          </w:p>
+          <w:p>
+            <w:pPr>
+              <w:pStyle w:val="Normal"/>
+              <w:widowControl/>
+              <w:spacing w:lineRule="auto" w:line="240" w:before="0" w:after="0"/>
+              <w:jc w:val="left"/>
+              <w:rPr>
+                <w:rFonts w:ascii="Calibri" w:hAnsi="Calibri" w:eastAsia="Calibri" w:cs=""/>
+                <w:kern w:val="0"/>
+                <w:sz w:val="22"/>
+                <w:szCs w:val="22"/>
+                <w:lang w:val="pt-BR" w:eastAsia="en-US" w:bidi="ar-SA"/>
+              </w:rPr>
+            </w:pPr>
+            <w:r>
+              <w:rPr>
+                <w:rFonts w:eastAsia="Calibri" w:cs=""/>
+                <w:kern w:val="0"/>
+                <w:sz w:val="22"/>
+                <w:szCs w:val="22"/>
+                <w:lang w:val="pt-BR" w:eastAsia="en-US" w:bidi="ar-SA"/>
+              </w:rPr>
+              <w:t>Com dois servidores, ρ ≈ 4,0/(2×3,5) ≈ 0,571 &lt; 1, portanto o sistema é estável. Ele fica concentrado nos estados 0, 1 e 2 (praticamente 100% do tempo de simulação), com uma ocorrência residual do estado 3 (0,06%) e nenhuma passagem pelos estados 4 e 5. Não houve nenhuma perda de cliente.</w:t>
+            </w:r>
+          </w:p>
         </w:tc>
       </w:tr>
     </w:tbl>
     <w:p>
       <w:pPr>
+        <w:pStyle w:val="Normal"/>
+        <w:spacing w:before="0" w:after="160"/>
         <w:jc w:val="both"/>
         <w:rPr>
           <w:b/>
         </w:rPr>
       </w:pPr>
+      <w:r>
+        <w:rPr>
+          <w:b/>
+        </w:rPr>
+      </w:r>
     </w:p>
     <w:sectPr>
-      <w:headerReference w:type="default" r:id="rId11"/>
+      <w:headerReference w:type="even" r:id="rId3"/>
+      <w:headerReference w:type="default" r:id="rId4"/>
+      <w:headerReference w:type="first" r:id="rId5"/>
+      <w:type w:val="nextPage"/>
       <w:pgSz w:w="11906" w:h="16838"/>
-      <w:pgMar w:top="799" w:right="1133" w:bottom="142" w:left="1134" w:header="708" w:footer="708" w:gutter="0"/>
-      <w:cols w:space="708"/>
-      <w:docGrid w:linePitch="360"/>
+      <w:pgMar w:left="1134" w:right="1133" w:gutter="0" w:header="708" w:top="799" w:footer="0" w:bottom="142"/>
+      <w:pgNumType w:fmt="decimal"/>
+      <w:formProt w:val="false"/>
+      <w:textDirection w:val="lrTb"/>
+      <w:docGrid w:type="default" w:linePitch="360" w:charSpace="4096"/>
     </w:sectPr>
   </w:body>
 </w:document>
 </file>
 
-<file path=word/endnotes.xml><?xml version="1.0" encoding="utf-8"?>
-<w:endnotes xmlns:wpc="http://schemas.microsoft.com/office/word/2010/wordprocessingCanvas" xmlns:cx="http://schemas.microsoft.com/office/drawing/2014/chartex" xmlns:cx1="http://schemas.microsoft.com/office/drawing/2015/9/8/chartex" xmlns:cx2="http://schemas.microsoft.com/office/drawing/2015/10/21/chartex" xmlns:cx3="http://schemas.microsoft.com/office/drawing/2016/5/9/chartex" xmlns:cx4="http://schemas.microsoft.com/office/drawing/2016/5/10/chartex" xmlns:cx5="http://schemas.microsoft.com/office/drawing/2016/5/11/chartex" xmlns:cx6="http://schemas.microsoft.com/office/drawing/2016/5/12/chartex" xmlns:cx7="http://schemas.microsoft.com/office/drawing/2016/5/13/chartex" xmlns:cx8="http://schemas.microsoft.com/office/drawing/2016/5/14/chartex" xmlns:mc="http://schemas.openxmlformats.org/markup-compatibility/2006" xmlns:aink="http://schemas.microsoft.com/office/drawing/2016/ink" xmlns:am3d="http://schemas.microsoft.com/office/drawing/2017/model3d" xmlns:o="urn:schemas-microsoft-com:office:office" xmlns:oel="http://schemas.microsoft.com/office/2019/extlst" xmlns:r="http://schemas.openxmlformats.org/officeDocument/2006/relationships" xmlns:m="http://schemas.openxmlformats.org/officeDocument/2006/math" xmlns:v="urn:schemas-microsoft-com:vml" xmlns:wp14="http://schemas.microsoft.com/office/word/2010/wordprocessingDrawing" xmlns:wp="http://schemas.openxmlformats.org/drawingml/2006/wordprocessingDrawing" xmlns:w10="urn:schemas-microsoft-com:office:word" xmlns:w="http://schemas.openxmlformats.org/wordprocessingml/2006/main" xmlns:w14="http://schemas.microsoft.com/office/word/2010/wordml" xmlns:w15="http://schemas.microsoft.com/office/word/2012/wordml" xmlns:w16cex="http://schemas.microsoft.com/office/word/2018/wordml/cex" xmlns:w16cid="http://schemas.microsoft.com/office/word/2016/wordml/cid" xmlns:w16="http://schemas.microsoft.com/office/word/2018/wordml" xmlns:w16sdtdh="http://schemas.microsoft.com/office/word/2020/wordml/sdtdatahash" xmlns:w16se="http://schemas.microsoft.com/office/word/2015/wordml/symex" xmlns:wpg="http://schemas.microsoft.com/office/word/2010/wordprocessingGroup" xmlns:wpi="http://schemas.microsoft.com/office/word/2010/wordprocessingInk" xmlns:wne="http://schemas.microsoft.com/office/word/2006/wordml" xmlns:wps="http://schemas.microsoft.com/office/word/2010/wordprocessingShape" mc:Ignorable="w14 w15 w16se w16cid w16 w16cex w16sdtdh wp14">
-  <w:endnote w:type="separator" w:id="-1">
-    <w:p>
-      <w:pPr>
-        <w:spacing w:after="0" w:line="240" w:lineRule="auto"/>
-      </w:pPr>
-      <w:r>
-        <w:separator/>
-      </w:r>
-    </w:p>
-  </w:endnote>
-  <w:endnote w:type="continuationSeparator" w:id="0">
-    <w:p>
-      <w:pPr>
-        <w:spacing w:after="0" w:line="240" w:lineRule="auto"/>
-      </w:pPr>
-      <w:r>
-        <w:continuationSeparator/>
-      </w:r>
-    </w:p>
-  </w:endnote>
-</w:endnotes>
-</file>
-
-<file path=word/footnotes.xml><?xml version="1.0" encoding="utf-8"?>
-<w:footnotes xmlns:wpc="http://schemas.microsoft.com/office/word/2010/wordprocessingCanvas" xmlns:cx="http://schemas.microsoft.com/office/drawing/2014/chartex" xmlns:cx1="http://schemas.microsoft.com/office/drawing/2015/9/8/chartex" xmlns:cx2="http://schemas.microsoft.com/office/drawing/2015/10/21/chartex" xmlns:cx3="http://schemas.microsoft.com/office/drawing/2016/5/9/chartex" xmlns:cx4="http://schemas.microsoft.com/office/drawing/2016/5/10/chartex" xmlns:cx5="http://schemas.microsoft.com/office/drawing/2016/5/11/chartex" xmlns:cx6="http://schemas.microsoft.com/office/drawing/2016/5/12/chartex" xmlns:cx7="http://schemas.microsoft.com/office/drawing/2016/5/13/chartex" xmlns:cx8="http://schemas.microsoft.com/office/drawing/2016/5/14/chartex" xmlns:mc="http://schemas.openxmlformats.org/markup-compatibility/2006" xmlns:aink="http://schemas.microsoft.com/office/drawing/2016/ink" xmlns:am3d="http://schemas.microsoft.com/office/drawing/2017/model3d" xmlns:o="urn:schemas-microsoft-com:office:office" xmlns:oel="http://schemas.microsoft.com/office/2019/extlst" xmlns:r="http://schemas.openxmlformats.org/officeDocument/2006/relationships" xmlns:m="http://schemas.openxmlformats.org/officeDocument/2006/math" xmlns:v="urn:schemas-microsoft-com:vml" xmlns:wp14="http://schemas.microsoft.com/office/word/2010/wordprocessingDrawing" xmlns:wp="http://schemas.openxmlformats.org/drawingml/2006/wordprocessingDrawing" xmlns:w10="urn:schemas-microsoft-com:office:word" xmlns:w="http://schemas.openxmlformats.org/wordprocessingml/2006/main" xmlns:w14="http://schemas.microsoft.com/office/word/2010/wordml" xmlns:w15="http://schemas.microsoft.com/office/word/2012/wordml" xmlns:w16cex="http://schemas.microsoft.com/office/word/2018/wordml/cex" xmlns:w16cid="http://schemas.microsoft.com/office/word/2016/wordml/cid" xmlns:w16="http://schemas.microsoft.com/office/word/2018/wordml" xmlns:w16sdtdh="http://schemas.microsoft.com/office/word/2020/wordml/sdtdatahash" xmlns:w16se="http://schemas.microsoft.com/office/word/2015/wordml/symex" xmlns:wpg="http://schemas.microsoft.com/office/word/2010/wordprocessingGroup" xmlns:wpi="http://schemas.microsoft.com/office/word/2010/wordprocessingInk" xmlns:wne="http://schemas.microsoft.com/office/word/2006/wordml" xmlns:wps="http://schemas.microsoft.com/office/word/2010/wordprocessingShape" mc:Ignorable="w14 w15 w16se w16cid w16 w16cex w16sdtdh wp14">
-  <w:footnote w:type="separator" w:id="-1">
-    <w:p>
-      <w:pPr>
-        <w:spacing w:after="0" w:line="240" w:lineRule="auto"/>
-      </w:pPr>
-      <w:r>
-        <w:separator/>
-      </w:r>
-    </w:p>
-  </w:footnote>
-  <w:footnote w:type="continuationSeparator" w:id="0">
-    <w:p>
-      <w:pPr>
-        <w:spacing w:after="0" w:line="240" w:lineRule="auto"/>
-      </w:pPr>
-      <w:r>
-        <w:continuationSeparator/>
-      </w:r>
-    </w:p>
-  </w:footnote>
-</w:footnotes>
-</file>
-
 <file path=word/header1.xml><?xml version="1.0" encoding="utf-8"?>
-<w:hdr xmlns:wpc="http://schemas.microsoft.com/office/word/2010/wordprocessingCanvas" xmlns:cx="http://schemas.microsoft.com/office/drawing/2014/chartex" xmlns:cx1="http://schemas.microsoft.com/office/drawing/2015/9/8/chartex" xmlns:cx2="http://schemas.microsoft.com/office/drawing/2015/10/21/chartex" xmlns:cx3="http://schemas.microsoft.com/office/drawing/2016/5/9/chartex" xmlns:cx4="http://schemas.microsoft.com/office/drawing/2016/5/10/chartex" xmlns:cx5="http://schemas.microsoft.com/office/drawing/2016/5/11/chartex" xmlns:cx6="http://schemas.microsoft.com/office/drawing/2016/5/12/chartex" xmlns:cx7="http://schemas.microsoft.com/office/drawing/2016/5/13/chartex" xmlns:cx8="http://schemas.microsoft.com/office/drawing/2016/5/14/chartex" xmlns:mc="http://schemas.openxmlformats.org/markup-compatibility/2006" xmlns:aink="http://schemas.microsoft.com/office/drawing/2016/ink" xmlns:am3d="http://schemas.microsoft.com/office/drawing/2017/model3d" xmlns:o="urn:schemas-microsoft-com:office:office" xmlns:oel="http://schemas.microsoft.com/office/2019/extlst" xmlns:r="http://schemas.openxmlformats.org/officeDocument/2006/relationships" xmlns:m="http://schemas.openxmlformats.org/officeDocument/2006/math" xmlns:v="urn:schemas-microsoft-com:vml" xmlns:wp14="http://schemas.microsoft.com/office/word/2010/wordprocessingDrawing" xmlns:wp="http://schemas.openxmlformats.org/drawingml/2006/wordprocessingDrawing" xmlns:w10="urn:schemas-microsoft-com:office:word" xmlns:w="http://schemas.openxmlformats.org/wordprocessingml/2006/main" xmlns:w14="http://schemas.microsoft.com/office/word/2010/wordml" xmlns:w15="http://schemas.microsoft.com/office/word/2012/wordml" xmlns:w16cex="http://schemas.microsoft.com/office/word/2018/wordml/cex" xmlns:w16cid="http://schemas.microsoft.com/office/word/2016/wordml/cid" xmlns:w16="http://schemas.microsoft.com/office/word/2018/wordml" xmlns:w16sdtdh="http://schemas.microsoft.com/office/word/2020/wordml/sdtdatahash" xmlns:w16se="http://schemas.microsoft.com/office/word/2015/wordml/symex" xmlns:wpg="http://schemas.microsoft.com/office/word/2010/wordprocessingGroup" xmlns:wpi="http://schemas.microsoft.com/office/word/2010/wordprocessingInk" xmlns:wne="http://schemas.microsoft.com/office/word/2006/wordml" xmlns:wps="http://schemas.microsoft.com/office/word/2010/wordprocessingShape" mc:Ignorable="w14 w15 w16se w16cid w16 w16cex w16sdtdh wp14">
+<w:hdr xmlns:o="urn:schemas-microsoft-com:office:office" xmlns:r="http://schemas.openxmlformats.org/officeDocument/2006/relationships" xmlns:v="urn:schemas-microsoft-com:vml" xmlns:w="http://schemas.openxmlformats.org/wordprocessingml/2006/main" xmlns:w10="urn:schemas-microsoft-com:office:word" xmlns:wp="http://schemas.openxmlformats.org/drawingml/2006/wordprocessingDrawing" xmlns:pic="http://schemas.openxmlformats.org/drawingml/2006/picture" xmlns:wps="http://schemas.microsoft.com/office/word/2010/wordprocessingShape" xmlns:wpg="http://schemas.microsoft.com/office/word/2010/wordprocessingGroup" xmlns:mc="http://schemas.openxmlformats.org/markup-compatibility/2006" xmlns:wp14="http://schemas.microsoft.com/office/word/2010/wordprocessingDrawing" xmlns:w14="http://schemas.microsoft.com/office/word/2010/wordml" xmlns:w15="http://schemas.microsoft.com/office/word/2012/wordml" mc:Ignorable="w14 wp14 w15">
   <w:p>
     <w:pPr>
       <w:pStyle w:val="Header"/>
+      <w:rPr/>
     </w:pPr>
     <w:r>
-      <w:rPr>
-        <w:noProof/>
-        <w:lang w:eastAsia="pt-BR"/>
-      </w:rPr>
+      <w:rPr/>
+    </w:r>
+  </w:p>
+</w:hdr>
+</file>
+
+<file path=word/header2.xml><?xml version="1.0" encoding="utf-8"?>
+<w:hdr xmlns:o="urn:schemas-microsoft-com:office:office" xmlns:r="http://schemas.openxmlformats.org/officeDocument/2006/relationships" xmlns:v="urn:schemas-microsoft-com:vml" xmlns:w="http://schemas.openxmlformats.org/wordprocessingml/2006/main" xmlns:w10="urn:schemas-microsoft-com:office:word" xmlns:wp="http://schemas.openxmlformats.org/drawingml/2006/wordprocessingDrawing" xmlns:pic="http://schemas.openxmlformats.org/drawingml/2006/picture" xmlns:wps="http://schemas.microsoft.com/office/word/2010/wordprocessingShape" xmlns:wpg="http://schemas.microsoft.com/office/word/2010/wordprocessingGroup" xmlns:mc="http://schemas.openxmlformats.org/markup-compatibility/2006" xmlns:wp14="http://schemas.microsoft.com/office/word/2010/wordprocessingDrawing" xmlns:w14="http://schemas.microsoft.com/office/word/2010/wordml" xmlns:w15="http://schemas.microsoft.com/office/word/2012/wordml" mc:Ignorable="w14 wp14 w15">
+  <w:p>
+    <w:pPr>
+      <w:pStyle w:val="Header"/>
+      <w:rPr/>
+    </w:pPr>
+    <w:r>
+      <w:rPr/>
       <w:drawing>
-        <wp:anchor distT="0" distB="0" distL="114300" distR="114300" simplePos="0" relativeHeight="251659264" behindDoc="0" locked="0" layoutInCell="1" allowOverlap="1" wp14:anchorId="0401DB08" wp14:editId="69FCC6B2">
+        <wp:anchor behindDoc="1" distT="0" distB="0" distL="114300" distR="114300" simplePos="0" locked="0" layoutInCell="0" allowOverlap="1" relativeHeight="4">
           <wp:simplePos x="0" y="0"/>
           <wp:positionH relativeFrom="page">
             <wp:posOffset>70485</wp:posOffset>
@@ -649,9 +1603,9 @@
             <wp:posOffset>-381635</wp:posOffset>
           </wp:positionV>
           <wp:extent cx="7413625" cy="1059180"/>
-          <wp:effectExtent l="0" t="0" r="0" b="7620"/>
+          <wp:effectExtent l="0" t="0" r="0" b="0"/>
           <wp:wrapSquare wrapText="bothSides"/>
-          <wp:docPr id="1" name="Imagem 1" descr="Interface gráfica do usuário, Texto, Aplicativo&#10;&#10;Descrição gerada automaticamente"/>
+          <wp:docPr id="2" name="Figura2" descr="Interface gráfica do usuário, Texto, Aplicativo&#10;&#10;Descrição gerada automaticamente"/>
           <wp:cNvGraphicFramePr>
             <a:graphicFrameLocks xmlns:a="http://schemas.openxmlformats.org/drawingml/2006/main" noChangeAspect="1"/>
           </wp:cNvGraphicFramePr>
@@ -659,22 +1613,18 @@
             <a:graphicData uri="http://schemas.openxmlformats.org/drawingml/2006/picture">
               <pic:pic xmlns:pic="http://schemas.openxmlformats.org/drawingml/2006/picture">
                 <pic:nvPicPr>
-                  <pic:cNvPr id="1" name="Imagem 1" descr="Interface gráfica do usuário, Texto, Aplicativo&#10;&#10;Descrição gerada automaticamente"/>
-                  <pic:cNvPicPr/>
+                  <pic:cNvPr id="2" name="Figura2" descr="Interface gráfica do usuário, Texto, Aplicativo&#10;&#10;Descrição gerada automaticamente"/>
+                  <pic:cNvPicPr>
+                    <a:picLocks noChangeAspect="1" noChangeArrowheads="1"/>
+                  </pic:cNvPicPr>
                 </pic:nvPicPr>
                 <pic:blipFill>
-                  <a:blip r:embed="rId1">
-                    <a:extLst>
-                      <a:ext uri="{28A0092B-C50C-407E-A947-70E740481C1C}">
-                        <a14:useLocalDpi xmlns:a14="http://schemas.microsoft.com/office/drawing/2010/main" val="0"/>
-                      </a:ext>
-                    </a:extLst>
-                  </a:blip>
+                  <a:blip r:embed="rId1"/>
                   <a:stretch>
                     <a:fillRect/>
                   </a:stretch>
                 </pic:blipFill>
-                <pic:spPr>
+                <pic:spPr bwMode="auto">
                   <a:xfrm>
                     <a:off x="0" y="0"/>
                     <a:ext cx="7413625" cy="1059180"/>
@@ -682,16 +1632,11 @@
                   <a:prstGeom prst="rect">
                     <a:avLst/>
                   </a:prstGeom>
+                  <a:noFill/>
                 </pic:spPr>
               </pic:pic>
             </a:graphicData>
           </a:graphic>
-          <wp14:sizeRelH relativeFrom="margin">
-            <wp14:pctWidth>0</wp14:pctWidth>
-          </wp14:sizeRelH>
-          <wp14:sizeRelV relativeFrom="margin">
-            <wp14:pctHeight>0</wp14:pctHeight>
-          </wp14:sizeRelV>
         </wp:anchor>
       </w:drawing>
     </w:r>
@@ -699,741 +1644,339 @@
   <w:p>
     <w:pPr>
       <w:pStyle w:val="Header"/>
+      <w:rPr/>
     </w:pPr>
+    <w:r>
+      <w:rPr/>
+    </w:r>
+  </w:p>
+</w:hdr>
+</file>
+
+<file path=word/header3.xml><?xml version="1.0" encoding="utf-8"?>
+<w:hdr xmlns:o="urn:schemas-microsoft-com:office:office" xmlns:r="http://schemas.openxmlformats.org/officeDocument/2006/relationships" xmlns:v="urn:schemas-microsoft-com:vml" xmlns:w="http://schemas.openxmlformats.org/wordprocessingml/2006/main" xmlns:w10="urn:schemas-microsoft-com:office:word" xmlns:wp="http://schemas.openxmlformats.org/drawingml/2006/wordprocessingDrawing" xmlns:pic="http://schemas.openxmlformats.org/drawingml/2006/picture" xmlns:wps="http://schemas.microsoft.com/office/word/2010/wordprocessingShape" xmlns:wpg="http://schemas.microsoft.com/office/word/2010/wordprocessingGroup" xmlns:mc="http://schemas.openxmlformats.org/markup-compatibility/2006" xmlns:wp14="http://schemas.microsoft.com/office/word/2010/wordprocessingDrawing" xmlns:w14="http://schemas.microsoft.com/office/word/2010/wordml" xmlns:w15="http://schemas.microsoft.com/office/word/2012/wordml" mc:Ignorable="w14 wp14 w15">
+  <w:p>
+    <w:pPr>
+      <w:pStyle w:val="Header"/>
+      <w:rPr/>
+    </w:pPr>
+    <w:r>
+      <w:rPr/>
+      <w:drawing>
+        <wp:anchor behindDoc="1" distT="0" distB="0" distL="114300" distR="114300" simplePos="0" locked="0" layoutInCell="0" allowOverlap="1" relativeHeight="4">
+          <wp:simplePos x="0" y="0"/>
+          <wp:positionH relativeFrom="page">
+            <wp:posOffset>70485</wp:posOffset>
+          </wp:positionH>
+          <wp:positionV relativeFrom="paragraph">
+            <wp:posOffset>-381635</wp:posOffset>
+          </wp:positionV>
+          <wp:extent cx="7413625" cy="1059180"/>
+          <wp:effectExtent l="0" t="0" r="0" b="0"/>
+          <wp:wrapSquare wrapText="bothSides"/>
+          <wp:docPr id="3" name="Figura2" descr="Interface gráfica do usuário, Texto, Aplicativo&#10;&#10;Descrição gerada automaticamente"/>
+          <wp:cNvGraphicFramePr>
+            <a:graphicFrameLocks xmlns:a="http://schemas.openxmlformats.org/drawingml/2006/main" noChangeAspect="1"/>
+          </wp:cNvGraphicFramePr>
+          <a:graphic xmlns:a="http://schemas.openxmlformats.org/drawingml/2006/main">
+            <a:graphicData uri="http://schemas.openxmlformats.org/drawingml/2006/picture">
+              <pic:pic xmlns:pic="http://schemas.openxmlformats.org/drawingml/2006/picture">
+                <pic:nvPicPr>
+                  <pic:cNvPr id="3" name="Figura2" descr="Interface gráfica do usuário, Texto, Aplicativo&#10;&#10;Descrição gerada automaticamente"/>
+                  <pic:cNvPicPr>
+                    <a:picLocks noChangeAspect="1" noChangeArrowheads="1"/>
+                  </pic:cNvPicPr>
+                </pic:nvPicPr>
+                <pic:blipFill>
+                  <a:blip r:embed="rId1"/>
+                  <a:stretch>
+                    <a:fillRect/>
+                  </a:stretch>
+                </pic:blipFill>
+                <pic:spPr bwMode="auto">
+                  <a:xfrm>
+                    <a:off x="0" y="0"/>
+                    <a:ext cx="7413625" cy="1059180"/>
+                  </a:xfrm>
+                  <a:prstGeom prst="rect">
+                    <a:avLst/>
+                  </a:prstGeom>
+                  <a:noFill/>
+                </pic:spPr>
+              </pic:pic>
+            </a:graphicData>
+          </a:graphic>
+        </wp:anchor>
+      </w:drawing>
+    </w:r>
+  </w:p>
+  <w:p>
+    <w:pPr>
+      <w:pStyle w:val="Header"/>
+      <w:rPr/>
+    </w:pPr>
+    <w:r>
+      <w:rPr/>
+    </w:r>
   </w:p>
 </w:hdr>
 </file>
 
 <file path=word/numbering.xml><?xml version="1.0" encoding="utf-8"?>
-<w:numbering xmlns:wpc="http://schemas.microsoft.com/office/word/2010/wordprocessingCanvas" xmlns:cx="http://schemas.microsoft.com/office/drawing/2014/chartex" xmlns:cx1="http://schemas.microsoft.com/office/drawing/2015/9/8/chartex" xmlns:cx2="http://schemas.microsoft.com/office/drawing/2015/10/21/chartex" xmlns:cx3="http://schemas.microsoft.com/office/drawing/2016/5/9/chartex" xmlns:cx4="http://schemas.microsoft.com/office/drawing/2016/5/10/chartex" xmlns:cx5="http://schemas.microsoft.com/office/drawing/2016/5/11/chartex" xmlns:cx6="http://schemas.microsoft.com/office/drawing/2016/5/12/chartex" xmlns:cx7="http://schemas.microsoft.com/office/drawing/2016/5/13/chartex" xmlns:cx8="http://schemas.microsoft.com/office/drawing/2016/5/14/chartex" xmlns:mc="http://schemas.openxmlformats.org/markup-compatibility/2006" xmlns:aink="http://schemas.microsoft.com/office/drawing/2016/ink" xmlns:am3d="http://schemas.microsoft.com/office/drawing/2017/model3d" xmlns:o="urn:schemas-microsoft-com:office:office" xmlns:oel="http://schemas.microsoft.com/office/2019/extlst" xmlns:r="http://schemas.openxmlformats.org/officeDocument/2006/relationships" xmlns:m="http://schemas.openxmlformats.org/officeDocument/2006/math" xmlns:v="urn:schemas-microsoft-com:vml" xmlns:wp14="http://schemas.microsoft.com/office/word/2010/wordprocessingDrawing" xmlns:wp="http://schemas.openxmlformats.org/drawingml/2006/wordprocessingDrawing" xmlns:w10="urn:schemas-microsoft-com:office:word" xmlns:w="http://schemas.openxmlformats.org/wordprocessingml/2006/main" xmlns:w14="http://schemas.microsoft.com/office/word/2010/wordml" xmlns:w15="http://schemas.microsoft.com/office/word/2012/wordml" xmlns:w16cex="http://schemas.microsoft.com/office/word/2018/wordml/cex" xmlns:w16cid="http://schemas.microsoft.com/office/word/2016/wordml/cid" xmlns:w16="http://schemas.microsoft.com/office/word/2018/wordml" xmlns:w16sdtdh="http://schemas.microsoft.com/office/word/2020/wordml/sdtdatahash" xmlns:w16se="http://schemas.microsoft.com/office/word/2015/wordml/symex" xmlns:wpg="http://schemas.microsoft.com/office/word/2010/wordprocessingGroup" xmlns:wpi="http://schemas.microsoft.com/office/word/2010/wordprocessingInk" xmlns:wne="http://schemas.microsoft.com/office/word/2006/wordml" xmlns:wps="http://schemas.microsoft.com/office/word/2010/wordprocessingShape" mc:Ignorable="w14 w15 w16se w16cid w16 w16cex w16sdtdh wp14">
-  <w:abstractNum w:abstractNumId="0" w15:restartNumberingAfterBreak="0">
-    <w:nsid w:val="06CE4B87"/>
-    <w:multiLevelType w:val="hybridMultilevel"/>
-    <w:tmpl w:val="7786D3C8"/>
-    <w:lvl w:ilvl="0" w:tplc="04160001">
-      <w:start w:val="1"/>
-      <w:numFmt w:val="bullet"/>
-      <w:lvlText w:val=""/>
-      <w:lvlJc w:val="left"/>
-      <w:pPr>
-        <w:ind w:left="2136" w:hanging="360"/>
-      </w:pPr>
-      <w:rPr>
-        <w:rFonts w:ascii="Symbol" w:hAnsi="Symbol" w:hint="default"/>
-      </w:rPr>
-    </w:lvl>
-    <w:lvl w:ilvl="1" w:tplc="04160003" w:tentative="1">
-      <w:start w:val="1"/>
-      <w:numFmt w:val="bullet"/>
-      <w:lvlText w:val="o"/>
-      <w:lvlJc w:val="left"/>
-      <w:pPr>
-        <w:ind w:left="2856" w:hanging="360"/>
-      </w:pPr>
-      <w:rPr>
-        <w:rFonts w:ascii="Courier New" w:hAnsi="Courier New" w:cs="Courier New" w:hint="default"/>
-      </w:rPr>
-    </w:lvl>
-    <w:lvl w:ilvl="2" w:tplc="04160005" w:tentative="1">
-      <w:start w:val="1"/>
-      <w:numFmt w:val="bullet"/>
-      <w:lvlText w:val=""/>
-      <w:lvlJc w:val="left"/>
-      <w:pPr>
-        <w:ind w:left="3576" w:hanging="360"/>
-      </w:pPr>
-      <w:rPr>
-        <w:rFonts w:ascii="Wingdings" w:hAnsi="Wingdings" w:hint="default"/>
-      </w:rPr>
-    </w:lvl>
-    <w:lvl w:ilvl="3" w:tplc="04160001" w:tentative="1">
-      <w:start w:val="1"/>
-      <w:numFmt w:val="bullet"/>
-      <w:lvlText w:val=""/>
-      <w:lvlJc w:val="left"/>
-      <w:pPr>
-        <w:ind w:left="4296" w:hanging="360"/>
-      </w:pPr>
-      <w:rPr>
-        <w:rFonts w:ascii="Symbol" w:hAnsi="Symbol" w:hint="default"/>
-      </w:rPr>
-    </w:lvl>
-    <w:lvl w:ilvl="4" w:tplc="04160003" w:tentative="1">
-      <w:start w:val="1"/>
-      <w:numFmt w:val="bullet"/>
-      <w:lvlText w:val="o"/>
-      <w:lvlJc w:val="left"/>
-      <w:pPr>
-        <w:ind w:left="5016" w:hanging="360"/>
-      </w:pPr>
-      <w:rPr>
-        <w:rFonts w:ascii="Courier New" w:hAnsi="Courier New" w:cs="Courier New" w:hint="default"/>
-      </w:rPr>
-    </w:lvl>
-    <w:lvl w:ilvl="5" w:tplc="04160005" w:tentative="1">
-      <w:start w:val="1"/>
-      <w:numFmt w:val="bullet"/>
-      <w:lvlText w:val=""/>
-      <w:lvlJc w:val="left"/>
-      <w:pPr>
-        <w:ind w:left="5736" w:hanging="360"/>
-      </w:pPr>
-      <w:rPr>
-        <w:rFonts w:ascii="Wingdings" w:hAnsi="Wingdings" w:hint="default"/>
-      </w:rPr>
-    </w:lvl>
-    <w:lvl w:ilvl="6" w:tplc="04160001" w:tentative="1">
-      <w:start w:val="1"/>
-      <w:numFmt w:val="bullet"/>
-      <w:lvlText w:val=""/>
-      <w:lvlJc w:val="left"/>
-      <w:pPr>
-        <w:ind w:left="6456" w:hanging="360"/>
-      </w:pPr>
-      <w:rPr>
-        <w:rFonts w:ascii="Symbol" w:hAnsi="Symbol" w:hint="default"/>
-      </w:rPr>
-    </w:lvl>
-    <w:lvl w:ilvl="7" w:tplc="04160003" w:tentative="1">
-      <w:start w:val="1"/>
-      <w:numFmt w:val="bullet"/>
-      <w:lvlText w:val="o"/>
-      <w:lvlJc w:val="left"/>
-      <w:pPr>
-        <w:ind w:left="7176" w:hanging="360"/>
-      </w:pPr>
-      <w:rPr>
-        <w:rFonts w:ascii="Courier New" w:hAnsi="Courier New" w:cs="Courier New" w:hint="default"/>
-      </w:rPr>
-    </w:lvl>
-    <w:lvl w:ilvl="8" w:tplc="04160005" w:tentative="1">
-      <w:start w:val="1"/>
-      <w:numFmt w:val="bullet"/>
-      <w:lvlText w:val=""/>
-      <w:lvlJc w:val="left"/>
-      <w:pPr>
-        <w:ind w:left="7896" w:hanging="360"/>
-      </w:pPr>
-      <w:rPr>
-        <w:rFonts w:ascii="Wingdings" w:hAnsi="Wingdings" w:hint="default"/>
-      </w:rPr>
-    </w:lvl>
-  </w:abstractNum>
-  <w:abstractNum w:abstractNumId="1" w15:restartNumberingAfterBreak="0">
-    <w:nsid w:val="0A6157C7"/>
-    <w:multiLevelType w:val="hybridMultilevel"/>
-    <w:tmpl w:val="13121E3E"/>
-    <w:lvl w:ilvl="0" w:tplc="0416000F">
-      <w:start w:val="1"/>
-      <w:numFmt w:val="decimal"/>
-      <w:lvlText w:val="%1."/>
-      <w:lvlJc w:val="left"/>
-      <w:pPr>
-        <w:ind w:left="720" w:hanging="360"/>
-      </w:pPr>
-      <w:rPr>
-        <w:rFonts w:hint="default"/>
-      </w:rPr>
-    </w:lvl>
-    <w:lvl w:ilvl="1" w:tplc="04160019" w:tentative="1">
-      <w:start w:val="1"/>
-      <w:numFmt w:val="lowerLetter"/>
-      <w:lvlText w:val="%2."/>
-      <w:lvlJc w:val="left"/>
-      <w:pPr>
-        <w:ind w:left="1440" w:hanging="360"/>
-      </w:pPr>
-    </w:lvl>
-    <w:lvl w:ilvl="2" w:tplc="0416001B" w:tentative="1">
-      <w:start w:val="1"/>
-      <w:numFmt w:val="lowerRoman"/>
-      <w:lvlText w:val="%3."/>
-      <w:lvlJc w:val="right"/>
-      <w:pPr>
-        <w:ind w:left="2160" w:hanging="180"/>
-      </w:pPr>
-    </w:lvl>
-    <w:lvl w:ilvl="3" w:tplc="0416000F" w:tentative="1">
-      <w:start w:val="1"/>
-      <w:numFmt w:val="decimal"/>
-      <w:lvlText w:val="%4."/>
-      <w:lvlJc w:val="left"/>
-      <w:pPr>
-        <w:ind w:left="2880" w:hanging="360"/>
-      </w:pPr>
-    </w:lvl>
-    <w:lvl w:ilvl="4" w:tplc="04160019" w:tentative="1">
-      <w:start w:val="1"/>
-      <w:numFmt w:val="lowerLetter"/>
-      <w:lvlText w:val="%5."/>
-      <w:lvlJc w:val="left"/>
-      <w:pPr>
-        <w:ind w:left="3600" w:hanging="360"/>
-      </w:pPr>
-    </w:lvl>
-    <w:lvl w:ilvl="5" w:tplc="0416001B" w:tentative="1">
-      <w:start w:val="1"/>
-      <w:numFmt w:val="lowerRoman"/>
-      <w:lvlText w:val="%6."/>
-      <w:lvlJc w:val="right"/>
-      <w:pPr>
-        <w:ind w:left="4320" w:hanging="180"/>
-      </w:pPr>
-    </w:lvl>
-    <w:lvl w:ilvl="6" w:tplc="0416000F" w:tentative="1">
-      <w:start w:val="1"/>
-      <w:numFmt w:val="decimal"/>
-      <w:lvlText w:val="%7."/>
-      <w:lvlJc w:val="left"/>
-      <w:pPr>
-        <w:ind w:left="5040" w:hanging="360"/>
-      </w:pPr>
-    </w:lvl>
-    <w:lvl w:ilvl="7" w:tplc="04160019" w:tentative="1">
-      <w:start w:val="1"/>
-      <w:numFmt w:val="lowerLetter"/>
-      <w:lvlText w:val="%8."/>
-      <w:lvlJc w:val="left"/>
-      <w:pPr>
-        <w:ind w:left="5760" w:hanging="360"/>
-      </w:pPr>
-    </w:lvl>
-    <w:lvl w:ilvl="8" w:tplc="0416001B" w:tentative="1">
-      <w:start w:val="1"/>
-      <w:numFmt w:val="lowerRoman"/>
-      <w:lvlText w:val="%9."/>
-      <w:lvlJc w:val="right"/>
-      <w:pPr>
-        <w:ind w:left="6480" w:hanging="180"/>
-      </w:pPr>
-    </w:lvl>
-  </w:abstractNum>
-  <w:abstractNum w:abstractNumId="2" w15:restartNumberingAfterBreak="0">
-    <w:nsid w:val="33C11DAD"/>
-    <w:multiLevelType w:val="hybridMultilevel"/>
-    <w:tmpl w:val="6FE4DE66"/>
-    <w:lvl w:ilvl="0" w:tplc="04160005">
-      <w:start w:val="1"/>
-      <w:numFmt w:val="bullet"/>
-      <w:lvlText w:val=""/>
-      <w:lvlJc w:val="left"/>
-      <w:pPr>
-        <w:ind w:left="1428" w:hanging="360"/>
-      </w:pPr>
-      <w:rPr>
-        <w:rFonts w:ascii="Wingdings" w:hAnsi="Wingdings" w:hint="default"/>
-      </w:rPr>
-    </w:lvl>
-    <w:lvl w:ilvl="1" w:tplc="04160003" w:tentative="1">
-      <w:start w:val="1"/>
-      <w:numFmt w:val="bullet"/>
-      <w:lvlText w:val="o"/>
-      <w:lvlJc w:val="left"/>
-      <w:pPr>
-        <w:ind w:left="2148" w:hanging="360"/>
-      </w:pPr>
-      <w:rPr>
-        <w:rFonts w:ascii="Courier New" w:hAnsi="Courier New" w:cs="Courier New" w:hint="default"/>
-      </w:rPr>
-    </w:lvl>
-    <w:lvl w:ilvl="2" w:tplc="04160005" w:tentative="1">
-      <w:start w:val="1"/>
-      <w:numFmt w:val="bullet"/>
-      <w:lvlText w:val=""/>
-      <w:lvlJc w:val="left"/>
-      <w:pPr>
-        <w:ind w:left="2868" w:hanging="360"/>
-      </w:pPr>
-      <w:rPr>
-        <w:rFonts w:ascii="Wingdings" w:hAnsi="Wingdings" w:hint="default"/>
-      </w:rPr>
-    </w:lvl>
-    <w:lvl w:ilvl="3" w:tplc="04160001" w:tentative="1">
-      <w:start w:val="1"/>
-      <w:numFmt w:val="bullet"/>
-      <w:lvlText w:val=""/>
-      <w:lvlJc w:val="left"/>
-      <w:pPr>
-        <w:ind w:left="3588" w:hanging="360"/>
-      </w:pPr>
-      <w:rPr>
-        <w:rFonts w:ascii="Symbol" w:hAnsi="Symbol" w:hint="default"/>
-      </w:rPr>
-    </w:lvl>
-    <w:lvl w:ilvl="4" w:tplc="04160003" w:tentative="1">
-      <w:start w:val="1"/>
-      <w:numFmt w:val="bullet"/>
-      <w:lvlText w:val="o"/>
-      <w:lvlJc w:val="left"/>
-      <w:pPr>
-        <w:ind w:left="4308" w:hanging="360"/>
-      </w:pPr>
-      <w:rPr>
-        <w:rFonts w:ascii="Courier New" w:hAnsi="Courier New" w:cs="Courier New" w:hint="default"/>
-      </w:rPr>
-    </w:lvl>
-    <w:lvl w:ilvl="5" w:tplc="04160005" w:tentative="1">
-      <w:start w:val="1"/>
-      <w:numFmt w:val="bullet"/>
-      <w:lvlText w:val=""/>
-      <w:lvlJc w:val="left"/>
-      <w:pPr>
-        <w:ind w:left="5028" w:hanging="360"/>
-      </w:pPr>
-      <w:rPr>
-        <w:rFonts w:ascii="Wingdings" w:hAnsi="Wingdings" w:hint="default"/>
-      </w:rPr>
-    </w:lvl>
-    <w:lvl w:ilvl="6" w:tplc="04160001" w:tentative="1">
-      <w:start w:val="1"/>
-      <w:numFmt w:val="bullet"/>
-      <w:lvlText w:val=""/>
-      <w:lvlJc w:val="left"/>
-      <w:pPr>
-        <w:ind w:left="5748" w:hanging="360"/>
-      </w:pPr>
-      <w:rPr>
-        <w:rFonts w:ascii="Symbol" w:hAnsi="Symbol" w:hint="default"/>
-      </w:rPr>
-    </w:lvl>
-    <w:lvl w:ilvl="7" w:tplc="04160003" w:tentative="1">
-      <w:start w:val="1"/>
-      <w:numFmt w:val="bullet"/>
-      <w:lvlText w:val="o"/>
-      <w:lvlJc w:val="left"/>
-      <w:pPr>
-        <w:ind w:left="6468" w:hanging="360"/>
-      </w:pPr>
-      <w:rPr>
-        <w:rFonts w:ascii="Courier New" w:hAnsi="Courier New" w:cs="Courier New" w:hint="default"/>
-      </w:rPr>
-    </w:lvl>
-    <w:lvl w:ilvl="8" w:tplc="04160005" w:tentative="1">
-      <w:start w:val="1"/>
-      <w:numFmt w:val="bullet"/>
-      <w:lvlText w:val=""/>
-      <w:lvlJc w:val="left"/>
-      <w:pPr>
-        <w:ind w:left="7188" w:hanging="360"/>
-      </w:pPr>
-      <w:rPr>
-        <w:rFonts w:ascii="Wingdings" w:hAnsi="Wingdings" w:hint="default"/>
-      </w:rPr>
-    </w:lvl>
-  </w:abstractNum>
-  <w:abstractNum w:abstractNumId="3" w15:restartNumberingAfterBreak="0">
-    <w:nsid w:val="5CFA27CE"/>
-    <w:multiLevelType w:val="hybridMultilevel"/>
-    <w:tmpl w:val="04C08D7E"/>
-    <w:lvl w:ilvl="0" w:tplc="B21A2EFC">
-      <w:start w:val="1"/>
-      <w:numFmt w:val="decimal"/>
-      <w:lvlText w:val="%1."/>
-      <w:lvlJc w:val="left"/>
-      <w:pPr>
-        <w:ind w:left="720" w:hanging="360"/>
-      </w:pPr>
-      <w:rPr>
-        <w:rFonts w:hint="default"/>
-        <w:b/>
-        <w:bCs/>
-        <w:color w:val="auto"/>
-      </w:rPr>
-    </w:lvl>
-    <w:lvl w:ilvl="1" w:tplc="04160019" w:tentative="1">
-      <w:start w:val="1"/>
-      <w:numFmt w:val="lowerLetter"/>
-      <w:lvlText w:val="%2."/>
-      <w:lvlJc w:val="left"/>
-      <w:pPr>
-        <w:ind w:left="1440" w:hanging="360"/>
-      </w:pPr>
-    </w:lvl>
-    <w:lvl w:ilvl="2" w:tplc="0416001B" w:tentative="1">
-      <w:start w:val="1"/>
-      <w:numFmt w:val="lowerRoman"/>
-      <w:lvlText w:val="%3."/>
-      <w:lvlJc w:val="right"/>
-      <w:pPr>
-        <w:ind w:left="2160" w:hanging="180"/>
-      </w:pPr>
-    </w:lvl>
-    <w:lvl w:ilvl="3" w:tplc="0416000F" w:tentative="1">
-      <w:start w:val="1"/>
-      <w:numFmt w:val="decimal"/>
-      <w:lvlText w:val="%4."/>
-      <w:lvlJc w:val="left"/>
-      <w:pPr>
-        <w:ind w:left="2880" w:hanging="360"/>
-      </w:pPr>
-    </w:lvl>
-    <w:lvl w:ilvl="4" w:tplc="04160019" w:tentative="1">
-      <w:start w:val="1"/>
-      <w:numFmt w:val="lowerLetter"/>
-      <w:lvlText w:val="%5."/>
-      <w:lvlJc w:val="left"/>
-      <w:pPr>
-        <w:ind w:left="3600" w:hanging="360"/>
-      </w:pPr>
-    </w:lvl>
-    <w:lvl w:ilvl="5" w:tplc="0416001B" w:tentative="1">
-      <w:start w:val="1"/>
-      <w:numFmt w:val="lowerRoman"/>
-      <w:lvlText w:val="%6."/>
-      <w:lvlJc w:val="right"/>
-      <w:pPr>
-        <w:ind w:left="4320" w:hanging="180"/>
-      </w:pPr>
-    </w:lvl>
-    <w:lvl w:ilvl="6" w:tplc="0416000F" w:tentative="1">
-      <w:start w:val="1"/>
-      <w:numFmt w:val="decimal"/>
-      <w:lvlText w:val="%7."/>
-      <w:lvlJc w:val="left"/>
-      <w:pPr>
-        <w:ind w:left="5040" w:hanging="360"/>
-      </w:pPr>
-    </w:lvl>
-    <w:lvl w:ilvl="7" w:tplc="04160019" w:tentative="1">
-      <w:start w:val="1"/>
-      <w:numFmt w:val="lowerLetter"/>
-      <w:lvlText w:val="%8."/>
-      <w:lvlJc w:val="left"/>
-      <w:pPr>
-        <w:ind w:left="5760" w:hanging="360"/>
-      </w:pPr>
-    </w:lvl>
-    <w:lvl w:ilvl="8" w:tplc="0416001B" w:tentative="1">
-      <w:start w:val="1"/>
-      <w:numFmt w:val="lowerRoman"/>
-      <w:lvlText w:val="%9."/>
-      <w:lvlJc w:val="right"/>
-      <w:pPr>
-        <w:ind w:left="6480" w:hanging="180"/>
-      </w:pPr>
-    </w:lvl>
-  </w:abstractNum>
-  <w:abstractNum w:abstractNumId="4" w15:restartNumberingAfterBreak="0">
-    <w:nsid w:val="69E71AF3"/>
-    <w:multiLevelType w:val="hybridMultilevel"/>
-    <w:tmpl w:val="5FEA2C72"/>
-    <w:lvl w:ilvl="0" w:tplc="0416000F">
-      <w:start w:val="1"/>
-      <w:numFmt w:val="decimal"/>
-      <w:lvlText w:val="%1."/>
-      <w:lvlJc w:val="left"/>
-      <w:pPr>
-        <w:ind w:left="720" w:hanging="360"/>
-      </w:pPr>
-      <w:rPr>
-        <w:rFonts w:hint="default"/>
-      </w:rPr>
-    </w:lvl>
-    <w:lvl w:ilvl="1" w:tplc="04160019" w:tentative="1">
-      <w:start w:val="1"/>
-      <w:numFmt w:val="lowerLetter"/>
-      <w:lvlText w:val="%2."/>
-      <w:lvlJc w:val="left"/>
-      <w:pPr>
-        <w:ind w:left="1440" w:hanging="360"/>
-      </w:pPr>
-    </w:lvl>
-    <w:lvl w:ilvl="2" w:tplc="0416001B" w:tentative="1">
-      <w:start w:val="1"/>
-      <w:numFmt w:val="lowerRoman"/>
-      <w:lvlText w:val="%3."/>
-      <w:lvlJc w:val="right"/>
-      <w:pPr>
-        <w:ind w:left="2160" w:hanging="180"/>
-      </w:pPr>
-    </w:lvl>
-    <w:lvl w:ilvl="3" w:tplc="0416000F" w:tentative="1">
-      <w:start w:val="1"/>
-      <w:numFmt w:val="decimal"/>
-      <w:lvlText w:val="%4."/>
-      <w:lvlJc w:val="left"/>
-      <w:pPr>
-        <w:ind w:left="2880" w:hanging="360"/>
-      </w:pPr>
-    </w:lvl>
-    <w:lvl w:ilvl="4" w:tplc="04160019" w:tentative="1">
-      <w:start w:val="1"/>
-      <w:numFmt w:val="lowerLetter"/>
-      <w:lvlText w:val="%5."/>
-      <w:lvlJc w:val="left"/>
-      <w:pPr>
-        <w:ind w:left="3600" w:hanging="360"/>
-      </w:pPr>
-    </w:lvl>
-    <w:lvl w:ilvl="5" w:tplc="0416001B" w:tentative="1">
-      <w:start w:val="1"/>
-      <w:numFmt w:val="lowerRoman"/>
-      <w:lvlText w:val="%6."/>
-      <w:lvlJc w:val="right"/>
-      <w:pPr>
-        <w:ind w:left="4320" w:hanging="180"/>
-      </w:pPr>
-    </w:lvl>
-    <w:lvl w:ilvl="6" w:tplc="0416000F" w:tentative="1">
-      <w:start w:val="1"/>
-      <w:numFmt w:val="decimal"/>
-      <w:lvlText w:val="%7."/>
-      <w:lvlJc w:val="left"/>
-      <w:pPr>
-        <w:ind w:left="5040" w:hanging="360"/>
-      </w:pPr>
-    </w:lvl>
-    <w:lvl w:ilvl="7" w:tplc="04160019" w:tentative="1">
-      <w:start w:val="1"/>
-      <w:numFmt w:val="lowerLetter"/>
-      <w:lvlText w:val="%8."/>
-      <w:lvlJc w:val="left"/>
-      <w:pPr>
-        <w:ind w:left="5760" w:hanging="360"/>
-      </w:pPr>
-    </w:lvl>
-    <w:lvl w:ilvl="8" w:tplc="0416001B" w:tentative="1">
-      <w:start w:val="1"/>
-      <w:numFmt w:val="lowerRoman"/>
-      <w:lvlText w:val="%9."/>
-      <w:lvlJc w:val="right"/>
-      <w:pPr>
-        <w:ind w:left="6480" w:hanging="180"/>
-      </w:pPr>
-    </w:lvl>
-  </w:abstractNum>
-  <w:abstractNum w:abstractNumId="5" w15:restartNumberingAfterBreak="0">
-    <w:nsid w:val="6C16437B"/>
-    <w:multiLevelType w:val="hybridMultilevel"/>
-    <w:tmpl w:val="EA1243A0"/>
-    <w:lvl w:ilvl="0" w:tplc="9B2A27A2">
+<w:numbering xmlns:w="http://schemas.openxmlformats.org/wordprocessingml/2006/main" xmlns:o="urn:schemas-microsoft-com:office:office" xmlns:r="http://schemas.openxmlformats.org/officeDocument/2006/relationships" xmlns:v="urn:schemas-microsoft-com:vml" xmlns:mc="http://schemas.openxmlformats.org/markup-compatibility/2006" xmlns:w14="http://schemas.microsoft.com/office/word/2010/wordml" mc:Ignorable="w14">
+  <w:abstractNum w:abstractNumId="1">
+    <w:lvl w:ilvl="0">
       <w:start w:val="1"/>
       <w:numFmt w:val="decimal"/>
       <w:lvlText w:val="%1."/>
       <w:lvlJc w:val="left"/>
       <w:pPr>
         <w:tabs>
-          <w:tab w:val="num" w:pos="720"/>
+          <w:tab w:val="num" w:pos="0"/>
         </w:tabs>
         <w:ind w:left="720" w:hanging="360"/>
       </w:pPr>
+      <w:rPr/>
     </w:lvl>
-    <w:lvl w:ilvl="1" w:tplc="F0AA36D0" w:tentative="1">
+    <w:lvl w:ilvl="1">
       <w:start w:val="1"/>
-      <w:numFmt w:val="decimal"/>
+      <w:numFmt w:val="lowerLetter"/>
       <w:lvlText w:val="%2."/>
       <w:lvlJc w:val="left"/>
       <w:pPr>
         <w:tabs>
-          <w:tab w:val="num" w:pos="1440"/>
+          <w:tab w:val="num" w:pos="0"/>
         </w:tabs>
         <w:ind w:left="1440" w:hanging="360"/>
       </w:pPr>
+      <w:rPr/>
     </w:lvl>
-    <w:lvl w:ilvl="2" w:tplc="34DA18D2" w:tentative="1">
+    <w:lvl w:ilvl="2">
       <w:start w:val="1"/>
-      <w:numFmt w:val="decimal"/>
+      <w:numFmt w:val="lowerRoman"/>
       <w:lvlText w:val="%3."/>
-      <w:lvlJc w:val="left"/>
+      <w:lvlJc w:val="right"/>
       <w:pPr>
         <w:tabs>
-          <w:tab w:val="num" w:pos="2160"/>
+          <w:tab w:val="num" w:pos="0"/>
         </w:tabs>
-        <w:ind w:left="2160" w:hanging="360"/>
+        <w:ind w:left="2160" w:hanging="180"/>
       </w:pPr>
+      <w:rPr/>
     </w:lvl>
-    <w:lvl w:ilvl="3" w:tplc="98DA64FE" w:tentative="1">
+    <w:lvl w:ilvl="3">
       <w:start w:val="1"/>
       <w:numFmt w:val="decimal"/>
       <w:lvlText w:val="%4."/>
       <w:lvlJc w:val="left"/>
       <w:pPr>
         <w:tabs>
-          <w:tab w:val="num" w:pos="2880"/>
+          <w:tab w:val="num" w:pos="0"/>
         </w:tabs>
         <w:ind w:left="2880" w:hanging="360"/>
       </w:pPr>
+      <w:rPr/>
     </w:lvl>
-    <w:lvl w:ilvl="4" w:tplc="E3BA0CB8" w:tentative="1">
+    <w:lvl w:ilvl="4">
       <w:start w:val="1"/>
-      <w:numFmt w:val="decimal"/>
+      <w:numFmt w:val="lowerLetter"/>
       <w:lvlText w:val="%5."/>
       <w:lvlJc w:val="left"/>
       <w:pPr>
         <w:tabs>
-          <w:tab w:val="num" w:pos="3600"/>
+          <w:tab w:val="num" w:pos="0"/>
         </w:tabs>
         <w:ind w:left="3600" w:hanging="360"/>
       </w:pPr>
+      <w:rPr/>
     </w:lvl>
-    <w:lvl w:ilvl="5" w:tplc="40BE194E" w:tentative="1">
+    <w:lvl w:ilvl="5">
       <w:start w:val="1"/>
-      <w:numFmt w:val="decimal"/>
+      <w:numFmt w:val="lowerRoman"/>
       <w:lvlText w:val="%6."/>
-      <w:lvlJc w:val="left"/>
+      <w:lvlJc w:val="right"/>
       <w:pPr>
         <w:tabs>
-          <w:tab w:val="num" w:pos="4320"/>
+          <w:tab w:val="num" w:pos="0"/>
         </w:tabs>
-        <w:ind w:left="4320" w:hanging="360"/>
+        <w:ind w:left="4320" w:hanging="180"/>
       </w:pPr>
+      <w:rPr/>
     </w:lvl>
-    <w:lvl w:ilvl="6" w:tplc="4DB820EE" w:tentative="1">
+    <w:lvl w:ilvl="6">
       <w:start w:val="1"/>
       <w:numFmt w:val="decimal"/>
       <w:lvlText w:val="%7."/>
       <w:lvlJc w:val="left"/>
       <w:pPr>
         <w:tabs>
-          <w:tab w:val="num" w:pos="5040"/>
+          <w:tab w:val="num" w:pos="0"/>
         </w:tabs>
         <w:ind w:left="5040" w:hanging="360"/>
       </w:pPr>
+      <w:rPr/>
     </w:lvl>
-    <w:lvl w:ilvl="7" w:tplc="AA40D450" w:tentative="1">
-      <w:start w:val="1"/>
-      <w:numFmt w:val="decimal"/>
-      <w:lvlText w:val="%8."/>
-      <w:lvlJc w:val="left"/>
-      <w:pPr>
-        <w:tabs>
-          <w:tab w:val="num" w:pos="5760"/>
-        </w:tabs>
-        <w:ind w:left="5760" w:hanging="360"/>
-      </w:pPr>
-    </w:lvl>
-    <w:lvl w:ilvl="8" w:tplc="8F6C9CBE" w:tentative="1">
-      <w:start w:val="1"/>
-      <w:numFmt w:val="decimal"/>
-      <w:lvlText w:val="%9."/>
-      <w:lvlJc w:val="left"/>
-      <w:pPr>
-        <w:tabs>
-          <w:tab w:val="num" w:pos="6480"/>
-        </w:tabs>
-        <w:ind w:left="6480" w:hanging="360"/>
-      </w:pPr>
-    </w:lvl>
-  </w:abstractNum>
-  <w:abstractNum w:abstractNumId="6" w15:restartNumberingAfterBreak="0">
-    <w:nsid w:val="7CAD55D4"/>
-    <w:multiLevelType w:val="hybridMultilevel"/>
-    <w:tmpl w:val="4450274C"/>
-    <w:lvl w:ilvl="0" w:tplc="0416000F">
-      <w:start w:val="1"/>
-      <w:numFmt w:val="decimal"/>
-      <w:lvlText w:val="%1."/>
-      <w:lvlJc w:val="left"/>
-      <w:pPr>
-        <w:ind w:left="720" w:hanging="360"/>
-      </w:pPr>
-      <w:rPr>
-        <w:rFonts w:hint="default"/>
-      </w:rPr>
-    </w:lvl>
-    <w:lvl w:ilvl="1" w:tplc="04160019" w:tentative="1">
-      <w:start w:val="1"/>
-      <w:numFmt w:val="lowerLetter"/>
-      <w:lvlText w:val="%2."/>
-      <w:lvlJc w:val="left"/>
-      <w:pPr>
-        <w:ind w:left="1440" w:hanging="360"/>
-      </w:pPr>
-    </w:lvl>
-    <w:lvl w:ilvl="2" w:tplc="0416001B" w:tentative="1">
-      <w:start w:val="1"/>
-      <w:numFmt w:val="lowerRoman"/>
-      <w:lvlText w:val="%3."/>
-      <w:lvlJc w:val="right"/>
-      <w:pPr>
-        <w:ind w:left="2160" w:hanging="180"/>
-      </w:pPr>
-    </w:lvl>
-    <w:lvl w:ilvl="3" w:tplc="0416000F" w:tentative="1">
-      <w:start w:val="1"/>
-      <w:numFmt w:val="decimal"/>
-      <w:lvlText w:val="%4."/>
-      <w:lvlJc w:val="left"/>
-      <w:pPr>
-        <w:ind w:left="2880" w:hanging="360"/>
-      </w:pPr>
-    </w:lvl>
-    <w:lvl w:ilvl="4" w:tplc="04160019" w:tentative="1">
-      <w:start w:val="1"/>
-      <w:numFmt w:val="lowerLetter"/>
-      <w:lvlText w:val="%5."/>
-      <w:lvlJc w:val="left"/>
-      <w:pPr>
-        <w:ind w:left="3600" w:hanging="360"/>
-      </w:pPr>
-    </w:lvl>
-    <w:lvl w:ilvl="5" w:tplc="0416001B" w:tentative="1">
-      <w:start w:val="1"/>
-      <w:numFmt w:val="lowerRoman"/>
-      <w:lvlText w:val="%6."/>
-      <w:lvlJc w:val="right"/>
-      <w:pPr>
-        <w:ind w:left="4320" w:hanging="180"/>
-      </w:pPr>
-    </w:lvl>
-    <w:lvl w:ilvl="6" w:tplc="0416000F" w:tentative="1">
-      <w:start w:val="1"/>
-      <w:numFmt w:val="decimal"/>
-      <w:lvlText w:val="%7."/>
-      <w:lvlJc w:val="left"/>
-      <w:pPr>
-        <w:ind w:left="5040" w:hanging="360"/>
-      </w:pPr>
-    </w:lvl>
-    <w:lvl w:ilvl="7" w:tplc="04160019" w:tentative="1">
+    <w:lvl w:ilvl="7">
       <w:start w:val="1"/>
       <w:numFmt w:val="lowerLetter"/>
       <w:lvlText w:val="%8."/>
       <w:lvlJc w:val="left"/>
       <w:pPr>
+        <w:tabs>
+          <w:tab w:val="num" w:pos="0"/>
+        </w:tabs>
         <w:ind w:left="5760" w:hanging="360"/>
       </w:pPr>
+      <w:rPr/>
     </w:lvl>
-    <w:lvl w:ilvl="8" w:tplc="0416001B" w:tentative="1">
+    <w:lvl w:ilvl="8">
       <w:start w:val="1"/>
       <w:numFmt w:val="lowerRoman"/>
       <w:lvlText w:val="%9."/>
       <w:lvlJc w:val="right"/>
       <w:pPr>
+        <w:tabs>
+          <w:tab w:val="num" w:pos="0"/>
+        </w:tabs>
         <w:ind w:left="6480" w:hanging="180"/>
+      </w:pPr>
+      <w:rPr/>
+    </w:lvl>
+  </w:abstractNum>
+  <w:abstractNum w:abstractNumId="2">
+    <w:lvl w:ilvl="0">
+      <w:start w:val="1"/>
+      <w:numFmt w:val="none"/>
+      <w:suff w:val="nothing"/>
+      <w:lvlText w:val=""/>
+      <w:lvlJc w:val="left"/>
+      <w:pPr>
+        <w:tabs>
+          <w:tab w:val="num" w:pos="0"/>
+        </w:tabs>
+        <w:ind w:left="0" w:hanging="0"/>
+      </w:pPr>
+    </w:lvl>
+    <w:lvl w:ilvl="1">
+      <w:start w:val="1"/>
+      <w:numFmt w:val="none"/>
+      <w:suff w:val="nothing"/>
+      <w:lvlText w:val=""/>
+      <w:lvlJc w:val="left"/>
+      <w:pPr>
+        <w:tabs>
+          <w:tab w:val="num" w:pos="0"/>
+        </w:tabs>
+        <w:ind w:left="0" w:hanging="0"/>
+      </w:pPr>
+    </w:lvl>
+    <w:lvl w:ilvl="2">
+      <w:start w:val="1"/>
+      <w:numFmt w:val="none"/>
+      <w:suff w:val="nothing"/>
+      <w:lvlText w:val=""/>
+      <w:lvlJc w:val="left"/>
+      <w:pPr>
+        <w:tabs>
+          <w:tab w:val="num" w:pos="0"/>
+        </w:tabs>
+        <w:ind w:left="0" w:hanging="0"/>
+      </w:pPr>
+    </w:lvl>
+    <w:lvl w:ilvl="3">
+      <w:start w:val="1"/>
+      <w:numFmt w:val="none"/>
+      <w:suff w:val="nothing"/>
+      <w:lvlText w:val=""/>
+      <w:lvlJc w:val="left"/>
+      <w:pPr>
+        <w:tabs>
+          <w:tab w:val="num" w:pos="0"/>
+        </w:tabs>
+        <w:ind w:left="0" w:hanging="0"/>
+      </w:pPr>
+    </w:lvl>
+    <w:lvl w:ilvl="4">
+      <w:start w:val="1"/>
+      <w:numFmt w:val="none"/>
+      <w:suff w:val="nothing"/>
+      <w:lvlText w:val=""/>
+      <w:lvlJc w:val="left"/>
+      <w:pPr>
+        <w:tabs>
+          <w:tab w:val="num" w:pos="0"/>
+        </w:tabs>
+        <w:ind w:left="0" w:hanging="0"/>
+      </w:pPr>
+    </w:lvl>
+    <w:lvl w:ilvl="5">
+      <w:start w:val="1"/>
+      <w:numFmt w:val="none"/>
+      <w:suff w:val="nothing"/>
+      <w:lvlText w:val=""/>
+      <w:lvlJc w:val="left"/>
+      <w:pPr>
+        <w:tabs>
+          <w:tab w:val="num" w:pos="0"/>
+        </w:tabs>
+        <w:ind w:left="0" w:hanging="0"/>
+      </w:pPr>
+    </w:lvl>
+    <w:lvl w:ilvl="6">
+      <w:start w:val="1"/>
+      <w:numFmt w:val="none"/>
+      <w:suff w:val="nothing"/>
+      <w:lvlText w:val=""/>
+      <w:lvlJc w:val="left"/>
+      <w:pPr>
+        <w:tabs>
+          <w:tab w:val="num" w:pos="0"/>
+        </w:tabs>
+        <w:ind w:left="0" w:hanging="0"/>
+      </w:pPr>
+    </w:lvl>
+    <w:lvl w:ilvl="7">
+      <w:start w:val="1"/>
+      <w:numFmt w:val="none"/>
+      <w:suff w:val="nothing"/>
+      <w:lvlText w:val=""/>
+      <w:lvlJc w:val="left"/>
+      <w:pPr>
+        <w:tabs>
+          <w:tab w:val="num" w:pos="0"/>
+        </w:tabs>
+        <w:ind w:left="0" w:hanging="0"/>
+      </w:pPr>
+    </w:lvl>
+    <w:lvl w:ilvl="8">
+      <w:start w:val="1"/>
+      <w:numFmt w:val="none"/>
+      <w:suff w:val="nothing"/>
+      <w:lvlText w:val=""/>
+      <w:lvlJc w:val="left"/>
+      <w:pPr>
+        <w:tabs>
+          <w:tab w:val="num" w:pos="0"/>
+        </w:tabs>
+        <w:ind w:left="0" w:hanging="0"/>
       </w:pPr>
     </w:lvl>
   </w:abstractNum>
-  <w:num w:numId="1" w16cid:durableId="1510172046">
-    <w:abstractNumId w:val="5"/>
+  <w:num w:numId="1">
+    <w:abstractNumId w:val="1"/>
   </w:num>
-  <w:num w:numId="2" w16cid:durableId="622538486">
+  <w:num w:numId="2">
     <w:abstractNumId w:val="2"/>
-  </w:num>
-  <w:num w:numId="3" w16cid:durableId="1328440458">
-    <w:abstractNumId w:val="0"/>
-  </w:num>
-  <w:num w:numId="4" w16cid:durableId="1603108689">
-    <w:abstractNumId w:val="3"/>
-  </w:num>
-  <w:num w:numId="5" w16cid:durableId="270213154">
-    <w:abstractNumId w:val="4"/>
-  </w:num>
-  <w:num w:numId="6" w16cid:durableId="565647195">
-    <w:abstractNumId w:val="6"/>
-  </w:num>
-  <w:num w:numId="7" w16cid:durableId="1525368047">
-    <w:abstractNumId w:val="1"/>
   </w:num>
 </w:numbering>
 </file>
 
 <file path=word/styles.xml><?xml version="1.0" encoding="utf-8"?>
-<w:styles xmlns:mc="http://schemas.openxmlformats.org/markup-compatibility/2006" xmlns:r="http://schemas.openxmlformats.org/officeDocument/2006/relationships" xmlns:w="http://schemas.openxmlformats.org/wordprocessingml/2006/main" xmlns:w14="http://schemas.microsoft.com/office/word/2010/wordml" xmlns:w15="http://schemas.microsoft.com/office/word/2012/wordml" xmlns:w16cex="http://schemas.microsoft.com/office/word/2018/wordml/cex" xmlns:w16cid="http://schemas.microsoft.com/office/word/2016/wordml/cid" xmlns:w16="http://schemas.microsoft.com/office/word/2018/wordml" xmlns:w16sdtdh="http://schemas.microsoft.com/office/word/2020/wordml/sdtdatahash" xmlns:w16se="http://schemas.microsoft.com/office/word/2015/wordml/symex" mc:Ignorable="w14 w15 w16se w16cid w16 w16cex w16sdtdh">
+<w:styles xmlns:w="http://schemas.openxmlformats.org/wordprocessingml/2006/main" xmlns:w14="http://schemas.microsoft.com/office/word/2010/wordml" xmlns:mc="http://schemas.openxmlformats.org/markup-compatibility/2006" mc:Ignorable="w14">
   <w:docDefaults>
     <w:rPrDefault>
       <w:rPr>
-        <w:rFonts w:asciiTheme="minorHAnsi" w:eastAsiaTheme="minorHAnsi" w:hAnsiTheme="minorHAnsi" w:cstheme="minorBidi"/>
+        <w:rFonts w:ascii="Calibri" w:hAnsi="Calibri" w:eastAsia="Calibri" w:cs="" w:asciiTheme="minorHAnsi" w:cstheme="minorBidi" w:eastAsiaTheme="minorHAnsi" w:hAnsiTheme="minorHAnsi"/>
         <w:sz w:val="22"/>
         <w:szCs w:val="22"/>
         <w:lang w:val="pt-BR" w:eastAsia="en-US" w:bidi="ar-SA"/>
@@ -1441,21 +1984,21 @@
     </w:rPrDefault>
     <w:pPrDefault>
       <w:pPr>
-        <w:spacing w:after="160" w:line="259" w:lineRule="auto"/>
+        <w:suppressAutoHyphens w:val="true"/>
       </w:pPr>
     </w:pPrDefault>
   </w:docDefaults>
   <w:latentStyles w:defLockedState="0" w:defUIPriority="99" w:defSemiHidden="0" w:defUnhideWhenUsed="0" w:defQFormat="0" w:count="376">
     <w:lsdException w:name="Normal" w:uiPriority="0" w:qFormat="1"/>
     <w:lsdException w:name="heading 1" w:uiPriority="9" w:qFormat="1"/>
-    <w:lsdException w:name="heading 2" w:semiHidden="1" w:uiPriority="9" w:unhideWhenUsed="1" w:qFormat="1"/>
-    <w:lsdException w:name="heading 3" w:semiHidden="1" w:uiPriority="9" w:unhideWhenUsed="1" w:qFormat="1"/>
-    <w:lsdException w:name="heading 4" w:semiHidden="1" w:uiPriority="9" w:unhideWhenUsed="1" w:qFormat="1"/>
-    <w:lsdException w:name="heading 5" w:semiHidden="1" w:uiPriority="9" w:unhideWhenUsed="1" w:qFormat="1"/>
-    <w:lsdException w:name="heading 6" w:semiHidden="1" w:uiPriority="9" w:unhideWhenUsed="1" w:qFormat="1"/>
-    <w:lsdException w:name="heading 7" w:semiHidden="1" w:uiPriority="9" w:unhideWhenUsed="1" w:qFormat="1"/>
-    <w:lsdException w:name="heading 8" w:semiHidden="1" w:uiPriority="9" w:unhideWhenUsed="1" w:qFormat="1"/>
-    <w:lsdException w:name="heading 9" w:semiHidden="1" w:uiPriority="9" w:unhideWhenUsed="1" w:qFormat="1"/>
+    <w:lsdException w:name="heading 2" w:uiPriority="9" w:semiHidden="1" w:unhideWhenUsed="1" w:qFormat="1"/>
+    <w:lsdException w:name="heading 3" w:uiPriority="9" w:semiHidden="1" w:unhideWhenUsed="1" w:qFormat="1"/>
+    <w:lsdException w:name="heading 4" w:uiPriority="9" w:semiHidden="1" w:unhideWhenUsed="1" w:qFormat="1"/>
+    <w:lsdException w:name="heading 5" w:uiPriority="9" w:semiHidden="1" w:unhideWhenUsed="1" w:qFormat="1"/>
+    <w:lsdException w:name="heading 6" w:uiPriority="9" w:semiHidden="1" w:unhideWhenUsed="1" w:qFormat="1"/>
+    <w:lsdException w:name="heading 7" w:uiPriority="9" w:semiHidden="1" w:unhideWhenUsed="1" w:qFormat="1"/>
+    <w:lsdException w:name="heading 8" w:uiPriority="9" w:semiHidden="1" w:unhideWhenUsed="1" w:qFormat="1"/>
+    <w:lsdException w:name="heading 9" w:uiPriority="9" w:semiHidden="1" w:unhideWhenUsed="1" w:qFormat="1"/>
     <w:lsdException w:name="index 1" w:semiHidden="1" w:unhideWhenUsed="1"/>
     <w:lsdException w:name="index 2" w:semiHidden="1" w:unhideWhenUsed="1"/>
     <w:lsdException w:name="index 3" w:semiHidden="1" w:unhideWhenUsed="1"/>
@@ -1465,22 +2008,22 @@
     <w:lsdException w:name="index 7" w:semiHidden="1" w:unhideWhenUsed="1"/>
     <w:lsdException w:name="index 8" w:semiHidden="1" w:unhideWhenUsed="1"/>
     <w:lsdException w:name="index 9" w:semiHidden="1" w:unhideWhenUsed="1"/>
-    <w:lsdException w:name="toc 1" w:semiHidden="1" w:uiPriority="39" w:unhideWhenUsed="1"/>
-    <w:lsdException w:name="toc 2" w:semiHidden="1" w:uiPriority="39" w:unhideWhenUsed="1"/>
-    <w:lsdException w:name="toc 3" w:semiHidden="1" w:uiPriority="39" w:unhideWhenUsed="1"/>
-    <w:lsdException w:name="toc 4" w:semiHidden="1" w:uiPriority="39" w:unhideWhenUsed="1"/>
-    <w:lsdException w:name="toc 5" w:semiHidden="1" w:uiPriority="39" w:unhideWhenUsed="1"/>
-    <w:lsdException w:name="toc 6" w:semiHidden="1" w:uiPriority="39" w:unhideWhenUsed="1"/>
-    <w:lsdException w:name="toc 7" w:semiHidden="1" w:uiPriority="39" w:unhideWhenUsed="1"/>
-    <w:lsdException w:name="toc 8" w:semiHidden="1" w:uiPriority="39" w:unhideWhenUsed="1"/>
-    <w:lsdException w:name="toc 9" w:semiHidden="1" w:uiPriority="39" w:unhideWhenUsed="1"/>
+    <w:lsdException w:name="toc 1" w:uiPriority="39" w:semiHidden="1" w:unhideWhenUsed="1"/>
+    <w:lsdException w:name="toc 2" w:uiPriority="39" w:semiHidden="1" w:unhideWhenUsed="1"/>
+    <w:lsdException w:name="toc 3" w:uiPriority="39" w:semiHidden="1" w:unhideWhenUsed="1"/>
+    <w:lsdException w:name="toc 4" w:uiPriority="39" w:semiHidden="1" w:unhideWhenUsed="1"/>
+    <w:lsdException w:name="toc 5" w:uiPriority="39" w:semiHidden="1" w:unhideWhenUsed="1"/>
+    <w:lsdException w:name="toc 6" w:uiPriority="39" w:semiHidden="1" w:unhideWhenUsed="1"/>
+    <w:lsdException w:name="toc 7" w:uiPriority="39" w:semiHidden="1" w:unhideWhenUsed="1"/>
+    <w:lsdException w:name="toc 8" w:uiPriority="39" w:semiHidden="1" w:unhideWhenUsed="1"/>
+    <w:lsdException w:name="toc 9" w:uiPriority="39" w:semiHidden="1" w:unhideWhenUsed="1"/>
     <w:lsdException w:name="Normal Indent" w:semiHidden="1" w:unhideWhenUsed="1"/>
     <w:lsdException w:name="footnote text" w:semiHidden="1" w:unhideWhenUsed="1"/>
     <w:lsdException w:name="annotation text" w:semiHidden="1" w:unhideWhenUsed="1"/>
     <w:lsdException w:name="header" w:semiHidden="1" w:unhideWhenUsed="1"/>
     <w:lsdException w:name="footer" w:semiHidden="1" w:unhideWhenUsed="1"/>
     <w:lsdException w:name="index heading" w:semiHidden="1" w:unhideWhenUsed="1"/>
-    <w:lsdException w:name="caption" w:semiHidden="1" w:uiPriority="35" w:unhideWhenUsed="1" w:qFormat="1"/>
+    <w:lsdException w:name="caption" w:uiPriority="35" w:semiHidden="1" w:unhideWhenUsed="1" w:qFormat="1"/>
     <w:lsdException w:name="table of figures" w:semiHidden="1" w:unhideWhenUsed="1"/>
     <w:lsdException w:name="envelope address" w:semiHidden="1" w:unhideWhenUsed="1"/>
     <w:lsdException w:name="envelope return" w:semiHidden="1" w:unhideWhenUsed="1"/>
@@ -1511,7 +2054,7 @@
     <w:lsdException w:name="Title" w:uiPriority="10" w:qFormat="1"/>
     <w:lsdException w:name="Closing" w:semiHidden="1" w:unhideWhenUsed="1"/>
     <w:lsdException w:name="Signature" w:semiHidden="1" w:unhideWhenUsed="1"/>
-    <w:lsdException w:name="Default Paragraph Font" w:semiHidden="1" w:uiPriority="1" w:unhideWhenUsed="1"/>
+    <w:lsdException w:name="Default Paragraph Font" w:uiPriority="1" w:semiHidden="1" w:unhideWhenUsed="1"/>
     <w:lsdException w:name="Body Text" w:semiHidden="1" w:unhideWhenUsed="1"/>
     <w:lsdException w:name="Body Text Indent" w:semiHidden="1" w:unhideWhenUsed="1"/>
     <w:lsdException w:name="List Continue" w:semiHidden="1" w:unhideWhenUsed="1"/>
@@ -1711,8 +2254,8 @@
     <w:lsdException w:name="Subtle Reference" w:uiPriority="31" w:qFormat="1"/>
     <w:lsdException w:name="Intense Reference" w:uiPriority="32" w:qFormat="1"/>
     <w:lsdException w:name="Book Title" w:uiPriority="33" w:qFormat="1"/>
-    <w:lsdException w:name="Bibliography" w:semiHidden="1" w:uiPriority="37" w:unhideWhenUsed="1"/>
-    <w:lsdException w:name="TOC Heading" w:semiHidden="1" w:uiPriority="39" w:unhideWhenUsed="1" w:qFormat="1"/>
+    <w:lsdException w:name="Bibliography" w:uiPriority="37" w:semiHidden="1" w:unhideWhenUsed="1"/>
+    <w:lsdException w:name="TOC Heading" w:uiPriority="39" w:semiHidden="1" w:unhideWhenUsed="1" w:qFormat="1"/>
     <w:lsdException w:name="Plain Table 1" w:uiPriority="41"/>
     <w:lsdException w:name="Plain Table 2" w:uiPriority="42"/>
     <w:lsdException w:name="Plain Table 3" w:uiPriority="43"/>
@@ -1823,37 +2366,172 @@
     <w:lsdException w:name="Unresolved Mention" w:semiHidden="1" w:unhideWhenUsed="1"/>
     <w:lsdException w:name="Smart Link" w:semiHidden="1" w:unhideWhenUsed="1"/>
   </w:latentStyles>
-  <w:style w:type="paragraph" w:default="1" w:styleId="Normal">
+  <w:style w:type="paragraph" w:styleId="Normal" w:default="1">
     <w:name w:val="Normal"/>
     <w:qFormat/>
-    <w:rsid w:val="0043183A"/>
+    <w:rsid w:val="0043183a"/>
+    <w:pPr>
+      <w:widowControl/>
+      <w:bidi w:val="0"/>
+      <w:spacing w:lineRule="auto" w:line="259" w:before="0" w:after="160"/>
+      <w:jc w:val="left"/>
+    </w:pPr>
+    <w:rPr>
+      <w:rFonts w:ascii="Calibri" w:hAnsi="Calibri" w:eastAsia="Calibri" w:cs="" w:asciiTheme="minorHAnsi" w:cstheme="minorBidi" w:eastAsiaTheme="minorHAnsi" w:hAnsiTheme="minorHAnsi"/>
+      <w:color w:val="auto"/>
+      <w:kern w:val="0"/>
+      <w:sz w:val="22"/>
+      <w:szCs w:val="22"/>
+      <w:lang w:val="pt-BR" w:eastAsia="en-US" w:bidi="ar-SA"/>
+    </w:rPr>
   </w:style>
-  <w:style w:type="character" w:default="1" w:styleId="DefaultParagraphFont">
+  <w:style w:type="character" w:styleId="DefaultParagraphFont" w:default="1">
     <w:name w:val="Default Paragraph Font"/>
     <w:uiPriority w:val="1"/>
     <w:semiHidden/>
     <w:unhideWhenUsed/>
+    <w:qFormat/>
+    <w:rPr/>
   </w:style>
-  <w:style w:type="table" w:default="1" w:styleId="TableNormal">
-    <w:name w:val="Normal Table"/>
+  <w:style w:type="character" w:styleId="HeaderChar" w:customStyle="1">
+    <w:name w:val="Header Char"/>
+    <w:basedOn w:val="DefaultParagraphFont"/>
+    <w:uiPriority w:val="99"/>
+    <w:qFormat/>
+    <w:rsid w:val="00353622"/>
+    <w:rPr/>
+  </w:style>
+  <w:style w:type="character" w:styleId="FooterChar" w:customStyle="1">
+    <w:name w:val="Footer Char"/>
+    <w:basedOn w:val="DefaultParagraphFont"/>
+    <w:uiPriority w:val="99"/>
+    <w:qFormat/>
+    <w:rsid w:val="00353622"/>
+    <w:rPr/>
+  </w:style>
+  <w:style w:type="character" w:styleId="Hyperlink">
+    <w:name w:val="Hyperlink"/>
+    <w:basedOn w:val="DefaultParagraphFont"/>
+    <w:uiPriority w:val="99"/>
+    <w:unhideWhenUsed/>
+    <w:rsid w:val="005250d7"/>
+    <w:rPr>
+      <w:color w:themeColor="hyperlink" w:val="0563C1"/>
+      <w:u w:val="single"/>
+    </w:rPr>
+  </w:style>
+  <w:style w:type="character" w:styleId="MenoPendente1" w:customStyle="1">
+    <w:name w:val="Menção Pendente1"/>
+    <w:basedOn w:val="DefaultParagraphFont"/>
     <w:uiPriority w:val="99"/>
     <w:semiHidden/>
     <w:unhideWhenUsed/>
-    <w:tblPr>
-      <w:tblInd w:w="0" w:type="dxa"/>
-      <w:tblCellMar>
-        <w:top w:w="0" w:type="dxa"/>
-        <w:left w:w="108" w:type="dxa"/>
-        <w:bottom w:w="0" w:type="dxa"/>
-        <w:right w:w="108" w:type="dxa"/>
-      </w:tblCellMar>
-    </w:tblPr>
+    <w:qFormat/>
+    <w:rsid w:val="005250d7"/>
+    <w:rPr>
+      <w:color w:val="605E5C"/>
+      <w:shd w:fill="E1DFDD" w:val="clear"/>
+    </w:rPr>
   </w:style>
-  <w:style w:type="numbering" w:default="1" w:styleId="NoList">
-    <w:name w:val="No List"/>
+  <w:style w:type="character" w:styleId="no-link" w:customStyle="1">
+    <w:name w:val="no-link"/>
+    <w:basedOn w:val="DefaultParagraphFont"/>
+    <w:qFormat/>
+    <w:rsid w:val="001a22ec"/>
+    <w:rPr/>
+  </w:style>
+  <w:style w:type="character" w:styleId="normaltextrun" w:customStyle="1">
+    <w:name w:val="normaltextrun"/>
+    <w:basedOn w:val="DefaultParagraphFont"/>
+    <w:qFormat/>
+    <w:rsid w:val="001f7599"/>
+    <w:rPr/>
+  </w:style>
+  <w:style w:type="character" w:styleId="eop" w:customStyle="1">
+    <w:name w:val="eop"/>
+    <w:basedOn w:val="DefaultParagraphFont"/>
+    <w:qFormat/>
+    <w:rsid w:val="001f7599"/>
+    <w:rPr/>
+  </w:style>
+  <w:style w:type="character" w:styleId="BalloonTextChar" w:customStyle="1">
+    <w:name w:val="Balloon Text Char"/>
+    <w:basedOn w:val="DefaultParagraphFont"/>
+    <w:link w:val="BalloonText"/>
     <w:uiPriority w:val="99"/>
     <w:semiHidden/>
-    <w:unhideWhenUsed/>
+    <w:qFormat/>
+    <w:rsid w:val="00ea4627"/>
+    <w:rPr>
+      <w:rFonts w:ascii="Segoe UI" w:hAnsi="Segoe UI" w:cs="Segoe UI"/>
+      <w:sz w:val="18"/>
+      <w:szCs w:val="18"/>
+    </w:rPr>
+  </w:style>
+  <w:style w:type="paragraph" w:styleId="Ttulo">
+    <w:name w:val="Título"/>
+    <w:basedOn w:val="Normal"/>
+    <w:next w:val="BodyText"/>
+    <w:qFormat/>
+    <w:pPr>
+      <w:keepNext w:val="true"/>
+      <w:spacing w:before="240" w:after="120"/>
+    </w:pPr>
+    <w:rPr>
+      <w:rFonts w:ascii="Liberation Sans" w:hAnsi="Liberation Sans" w:eastAsia="Microsoft YaHei" w:cs="Lucida Sans"/>
+      <w:sz w:val="28"/>
+      <w:szCs w:val="28"/>
+    </w:rPr>
+  </w:style>
+  <w:style w:type="paragraph" w:styleId="BodyText">
+    <w:name w:val="Body Text"/>
+    <w:basedOn w:val="Normal"/>
+    <w:pPr>
+      <w:spacing w:lineRule="auto" w:line="276" w:before="0" w:after="140"/>
+    </w:pPr>
+    <w:rPr/>
+  </w:style>
+  <w:style w:type="paragraph" w:styleId="List">
+    <w:name w:val="List"/>
+    <w:basedOn w:val="BodyText"/>
+    <w:pPr/>
+    <w:rPr>
+      <w:rFonts w:cs="Lucida Sans"/>
+    </w:rPr>
+  </w:style>
+  <w:style w:type="paragraph" w:styleId="Caption">
+    <w:name w:val="caption"/>
+    <w:basedOn w:val="Normal"/>
+    <w:qFormat/>
+    <w:pPr>
+      <w:suppressLineNumbers/>
+      <w:spacing w:before="120" w:after="120"/>
+    </w:pPr>
+    <w:rPr>
+      <w:rFonts w:cs="Lucida Sans"/>
+      <w:i/>
+      <w:iCs/>
+      <w:sz w:val="24"/>
+      <w:szCs w:val="24"/>
+    </w:rPr>
+  </w:style>
+  <w:style w:type="paragraph" w:styleId="ndice">
+    <w:name w:val="Índice"/>
+    <w:basedOn w:val="Normal"/>
+    <w:qFormat/>
+    <w:pPr>
+      <w:suppressLineNumbers/>
+    </w:pPr>
+    <w:rPr>
+      <w:rFonts w:cs="Lucida Sans"/>
+    </w:rPr>
+  </w:style>
+  <w:style w:type="paragraph" w:styleId="Cabealhoerodap">
+    <w:name w:val="Cabeçalho e rodapé"/>
+    <w:basedOn w:val="Normal"/>
+    <w:qFormat/>
+    <w:pPr/>
+    <w:rPr/>
   </w:style>
   <w:style w:type="paragraph" w:styleId="Header">
     <w:name w:val="header"/>
@@ -1864,18 +2542,13 @@
     <w:rsid w:val="00353622"/>
     <w:pPr>
       <w:tabs>
-        <w:tab w:val="center" w:pos="4252"/>
-        <w:tab w:val="right" w:pos="8504"/>
+        <w:tab w:val="clear" w:pos="708"/>
+        <w:tab w:val="center" w:pos="4252" w:leader="none"/>
+        <w:tab w:val="right" w:pos="8504" w:leader="none"/>
       </w:tabs>
-      <w:spacing w:after="0" w:line="240" w:lineRule="auto"/>
+      <w:spacing w:lineRule="auto" w:line="240" w:before="0" w:after="0"/>
     </w:pPr>
-  </w:style>
-  <w:style w:type="character" w:customStyle="1" w:styleId="HeaderChar">
-    <w:name w:val="Header Char"/>
-    <w:basedOn w:val="DefaultParagraphFont"/>
-    <w:link w:val="Header"/>
-    <w:uiPriority w:val="99"/>
-    <w:rsid w:val="00353622"/>
+    <w:rPr/>
   </w:style>
   <w:style w:type="paragraph" w:styleId="Footer">
     <w:name w:val="footer"/>
@@ -1886,24 +2559,104 @@
     <w:rsid w:val="00353622"/>
     <w:pPr>
       <w:tabs>
-        <w:tab w:val="center" w:pos="4252"/>
-        <w:tab w:val="right" w:pos="8504"/>
+        <w:tab w:val="clear" w:pos="708"/>
+        <w:tab w:val="center" w:pos="4252" w:leader="none"/>
+        <w:tab w:val="right" w:pos="8504" w:leader="none"/>
       </w:tabs>
-      <w:spacing w:after="0" w:line="240" w:lineRule="auto"/>
+      <w:spacing w:lineRule="auto" w:line="240" w:before="0" w:after="0"/>
     </w:pPr>
+    <w:rPr/>
   </w:style>
-  <w:style w:type="character" w:customStyle="1" w:styleId="FooterChar">
-    <w:name w:val="Footer Char"/>
-    <w:basedOn w:val="DefaultParagraphFont"/>
-    <w:link w:val="Footer"/>
+  <w:style w:type="paragraph" w:styleId="paragraph" w:customStyle="1">
+    <w:name w:val="paragraph"/>
+    <w:basedOn w:val="Normal"/>
+    <w:qFormat/>
+    <w:rsid w:val="001f7599"/>
+    <w:pPr>
+      <w:spacing w:lineRule="auto" w:line="240" w:beforeAutospacing="1" w:afterAutospacing="1"/>
+    </w:pPr>
+    <w:rPr>
+      <w:rFonts w:ascii="Times New Roman" w:hAnsi="Times New Roman" w:eastAsia="Times New Roman" w:cs="Times New Roman"/>
+      <w:sz w:val="24"/>
+      <w:szCs w:val="24"/>
+      <w:lang w:eastAsia="pt-BR"/>
+    </w:rPr>
+  </w:style>
+  <w:style w:type="paragraph" w:styleId="ListParagraph">
+    <w:name w:val="List Paragraph"/>
+    <w:basedOn w:val="Normal"/>
+    <w:uiPriority w:val="34"/>
+    <w:qFormat/>
+    <w:rsid w:val="001f7599"/>
+    <w:pPr>
+      <w:spacing w:before="0" w:after="160"/>
+      <w:ind w:left="720"/>
+      <w:contextualSpacing/>
+    </w:pPr>
+    <w:rPr/>
+  </w:style>
+  <w:style w:type="paragraph" w:styleId="NormalWeb">
+    <w:name w:val="Normal (Web)"/>
+    <w:basedOn w:val="Normal"/>
     <w:uiPriority w:val="99"/>
-    <w:rsid w:val="00353622"/>
+    <w:semiHidden/>
+    <w:unhideWhenUsed/>
+    <w:qFormat/>
+    <w:rsid w:val="002e0e14"/>
+    <w:pPr>
+      <w:spacing w:lineRule="auto" w:line="240" w:beforeAutospacing="1" w:afterAutospacing="1"/>
+    </w:pPr>
+    <w:rPr>
+      <w:rFonts w:ascii="Times New Roman" w:hAnsi="Times New Roman" w:eastAsia="" w:cs="Times New Roman" w:eastAsiaTheme="minorEastAsia"/>
+      <w:sz w:val="24"/>
+      <w:szCs w:val="24"/>
+      <w:lang w:eastAsia="pt-BR"/>
+    </w:rPr>
+  </w:style>
+  <w:style w:type="paragraph" w:styleId="BalloonText">
+    <w:name w:val="Balloon Text"/>
+    <w:basedOn w:val="Normal"/>
+    <w:link w:val="BalloonTextChar"/>
+    <w:uiPriority w:val="99"/>
+    <w:semiHidden/>
+    <w:unhideWhenUsed/>
+    <w:qFormat/>
+    <w:rsid w:val="00ea4627"/>
+    <w:pPr>
+      <w:spacing w:lineRule="auto" w:line="240" w:before="0" w:after="0"/>
+    </w:pPr>
+    <w:rPr>
+      <w:rFonts w:ascii="Segoe UI" w:hAnsi="Segoe UI" w:cs="Segoe UI"/>
+      <w:sz w:val="18"/>
+      <w:szCs w:val="18"/>
+    </w:rPr>
+  </w:style>
+  <w:style w:type="numbering" w:styleId="Semlista" w:default="1">
+    <w:name w:val="Sem lista"/>
+    <w:uiPriority w:val="99"/>
+    <w:semiHidden/>
+    <w:unhideWhenUsed/>
+    <w:qFormat/>
+  </w:style>
+  <w:style w:type="table" w:default="1" w:styleId="TableNormal">
+    <w:name w:val="Normal Table"/>
+    <w:uiPriority w:val="99"/>
+    <w:semiHidden/>
+    <w:unhideWhenUsed/>
+    <w:tblPr>
+      <w:tblCellMar>
+        <w:top w:w="0" w:type="dxa"/>
+        <w:left w:w="108" w:type="dxa"/>
+        <w:bottom w:w="0" w:type="dxa"/>
+        <w:right w:w="108" w:type="dxa"/>
+      </w:tblCellMar>
+    </w:tblPr>
   </w:style>
   <w:style w:type="table" w:styleId="GridTable5Dark-Accent2">
     <w:name w:val="Grid Table 5 Dark Accent 2"/>
     <w:basedOn w:val="TableNormal"/>
     <w:uiPriority w:val="50"/>
-    <w:rsid w:val="0043183A"/>
+    <w:rsid w:val="0043183a"/>
     <w:pPr>
       <w:spacing w:after="0" w:line="240" w:lineRule="auto"/>
     </w:pPr>
@@ -1911,12 +2664,12 @@
       <w:tblStyleRowBandSize w:val="1"/>
       <w:tblStyleColBandSize w:val="1"/>
       <w:tblBorders>
-        <w:top w:val="single" w:sz="4" w:space="0" w:color="FFFFFF" w:themeColor="background1"/>
-        <w:left w:val="single" w:sz="4" w:space="0" w:color="FFFFFF" w:themeColor="background1"/>
-        <w:bottom w:val="single" w:sz="4" w:space="0" w:color="FFFFFF" w:themeColor="background1"/>
-        <w:right w:val="single" w:sz="4" w:space="0" w:color="FFFFFF" w:themeColor="background1"/>
-        <w:insideH w:val="single" w:sz="4" w:space="0" w:color="FFFFFF" w:themeColor="background1"/>
-        <w:insideV w:val="single" w:sz="4" w:space="0" w:color="FFFFFF" w:themeColor="background1"/>
+        <w:top w:val="single" w:color="FFFFFF" w:themeColor="background1" w:sz="4" w:space="0"/>
+        <w:left w:val="single" w:color="FFFFFF" w:themeColor="background1" w:sz="4" w:space="0"/>
+        <w:bottom w:val="single" w:color="FFFFFF" w:themeColor="background1" w:sz="4" w:space="0"/>
+        <w:right w:val="single" w:color="FFFFFF" w:themeColor="background1" w:sz="4" w:space="0"/>
+        <w:insideH w:val="single" w:color="FFFFFF" w:themeColor="background1" w:sz="4" w:space="0"/>
+        <w:insideV w:val="single" w:color="FFFFFF" w:themeColor="background1" w:sz="4" w:space="0"/>
       </w:tblBorders>
     </w:tblPr>
     <w:tcPr>
@@ -1926,14 +2679,14 @@
       <w:rPr>
         <w:b/>
         <w:bCs/>
-        <w:color w:val="FFFFFF" w:themeColor="background1"/>
+        <w:color w:themeColor="background1"/>
       </w:rPr>
       <w:tblPr/>
       <w:tcPr>
         <w:tcBorders>
-          <w:top w:val="single" w:sz="4" w:space="0" w:color="FFFFFF" w:themeColor="background1"/>
-          <w:left w:val="single" w:sz="4" w:space="0" w:color="FFFFFF" w:themeColor="background1"/>
-          <w:right w:val="single" w:sz="4" w:space="0" w:color="FFFFFF" w:themeColor="background1"/>
+          <w:top w:val="single" w:color="FFFFFF" w:themeColor="background1" w:sz="4" w:space="0"/>
+          <w:left w:val="single" w:color="FFFFFF" w:themeColor="background1" w:sz="4" w:space="0"/>
+          <w:right w:val="single" w:color="FFFFFF" w:themeColor="background1" w:sz="4" w:space="0"/>
           <w:insideH w:val="nil"/>
           <w:insideV w:val="nil"/>
         </w:tcBorders>
@@ -1944,14 +2697,14 @@
       <w:rPr>
         <w:b/>
         <w:bCs/>
-        <w:color w:val="FFFFFF" w:themeColor="background1"/>
+        <w:color w:themeColor="background1"/>
       </w:rPr>
       <w:tblPr/>
       <w:tcPr>
         <w:tcBorders>
-          <w:left w:val="single" w:sz="4" w:space="0" w:color="FFFFFF" w:themeColor="background1"/>
-          <w:bottom w:val="single" w:sz="4" w:space="0" w:color="FFFFFF" w:themeColor="background1"/>
-          <w:right w:val="single" w:sz="4" w:space="0" w:color="FFFFFF" w:themeColor="background1"/>
+          <w:left w:val="single" w:color="FFFFFF" w:themeColor="background1" w:sz="4" w:space="0"/>
+          <w:bottom w:val="single" w:color="FFFFFF" w:themeColor="background1" w:sz="4" w:space="0"/>
+          <w:right w:val="single" w:color="FFFFFF" w:themeColor="background1" w:sz="4" w:space="0"/>
           <w:insideH w:val="nil"/>
           <w:insideV w:val="nil"/>
         </w:tcBorders>
@@ -1962,14 +2715,14 @@
       <w:rPr>
         <w:b/>
         <w:bCs/>
-        <w:color w:val="FFFFFF" w:themeColor="background1"/>
+        <w:color w:themeColor="background1"/>
       </w:rPr>
       <w:tblPr/>
       <w:tcPr>
         <w:tcBorders>
-          <w:top w:val="single" w:sz="4" w:space="0" w:color="FFFFFF" w:themeColor="background1"/>
-          <w:left w:val="single" w:sz="4" w:space="0" w:color="FFFFFF" w:themeColor="background1"/>
-          <w:bottom w:val="single" w:sz="4" w:space="0" w:color="FFFFFF" w:themeColor="background1"/>
+          <w:top w:val="single" w:color="FFFFFF" w:themeColor="background1" w:sz="4" w:space="0"/>
+          <w:left w:val="single" w:color="FFFFFF" w:themeColor="background1" w:sz="4" w:space="0"/>
+          <w:bottom w:val="single" w:color="FFFFFF" w:themeColor="background1" w:sz="4" w:space="0"/>
           <w:insideV w:val="nil"/>
         </w:tcBorders>
         <w:shd w:val="clear" w:color="auto" w:fill="ED7D31" w:themeFill="accent2"/>
@@ -1979,14 +2732,14 @@
       <w:rPr>
         <w:b/>
         <w:bCs/>
-        <w:color w:val="FFFFFF" w:themeColor="background1"/>
+        <w:color w:themeColor="background1"/>
       </w:rPr>
       <w:tblPr/>
       <w:tcPr>
         <w:tcBorders>
-          <w:top w:val="single" w:sz="4" w:space="0" w:color="FFFFFF" w:themeColor="background1"/>
-          <w:bottom w:val="single" w:sz="4" w:space="0" w:color="FFFFFF" w:themeColor="background1"/>
-          <w:right w:val="single" w:sz="4" w:space="0" w:color="FFFFFF" w:themeColor="background1"/>
+          <w:top w:val="single" w:color="FFFFFF" w:themeColor="background1" w:sz="4" w:space="0"/>
+          <w:bottom w:val="single" w:color="FFFFFF" w:themeColor="background1" w:sz="4" w:space="0"/>
+          <w:right w:val="single" w:color="FFFFFF" w:themeColor="background1" w:sz="4" w:space="0"/>
           <w:insideV w:val="nil"/>
         </w:tcBorders>
         <w:shd w:val="clear" w:color="auto" w:fill="ED7D31" w:themeFill="accent2"/>
@@ -2009,7 +2762,7 @@
     <w:name w:val="Grid Table 5 Dark Accent 1"/>
     <w:basedOn w:val="TableNormal"/>
     <w:uiPriority w:val="50"/>
-    <w:rsid w:val="0043183A"/>
+    <w:rsid w:val="0043183a"/>
     <w:pPr>
       <w:spacing w:after="0" w:line="240" w:lineRule="auto"/>
     </w:pPr>
@@ -2017,12 +2770,12 @@
       <w:tblStyleRowBandSize w:val="1"/>
       <w:tblStyleColBandSize w:val="1"/>
       <w:tblBorders>
-        <w:top w:val="single" w:sz="4" w:space="0" w:color="FFFFFF" w:themeColor="background1"/>
-        <w:left w:val="single" w:sz="4" w:space="0" w:color="FFFFFF" w:themeColor="background1"/>
-        <w:bottom w:val="single" w:sz="4" w:space="0" w:color="FFFFFF" w:themeColor="background1"/>
-        <w:right w:val="single" w:sz="4" w:space="0" w:color="FFFFFF" w:themeColor="background1"/>
-        <w:insideH w:val="single" w:sz="4" w:space="0" w:color="FFFFFF" w:themeColor="background1"/>
-        <w:insideV w:val="single" w:sz="4" w:space="0" w:color="FFFFFF" w:themeColor="background1"/>
+        <w:top w:val="single" w:color="FFFFFF" w:themeColor="background1" w:sz="4" w:space="0"/>
+        <w:left w:val="single" w:color="FFFFFF" w:themeColor="background1" w:sz="4" w:space="0"/>
+        <w:bottom w:val="single" w:color="FFFFFF" w:themeColor="background1" w:sz="4" w:space="0"/>
+        <w:right w:val="single" w:color="FFFFFF" w:themeColor="background1" w:sz="4" w:space="0"/>
+        <w:insideH w:val="single" w:color="FFFFFF" w:themeColor="background1" w:sz="4" w:space="0"/>
+        <w:insideV w:val="single" w:color="FFFFFF" w:themeColor="background1" w:sz="4" w:space="0"/>
       </w:tblBorders>
     </w:tblPr>
     <w:tcPr>
@@ -2032,14 +2785,14 @@
       <w:rPr>
         <w:b/>
         <w:bCs/>
-        <w:color w:val="FFFFFF" w:themeColor="background1"/>
+        <w:color w:themeColor="background1"/>
       </w:rPr>
       <w:tblPr/>
       <w:tcPr>
         <w:tcBorders>
-          <w:top w:val="single" w:sz="4" w:space="0" w:color="FFFFFF" w:themeColor="background1"/>
-          <w:left w:val="single" w:sz="4" w:space="0" w:color="FFFFFF" w:themeColor="background1"/>
-          <w:right w:val="single" w:sz="4" w:space="0" w:color="FFFFFF" w:themeColor="background1"/>
+          <w:top w:val="single" w:color="FFFFFF" w:themeColor="background1" w:sz="4" w:space="0"/>
+          <w:left w:val="single" w:color="FFFFFF" w:themeColor="background1" w:sz="4" w:space="0"/>
+          <w:right w:val="single" w:color="FFFFFF" w:themeColor="background1" w:sz="4" w:space="0"/>
           <w:insideH w:val="nil"/>
           <w:insideV w:val="nil"/>
         </w:tcBorders>
@@ -2050,14 +2803,14 @@
       <w:rPr>
         <w:b/>
         <w:bCs/>
-        <w:color w:val="FFFFFF" w:themeColor="background1"/>
+        <w:color w:themeColor="background1"/>
       </w:rPr>
       <w:tblPr/>
       <w:tcPr>
         <w:tcBorders>
-          <w:left w:val="single" w:sz="4" w:space="0" w:color="FFFFFF" w:themeColor="background1"/>
-          <w:bottom w:val="single" w:sz="4" w:space="0" w:color="FFFFFF" w:themeColor="background1"/>
-          <w:right w:val="single" w:sz="4" w:space="0" w:color="FFFFFF" w:themeColor="background1"/>
+          <w:left w:val="single" w:color="FFFFFF" w:themeColor="background1" w:sz="4" w:space="0"/>
+          <w:bottom w:val="single" w:color="FFFFFF" w:themeColor="background1" w:sz="4" w:space="0"/>
+          <w:right w:val="single" w:color="FFFFFF" w:themeColor="background1" w:sz="4" w:space="0"/>
           <w:insideH w:val="nil"/>
           <w:insideV w:val="nil"/>
         </w:tcBorders>
@@ -2068,14 +2821,14 @@
       <w:rPr>
         <w:b/>
         <w:bCs/>
-        <w:color w:val="FFFFFF" w:themeColor="background1"/>
+        <w:color w:themeColor="background1"/>
       </w:rPr>
       <w:tblPr/>
       <w:tcPr>
         <w:tcBorders>
-          <w:top w:val="single" w:sz="4" w:space="0" w:color="FFFFFF" w:themeColor="background1"/>
-          <w:left w:val="single" w:sz="4" w:space="0" w:color="FFFFFF" w:themeColor="background1"/>
-          <w:bottom w:val="single" w:sz="4" w:space="0" w:color="FFFFFF" w:themeColor="background1"/>
+          <w:top w:val="single" w:color="FFFFFF" w:themeColor="background1" w:sz="4" w:space="0"/>
+          <w:left w:val="single" w:color="FFFFFF" w:themeColor="background1" w:sz="4" w:space="0"/>
+          <w:bottom w:val="single" w:color="FFFFFF" w:themeColor="background1" w:sz="4" w:space="0"/>
           <w:insideV w:val="nil"/>
         </w:tcBorders>
         <w:shd w:val="clear" w:color="auto" w:fill="4472C4" w:themeFill="accent1"/>
@@ -2085,14 +2838,14 @@
       <w:rPr>
         <w:b/>
         <w:bCs/>
-        <w:color w:val="FFFFFF" w:themeColor="background1"/>
+        <w:color w:themeColor="background1"/>
       </w:rPr>
       <w:tblPr/>
       <w:tcPr>
         <w:tcBorders>
-          <w:top w:val="single" w:sz="4" w:space="0" w:color="FFFFFF" w:themeColor="background1"/>
-          <w:bottom w:val="single" w:sz="4" w:space="0" w:color="FFFFFF" w:themeColor="background1"/>
-          <w:right w:val="single" w:sz="4" w:space="0" w:color="FFFFFF" w:themeColor="background1"/>
+          <w:top w:val="single" w:color="FFFFFF" w:themeColor="background1" w:sz="4" w:space="0"/>
+          <w:bottom w:val="single" w:color="FFFFFF" w:themeColor="background1" w:sz="4" w:space="0"/>
+          <w:right w:val="single" w:color="FFFFFF" w:themeColor="background1" w:sz="4" w:space="0"/>
           <w:insideV w:val="nil"/>
         </w:tcBorders>
         <w:shd w:val="clear" w:color="auto" w:fill="4472C4" w:themeFill="accent1"/>
@@ -2115,7 +2868,7 @@
     <w:name w:val="Grid Table 5 Dark Accent 5"/>
     <w:basedOn w:val="TableNormal"/>
     <w:uiPriority w:val="50"/>
-    <w:rsid w:val="0043183A"/>
+    <w:rsid w:val="0043183a"/>
     <w:pPr>
       <w:spacing w:after="0" w:line="240" w:lineRule="auto"/>
     </w:pPr>
@@ -2123,12 +2876,12 @@
       <w:tblStyleRowBandSize w:val="1"/>
       <w:tblStyleColBandSize w:val="1"/>
       <w:tblBorders>
-        <w:top w:val="single" w:sz="4" w:space="0" w:color="FFFFFF" w:themeColor="background1"/>
-        <w:left w:val="single" w:sz="4" w:space="0" w:color="FFFFFF" w:themeColor="background1"/>
-        <w:bottom w:val="single" w:sz="4" w:space="0" w:color="FFFFFF" w:themeColor="background1"/>
-        <w:right w:val="single" w:sz="4" w:space="0" w:color="FFFFFF" w:themeColor="background1"/>
-        <w:insideH w:val="single" w:sz="4" w:space="0" w:color="FFFFFF" w:themeColor="background1"/>
-        <w:insideV w:val="single" w:sz="4" w:space="0" w:color="FFFFFF" w:themeColor="background1"/>
+        <w:top w:val="single" w:color="FFFFFF" w:themeColor="background1" w:sz="4" w:space="0"/>
+        <w:left w:val="single" w:color="FFFFFF" w:themeColor="background1" w:sz="4" w:space="0"/>
+        <w:bottom w:val="single" w:color="FFFFFF" w:themeColor="background1" w:sz="4" w:space="0"/>
+        <w:right w:val="single" w:color="FFFFFF" w:themeColor="background1" w:sz="4" w:space="0"/>
+        <w:insideH w:val="single" w:color="FFFFFF" w:themeColor="background1" w:sz="4" w:space="0"/>
+        <w:insideV w:val="single" w:color="FFFFFF" w:themeColor="background1" w:sz="4" w:space="0"/>
       </w:tblBorders>
     </w:tblPr>
     <w:tcPr>
@@ -2138,14 +2891,14 @@
       <w:rPr>
         <w:b/>
         <w:bCs/>
-        <w:color w:val="FFFFFF" w:themeColor="background1"/>
+        <w:color w:themeColor="background1"/>
       </w:rPr>
       <w:tblPr/>
       <w:tcPr>
         <w:tcBorders>
-          <w:top w:val="single" w:sz="4" w:space="0" w:color="FFFFFF" w:themeColor="background1"/>
-          <w:left w:val="single" w:sz="4" w:space="0" w:color="FFFFFF" w:themeColor="background1"/>
-          <w:right w:val="single" w:sz="4" w:space="0" w:color="FFFFFF" w:themeColor="background1"/>
+          <w:top w:val="single" w:color="FFFFFF" w:themeColor="background1" w:sz="4" w:space="0"/>
+          <w:left w:val="single" w:color="FFFFFF" w:themeColor="background1" w:sz="4" w:space="0"/>
+          <w:right w:val="single" w:color="FFFFFF" w:themeColor="background1" w:sz="4" w:space="0"/>
           <w:insideH w:val="nil"/>
           <w:insideV w:val="nil"/>
         </w:tcBorders>
@@ -2156,14 +2909,14 @@
       <w:rPr>
         <w:b/>
         <w:bCs/>
-        <w:color w:val="FFFFFF" w:themeColor="background1"/>
+        <w:color w:themeColor="background1"/>
       </w:rPr>
       <w:tblPr/>
       <w:tcPr>
         <w:tcBorders>
-          <w:left w:val="single" w:sz="4" w:space="0" w:color="FFFFFF" w:themeColor="background1"/>
-          <w:bottom w:val="single" w:sz="4" w:space="0" w:color="FFFFFF" w:themeColor="background1"/>
-          <w:right w:val="single" w:sz="4" w:space="0" w:color="FFFFFF" w:themeColor="background1"/>
+          <w:left w:val="single" w:color="FFFFFF" w:themeColor="background1" w:sz="4" w:space="0"/>
+          <w:bottom w:val="single" w:color="FFFFFF" w:themeColor="background1" w:sz="4" w:space="0"/>
+          <w:right w:val="single" w:color="FFFFFF" w:themeColor="background1" w:sz="4" w:space="0"/>
           <w:insideH w:val="nil"/>
           <w:insideV w:val="nil"/>
         </w:tcBorders>
@@ -2174,14 +2927,14 @@
       <w:rPr>
         <w:b/>
         <w:bCs/>
-        <w:color w:val="FFFFFF" w:themeColor="background1"/>
+        <w:color w:themeColor="background1"/>
       </w:rPr>
       <w:tblPr/>
       <w:tcPr>
         <w:tcBorders>
-          <w:top w:val="single" w:sz="4" w:space="0" w:color="FFFFFF" w:themeColor="background1"/>
-          <w:left w:val="single" w:sz="4" w:space="0" w:color="FFFFFF" w:themeColor="background1"/>
-          <w:bottom w:val="single" w:sz="4" w:space="0" w:color="FFFFFF" w:themeColor="background1"/>
+          <w:top w:val="single" w:color="FFFFFF" w:themeColor="background1" w:sz="4" w:space="0"/>
+          <w:left w:val="single" w:color="FFFFFF" w:themeColor="background1" w:sz="4" w:space="0"/>
+          <w:bottom w:val="single" w:color="FFFFFF" w:themeColor="background1" w:sz="4" w:space="0"/>
           <w:insideV w:val="nil"/>
         </w:tcBorders>
         <w:shd w:val="clear" w:color="auto" w:fill="5B9BD5" w:themeFill="accent5"/>
@@ -2191,14 +2944,14 @@
       <w:rPr>
         <w:b/>
         <w:bCs/>
-        <w:color w:val="FFFFFF" w:themeColor="background1"/>
+        <w:color w:themeColor="background1"/>
       </w:rPr>
       <w:tblPr/>
       <w:tcPr>
         <w:tcBorders>
-          <w:top w:val="single" w:sz="4" w:space="0" w:color="FFFFFF" w:themeColor="background1"/>
-          <w:bottom w:val="single" w:sz="4" w:space="0" w:color="FFFFFF" w:themeColor="background1"/>
-          <w:right w:val="single" w:sz="4" w:space="0" w:color="FFFFFF" w:themeColor="background1"/>
+          <w:top w:val="single" w:color="FFFFFF" w:themeColor="background1" w:sz="4" w:space="0"/>
+          <w:bottom w:val="single" w:color="FFFFFF" w:themeColor="background1" w:sz="4" w:space="0"/>
+          <w:right w:val="single" w:color="FFFFFF" w:themeColor="background1" w:sz="4" w:space="0"/>
           <w:insideV w:val="nil"/>
         </w:tcBorders>
         <w:shd w:val="clear" w:color="auto" w:fill="5B9BD5" w:themeFill="accent5"/>
@@ -2221,7 +2974,7 @@
     <w:name w:val="Grid Table 2 Accent 5"/>
     <w:basedOn w:val="TableNormal"/>
     <w:uiPriority w:val="47"/>
-    <w:rsid w:val="0043183A"/>
+    <w:rsid w:val="0043183a"/>
     <w:pPr>
       <w:spacing w:after="0" w:line="240" w:lineRule="auto"/>
     </w:pPr>
@@ -2229,10 +2982,10 @@
       <w:tblStyleRowBandSize w:val="1"/>
       <w:tblStyleColBandSize w:val="1"/>
       <w:tblBorders>
-        <w:top w:val="single" w:sz="2" w:space="0" w:color="9CC2E5" w:themeColor="accent5" w:themeTint="99"/>
-        <w:bottom w:val="single" w:sz="2" w:space="0" w:color="9CC2E5" w:themeColor="accent5" w:themeTint="99"/>
-        <w:insideH w:val="single" w:sz="2" w:space="0" w:color="9CC2E5" w:themeColor="accent5" w:themeTint="99"/>
-        <w:insideV w:val="single" w:sz="2" w:space="0" w:color="9CC2E5" w:themeColor="accent5" w:themeTint="99"/>
+        <w:top w:val="single" w:color="9CC2E5" w:themeColor="accent5" w:themeTint="99" w:sz="2" w:space="0"/>
+        <w:bottom w:val="single" w:color="9CC2E5" w:themeColor="accent5" w:themeTint="99" w:sz="2" w:space="0"/>
+        <w:insideH w:val="single" w:color="9CC2E5" w:themeColor="accent5" w:themeTint="99" w:sz="2" w:space="0"/>
+        <w:insideV w:val="single" w:color="9CC2E5" w:themeColor="accent5" w:themeTint="99" w:sz="2" w:space="0"/>
       </w:tblBorders>
     </w:tblPr>
     <w:tblStylePr w:type="firstRow">
@@ -2244,7 +2997,7 @@
       <w:tcPr>
         <w:tcBorders>
           <w:top w:val="nil"/>
-          <w:bottom w:val="single" w:sz="12" w:space="0" w:color="9CC2E5" w:themeColor="accent5" w:themeTint="99"/>
+          <w:bottom w:val="single" w:color="9CC2E5" w:themeColor="accent5" w:sz="12" w:space="0"/>
           <w:insideH w:val="nil"/>
           <w:insideV w:val="nil"/>
         </w:tcBorders>
@@ -2259,7 +3012,7 @@
       <w:tblPr/>
       <w:tcPr>
         <w:tcBorders>
-          <w:top w:val="double" w:sz="2" w:space="0" w:color="9CC2E5" w:themeColor="accent5" w:themeTint="99"/>
+          <w:top w:val="double" w:color="9CC2E5" w:themeColor="accent5" w:sz="2" w:space="0"/>
           <w:bottom w:val="nil"/>
           <w:insideH w:val="nil"/>
           <w:insideV w:val="nil"/>
@@ -2272,12 +3025,14 @@
         <w:b/>
         <w:bCs/>
       </w:rPr>
+      <w:tblPr/>
     </w:tblStylePr>
     <w:tblStylePr w:type="lastCol">
       <w:rPr>
         <w:b/>
         <w:bCs/>
       </w:rPr>
+      <w:tblPr/>
     </w:tblStylePr>
     <w:tblStylePr w:type="band1Vert">
       <w:tblPr/>
@@ -2296,7 +3051,7 @@
     <w:name w:val="Grid Table 1 Light Accent 5"/>
     <w:basedOn w:val="TableNormal"/>
     <w:uiPriority w:val="46"/>
-    <w:rsid w:val="0043183A"/>
+    <w:rsid w:val="0043183a"/>
     <w:pPr>
       <w:spacing w:after="0" w:line="240" w:lineRule="auto"/>
     </w:pPr>
@@ -2304,12 +3059,12 @@
       <w:tblStyleRowBandSize w:val="1"/>
       <w:tblStyleColBandSize w:val="1"/>
       <w:tblBorders>
-        <w:top w:val="single" w:sz="4" w:space="0" w:color="BDD6EE" w:themeColor="accent5" w:themeTint="66"/>
-        <w:left w:val="single" w:sz="4" w:space="0" w:color="BDD6EE" w:themeColor="accent5" w:themeTint="66"/>
-        <w:bottom w:val="single" w:sz="4" w:space="0" w:color="BDD6EE" w:themeColor="accent5" w:themeTint="66"/>
-        <w:right w:val="single" w:sz="4" w:space="0" w:color="BDD6EE" w:themeColor="accent5" w:themeTint="66"/>
-        <w:insideH w:val="single" w:sz="4" w:space="0" w:color="BDD6EE" w:themeColor="accent5" w:themeTint="66"/>
-        <w:insideV w:val="single" w:sz="4" w:space="0" w:color="BDD6EE" w:themeColor="accent5" w:themeTint="66"/>
+        <w:top w:val="single" w:color="BDD6EE" w:themeColor="accent5" w:themeTint="66" w:sz="4" w:space="0"/>
+        <w:left w:val="single" w:color="BDD6EE" w:themeColor="accent5" w:themeTint="66" w:sz="4" w:space="0"/>
+        <w:bottom w:val="single" w:color="BDD6EE" w:themeColor="accent5" w:themeTint="66" w:sz="4" w:space="0"/>
+        <w:right w:val="single" w:color="BDD6EE" w:themeColor="accent5" w:themeTint="66" w:sz="4" w:space="0"/>
+        <w:insideH w:val="single" w:color="BDD6EE" w:themeColor="accent5" w:themeTint="66" w:sz="4" w:space="0"/>
+        <w:insideV w:val="single" w:color="BDD6EE" w:themeColor="accent5" w:themeTint="66" w:sz="4" w:space="0"/>
       </w:tblBorders>
     </w:tblPr>
     <w:tblStylePr w:type="firstRow">
@@ -2320,7 +3075,7 @@
       <w:tblPr/>
       <w:tcPr>
         <w:tcBorders>
-          <w:bottom w:val="single" w:sz="12" w:space="0" w:color="9CC2E5" w:themeColor="accent5" w:themeTint="99"/>
+          <w:bottom w:val="single" w:color="9CC2E5" w:themeColor="accent5" w:sz="12" w:space="0"/>
         </w:tcBorders>
       </w:tcPr>
     </w:tblStylePr>
@@ -2332,7 +3087,7 @@
       <w:tblPr/>
       <w:tcPr>
         <w:tcBorders>
-          <w:top w:val="double" w:sz="2" w:space="0" w:color="9CC2E5" w:themeColor="accent5" w:themeTint="99"/>
+          <w:top w:val="double" w:color="9CC2E5" w:themeColor="accent5" w:sz="2" w:space="0"/>
         </w:tcBorders>
       </w:tcPr>
     </w:tblStylePr>
@@ -2341,159 +3096,51 @@
         <w:b/>
         <w:bCs/>
       </w:rPr>
+      <w:tblPr/>
     </w:tblStylePr>
     <w:tblStylePr w:type="lastCol">
       <w:rPr>
         <w:b/>
         <w:bCs/>
       </w:rPr>
+      <w:tblPr/>
     </w:tblStylePr>
-  </w:style>
-  <w:style w:type="character" w:styleId="Hyperlink">
-    <w:name w:val="Hyperlink"/>
-    <w:basedOn w:val="DefaultParagraphFont"/>
-    <w:uiPriority w:val="99"/>
-    <w:unhideWhenUsed/>
-    <w:rsid w:val="005250D7"/>
-    <w:rPr>
-      <w:color w:val="0563C1" w:themeColor="hyperlink"/>
-      <w:u w:val="single"/>
-    </w:rPr>
-  </w:style>
-  <w:style w:type="character" w:customStyle="1" w:styleId="MenoPendente1">
-    <w:name w:val="Menção Pendente1"/>
-    <w:basedOn w:val="DefaultParagraphFont"/>
-    <w:uiPriority w:val="99"/>
-    <w:semiHidden/>
-    <w:unhideWhenUsed/>
-    <w:rsid w:val="005250D7"/>
-    <w:rPr>
-      <w:color w:val="605E5C"/>
-      <w:shd w:val="clear" w:color="auto" w:fill="E1DFDD"/>
-    </w:rPr>
-  </w:style>
-  <w:style w:type="character" w:customStyle="1" w:styleId="no-link">
-    <w:name w:val="no-link"/>
-    <w:basedOn w:val="DefaultParagraphFont"/>
-    <w:rsid w:val="001A22EC"/>
-  </w:style>
-  <w:style w:type="character" w:customStyle="1" w:styleId="normaltextrun">
-    <w:name w:val="normaltextrun"/>
-    <w:basedOn w:val="DefaultParagraphFont"/>
-    <w:rsid w:val="001F7599"/>
-  </w:style>
-  <w:style w:type="character" w:customStyle="1" w:styleId="eop">
-    <w:name w:val="eop"/>
-    <w:basedOn w:val="DefaultParagraphFont"/>
-    <w:rsid w:val="001F7599"/>
-  </w:style>
-  <w:style w:type="paragraph" w:customStyle="1" w:styleId="paragraph">
-    <w:name w:val="paragraph"/>
-    <w:basedOn w:val="Normal"/>
-    <w:rsid w:val="001F7599"/>
-    <w:pPr>
-      <w:spacing w:before="100" w:beforeAutospacing="1" w:after="100" w:afterAutospacing="1" w:line="240" w:lineRule="auto"/>
-    </w:pPr>
-    <w:rPr>
-      <w:rFonts w:ascii="Times New Roman" w:eastAsia="Times New Roman" w:hAnsi="Times New Roman" w:cs="Times New Roman"/>
-      <w:sz w:val="24"/>
-      <w:szCs w:val="24"/>
-      <w:lang w:eastAsia="pt-BR"/>
-    </w:rPr>
-  </w:style>
-  <w:style w:type="paragraph" w:styleId="ListParagraph">
-    <w:name w:val="List Paragraph"/>
-    <w:basedOn w:val="Normal"/>
-    <w:uiPriority w:val="34"/>
-    <w:qFormat/>
-    <w:rsid w:val="001F7599"/>
-    <w:pPr>
-      <w:ind w:left="720"/>
-      <w:contextualSpacing/>
-    </w:pPr>
   </w:style>
   <w:style w:type="table" w:styleId="TableGrid">
     <w:name w:val="Table Grid"/>
     <w:basedOn w:val="TableNormal"/>
     <w:uiPriority w:val="39"/>
-    <w:rsid w:val="00584EE9"/>
+    <w:rsid w:val="00584ee9"/>
     <w:pPr>
       <w:spacing w:after="0" w:line="240" w:lineRule="auto"/>
     </w:pPr>
     <w:tblPr>
       <w:tblBorders>
-        <w:top w:val="single" w:sz="4" w:space="0" w:color="auto"/>
-        <w:left w:val="single" w:sz="4" w:space="0" w:color="auto"/>
-        <w:bottom w:val="single" w:sz="4" w:space="0" w:color="auto"/>
-        <w:right w:val="single" w:sz="4" w:space="0" w:color="auto"/>
-        <w:insideH w:val="single" w:sz="4" w:space="0" w:color="auto"/>
-        <w:insideV w:val="single" w:sz="4" w:space="0" w:color="auto"/>
+        <w:top w:val="single" w:color="auto" w:sz="4" w:space="0"/>
+        <w:left w:val="single" w:color="auto" w:sz="4" w:space="0"/>
+        <w:bottom w:val="single" w:color="auto" w:sz="4" w:space="0"/>
+        <w:right w:val="single" w:color="auto" w:sz="4" w:space="0"/>
+        <w:insideH w:val="single" w:color="auto" w:sz="4" w:space="0"/>
+        <w:insideV w:val="single" w:color="auto" w:sz="4" w:space="0"/>
       </w:tblBorders>
     </w:tblPr>
-  </w:style>
-  <w:style w:type="paragraph" w:styleId="NormalWeb">
-    <w:name w:val="Normal (Web)"/>
-    <w:basedOn w:val="Normal"/>
-    <w:uiPriority w:val="99"/>
-    <w:semiHidden/>
-    <w:unhideWhenUsed/>
-    <w:rsid w:val="002E0E14"/>
-    <w:pPr>
-      <w:spacing w:before="100" w:beforeAutospacing="1" w:after="100" w:afterAutospacing="1" w:line="240" w:lineRule="auto"/>
-    </w:pPr>
-    <w:rPr>
-      <w:rFonts w:ascii="Times New Roman" w:eastAsiaTheme="minorEastAsia" w:hAnsi="Times New Roman" w:cs="Times New Roman"/>
-      <w:sz w:val="24"/>
-      <w:szCs w:val="24"/>
-      <w:lang w:eastAsia="pt-BR"/>
-    </w:rPr>
-  </w:style>
-  <w:style w:type="paragraph" w:styleId="BalloonText">
-    <w:name w:val="Balloon Text"/>
-    <w:basedOn w:val="Normal"/>
-    <w:link w:val="BalloonTextChar"/>
-    <w:uiPriority w:val="99"/>
-    <w:semiHidden/>
-    <w:unhideWhenUsed/>
-    <w:rsid w:val="00EA4627"/>
-    <w:pPr>
-      <w:spacing w:after="0" w:line="240" w:lineRule="auto"/>
-    </w:pPr>
-    <w:rPr>
-      <w:rFonts w:ascii="Segoe UI" w:hAnsi="Segoe UI" w:cs="Segoe UI"/>
-      <w:sz w:val="18"/>
-      <w:szCs w:val="18"/>
-    </w:rPr>
-  </w:style>
-  <w:style w:type="character" w:customStyle="1" w:styleId="BalloonTextChar">
-    <w:name w:val="Balloon Text Char"/>
-    <w:basedOn w:val="DefaultParagraphFont"/>
-    <w:link w:val="BalloonText"/>
-    <w:uiPriority w:val="99"/>
-    <w:semiHidden/>
-    <w:rsid w:val="00EA4627"/>
-    <w:rPr>
-      <w:rFonts w:ascii="Segoe UI" w:hAnsi="Segoe UI" w:cs="Segoe UI"/>
-      <w:sz w:val="18"/>
-      <w:szCs w:val="18"/>
-    </w:rPr>
   </w:style>
   <w:style w:type="table" w:styleId="TableGridLight">
     <w:name w:val="Grid Table Light"/>
     <w:basedOn w:val="TableNormal"/>
     <w:uiPriority w:val="40"/>
-    <w:rsid w:val="005E4DFF"/>
+    <w:rsid w:val="005e4dff"/>
     <w:pPr>
       <w:spacing w:after="0" w:line="240" w:lineRule="auto"/>
     </w:pPr>
     <w:tblPr>
       <w:tblBorders>
-        <w:top w:val="single" w:sz="4" w:space="0" w:color="BFBFBF" w:themeColor="background1" w:themeShade="BF"/>
-        <w:left w:val="single" w:sz="4" w:space="0" w:color="BFBFBF" w:themeColor="background1" w:themeShade="BF"/>
-        <w:bottom w:val="single" w:sz="4" w:space="0" w:color="BFBFBF" w:themeColor="background1" w:themeShade="BF"/>
-        <w:right w:val="single" w:sz="4" w:space="0" w:color="BFBFBF" w:themeColor="background1" w:themeShade="BF"/>
-        <w:insideH w:val="single" w:sz="4" w:space="0" w:color="BFBFBF" w:themeColor="background1" w:themeShade="BF"/>
-        <w:insideV w:val="single" w:sz="4" w:space="0" w:color="BFBFBF" w:themeColor="background1" w:themeShade="BF"/>
+        <w:top w:val="single" w:color="BFBFBF" w:themeColor="background1" w:sz="4" w:space="0"/>
+        <w:left w:val="single" w:color="BFBFBF" w:themeColor="background1" w:sz="4" w:space="0"/>
+        <w:bottom w:val="single" w:color="BFBFBF" w:themeColor="background1" w:sz="4" w:space="0"/>
+        <w:right w:val="single" w:color="BFBFBF" w:themeColor="background1" w:sz="4" w:space="0"/>
+        <w:insideH w:val="single" w:color="BFBFBF" w:themeColor="background1" w:sz="4" w:space="0"/>
+        <w:insideV w:val="single" w:color="BFBFBF" w:themeColor="background1" w:sz="4" w:space="0"/>
       </w:tblBorders>
     </w:tblPr>
   </w:style>
@@ -2501,195 +3148,97 @@
 </file>
 
 <file path=word/theme/theme1.xml><?xml version="1.0" encoding="utf-8"?>
-<a:theme xmlns:a="http://schemas.openxmlformats.org/drawingml/2006/main" name="Tema do Office">
+<a:theme xmlns:a="http://schemas.openxmlformats.org/drawingml/2006/main" xmlns:r="http://schemas.openxmlformats.org/officeDocument/2006/relationships" name="Tema do Office">
   <a:themeElements>
     <a:clrScheme name="Office">
       <a:dk1>
-        <a:sysClr val="windowText" lastClr="000000"/>
+        <a:srgbClr val="000000"/>
       </a:dk1>
       <a:lt1>
-        <a:sysClr val="window" lastClr="FFFFFF"/>
+        <a:srgbClr val="ffffff"/>
       </a:lt1>
       <a:dk2>
-        <a:srgbClr val="44546A"/>
+        <a:srgbClr val="44546a"/>
       </a:dk2>
       <a:lt2>
-        <a:srgbClr val="E7E6E6"/>
+        <a:srgbClr val="e7e6e6"/>
       </a:lt2>
       <a:accent1>
-        <a:srgbClr val="4472C4"/>
+        <a:srgbClr val="4472c4"/>
       </a:accent1>
       <a:accent2>
-        <a:srgbClr val="ED7D31"/>
+        <a:srgbClr val="ed7d31"/>
       </a:accent2>
       <a:accent3>
-        <a:srgbClr val="A5A5A5"/>
+        <a:srgbClr val="a5a5a5"/>
       </a:accent3>
       <a:accent4>
-        <a:srgbClr val="FFC000"/>
+        <a:srgbClr val="ffc000"/>
       </a:accent4>
       <a:accent5>
-        <a:srgbClr val="5B9BD5"/>
+        <a:srgbClr val="5b9bd5"/>
       </a:accent5>
       <a:accent6>
-        <a:srgbClr val="70AD47"/>
+        <a:srgbClr val="70ad47"/>
       </a:accent6>
       <a:hlink>
-        <a:srgbClr val="0563C1"/>
+        <a:srgbClr val="0563c1"/>
       </a:hlink>
       <a:folHlink>
-        <a:srgbClr val="954F72"/>
+        <a:srgbClr val="954f72"/>
       </a:folHlink>
     </a:clrScheme>
     <a:fontScheme name="Office">
       <a:majorFont>
-        <a:latin typeface="Calibri Light" panose="020F0302020204030204"/>
+        <a:latin typeface="Calibri Light" panose="020F0302020204030204" pitchFamily="0" charset="1"/>
         <a:ea typeface=""/>
         <a:cs typeface=""/>
-        <a:font script="Jpan" typeface="游ゴシック Light"/>
-        <a:font script="Hang" typeface="맑은 고딕"/>
-        <a:font script="Hans" typeface="等线 Light"/>
-        <a:font script="Hant" typeface="新細明體"/>
-        <a:font script="Arab" typeface="Times New Roman"/>
-        <a:font script="Hebr" typeface="Times New Roman"/>
-        <a:font script="Thai" typeface="Angsana New"/>
-        <a:font script="Ethi" typeface="Nyala"/>
-        <a:font script="Beng" typeface="Vrinda"/>
-        <a:font script="Gujr" typeface="Shruti"/>
-        <a:font script="Khmr" typeface="MoolBoran"/>
-        <a:font script="Knda" typeface="Tunga"/>
-        <a:font script="Guru" typeface="Raavi"/>
-        <a:font script="Cans" typeface="Euphemia"/>
-        <a:font script="Cher" typeface="Plantagenet Cherokee"/>
-        <a:font script="Yiii" typeface="Microsoft Yi Baiti"/>
-        <a:font script="Tibt" typeface="Microsoft Himalaya"/>
-        <a:font script="Thaa" typeface="MV Boli"/>
-        <a:font script="Deva" typeface="Mangal"/>
-        <a:font script="Telu" typeface="Gautami"/>
-        <a:font script="Taml" typeface="Latha"/>
-        <a:font script="Syrc" typeface="Estrangelo Edessa"/>
-        <a:font script="Orya" typeface="Kalinga"/>
-        <a:font script="Mlym" typeface="Kartika"/>
-        <a:font script="Laoo" typeface="DokChampa"/>
-        <a:font script="Sinh" typeface="Iskoola Pota"/>
-        <a:font script="Mong" typeface="Mongolian Baiti"/>
-        <a:font script="Viet" typeface="Times New Roman"/>
-        <a:font script="Uigh" typeface="Microsoft Uighur"/>
-        <a:font script="Geor" typeface="Sylfaen"/>
-        <a:font script="Armn" typeface="Arial"/>
-        <a:font script="Bugi" typeface="Leelawadee UI"/>
-        <a:font script="Bopo" typeface="Microsoft JhengHei"/>
-        <a:font script="Java" typeface="Javanese Text"/>
-        <a:font script="Lisu" typeface="Segoe UI"/>
-        <a:font script="Mymr" typeface="Myanmar Text"/>
-        <a:font script="Nkoo" typeface="Ebrima"/>
-        <a:font script="Olck" typeface="Nirmala UI"/>
-        <a:font script="Osma" typeface="Ebrima"/>
-        <a:font script="Phag" typeface="Phagspa"/>
-        <a:font script="Syrn" typeface="Estrangelo Edessa"/>
-        <a:font script="Syrj" typeface="Estrangelo Edessa"/>
-        <a:font script="Syre" typeface="Estrangelo Edessa"/>
-        <a:font script="Sora" typeface="Nirmala UI"/>
-        <a:font script="Tale" typeface="Microsoft Tai Le"/>
-        <a:font script="Talu" typeface="Microsoft New Tai Lue"/>
-        <a:font script="Tfng" typeface="Ebrima"/>
       </a:majorFont>
       <a:minorFont>
-        <a:latin typeface="Calibri" panose="020F0502020204030204"/>
+        <a:latin typeface="Calibri" panose="020F0502020204030204" pitchFamily="0" charset="1"/>
         <a:ea typeface=""/>
         <a:cs typeface=""/>
-        <a:font script="Jpan" typeface="游明朝"/>
-        <a:font script="Hang" typeface="맑은 고딕"/>
-        <a:font script="Hans" typeface="等线"/>
-        <a:font script="Hant" typeface="新細明體"/>
-        <a:font script="Arab" typeface="Arial"/>
-        <a:font script="Hebr" typeface="Arial"/>
-        <a:font script="Thai" typeface="Cordia New"/>
-        <a:font script="Ethi" typeface="Nyala"/>
-        <a:font script="Beng" typeface="Vrinda"/>
-        <a:font script="Gujr" typeface="Shruti"/>
-        <a:font script="Khmr" typeface="DaunPenh"/>
-        <a:font script="Knda" typeface="Tunga"/>
-        <a:font script="Guru" typeface="Raavi"/>
-        <a:font script="Cans" typeface="Euphemia"/>
-        <a:font script="Cher" typeface="Plantagenet Cherokee"/>
-        <a:font script="Yiii" typeface="Microsoft Yi Baiti"/>
-        <a:font script="Tibt" typeface="Microsoft Himalaya"/>
-        <a:font script="Thaa" typeface="MV Boli"/>
-        <a:font script="Deva" typeface="Mangal"/>
-        <a:font script="Telu" typeface="Gautami"/>
-        <a:font script="Taml" typeface="Latha"/>
-        <a:font script="Syrc" typeface="Estrangelo Edessa"/>
-        <a:font script="Orya" typeface="Kalinga"/>
-        <a:font script="Mlym" typeface="Kartika"/>
-        <a:font script="Laoo" typeface="DokChampa"/>
-        <a:font script="Sinh" typeface="Iskoola Pota"/>
-        <a:font script="Mong" typeface="Mongolian Baiti"/>
-        <a:font script="Viet" typeface="Arial"/>
-        <a:font script="Uigh" typeface="Microsoft Uighur"/>
-        <a:font script="Geor" typeface="Sylfaen"/>
-        <a:font script="Armn" typeface="Arial"/>
-        <a:font script="Bugi" typeface="Leelawadee UI"/>
-        <a:font script="Bopo" typeface="Microsoft JhengHei"/>
-        <a:font script="Java" typeface="Javanese Text"/>
-        <a:font script="Lisu" typeface="Segoe UI"/>
-        <a:font script="Mymr" typeface="Myanmar Text"/>
-        <a:font script="Nkoo" typeface="Ebrima"/>
-        <a:font script="Olck" typeface="Nirmala UI"/>
-        <a:font script="Osma" typeface="Ebrima"/>
-        <a:font script="Phag" typeface="Phagspa"/>
-        <a:font script="Syrn" typeface="Estrangelo Edessa"/>
-        <a:font script="Syrj" typeface="Estrangelo Edessa"/>
-        <a:font script="Syre" typeface="Estrangelo Edessa"/>
-        <a:font script="Sora" typeface="Nirmala UI"/>
-        <a:font script="Tale" typeface="Microsoft Tai Le"/>
-        <a:font script="Talu" typeface="Microsoft New Tai Lue"/>
-        <a:font script="Tfng" typeface="Ebrima"/>
       </a:minorFont>
     </a:fontScheme>
-    <a:fmtScheme name="Office">
+    <a:fmtScheme>
       <a:fillStyleLst>
         <a:solidFill>
           <a:schemeClr val="phClr"/>
         </a:solidFill>
-        <a:gradFill rotWithShape="1">
+        <a:gradFill>
           <a:gsLst>
             <a:gs pos="0">
               <a:schemeClr val="phClr">
                 <a:lumMod val="110000"/>
-                <a:satMod val="105000"/>
                 <a:tint val="67000"/>
               </a:schemeClr>
             </a:gs>
             <a:gs pos="50000">
               <a:schemeClr val="phClr">
                 <a:lumMod val="105000"/>
-                <a:satMod val="103000"/>
                 <a:tint val="73000"/>
               </a:schemeClr>
             </a:gs>
             <a:gs pos="100000">
               <a:schemeClr val="phClr">
                 <a:lumMod val="105000"/>
-                <a:satMod val="109000"/>
                 <a:tint val="81000"/>
               </a:schemeClr>
             </a:gs>
           </a:gsLst>
           <a:lin ang="5400000" scaled="0"/>
+          <a:tileRect l="0" t="0" r="0" b="0"/>
         </a:gradFill>
-        <a:gradFill rotWithShape="1">
+        <a:gradFill>
           <a:gsLst>
             <a:gs pos="0">
               <a:schemeClr val="phClr">
-                <a:satMod val="103000"/>
                 <a:lumMod val="102000"/>
                 <a:tint val="94000"/>
               </a:schemeClr>
             </a:gs>
             <a:gs pos="50000">
               <a:schemeClr val="phClr">
-                <a:satMod val="110000"/>
                 <a:lumMod val="100000"/>
                 <a:shade val="100000"/>
               </a:schemeClr>
@@ -2697,33 +3246,24 @@
             <a:gs pos="100000">
               <a:schemeClr val="phClr">
                 <a:lumMod val="99000"/>
-                <a:satMod val="120000"/>
                 <a:shade val="78000"/>
               </a:schemeClr>
             </a:gs>
           </a:gsLst>
           <a:lin ang="5400000" scaled="0"/>
+          <a:tileRect l="0" t="0" r="0" b="0"/>
         </a:gradFill>
       </a:fillStyleLst>
       <a:lnStyleLst>
         <a:ln w="6350" cap="flat" cmpd="sng" algn="ctr">
-          <a:solidFill>
-            <a:schemeClr val="phClr"/>
-          </a:solidFill>
           <a:prstDash val="solid"/>
           <a:miter lim="800000"/>
         </a:ln>
         <a:ln w="12700" cap="flat" cmpd="sng" algn="ctr">
-          <a:solidFill>
-            <a:schemeClr val="phClr"/>
-          </a:solidFill>
           <a:prstDash val="solid"/>
           <a:miter lim="800000"/>
         </a:ln>
         <a:ln w="19050" cap="flat" cmpd="sng" algn="ctr">
-          <a:solidFill>
-            <a:schemeClr val="phClr"/>
-          </a:solidFill>
           <a:prstDash val="solid"/>
           <a:miter lim="800000"/>
         </a:ln>
@@ -2736,13 +3276,7 @@
           <a:effectLst/>
         </a:effectStyle>
         <a:effectStyle>
-          <a:effectLst>
-            <a:outerShdw blurRad="57150" dist="19050" dir="5400000" algn="ctr" rotWithShape="0">
-              <a:srgbClr val="000000">
-                <a:alpha val="63000"/>
-              </a:srgbClr>
-            </a:outerShdw>
-          </a:effectLst>
+          <a:effectLst/>
         </a:effectStyle>
       </a:effectStyleLst>
       <a:bgFillStyleLst>
@@ -2752,15 +3286,13 @@
         <a:solidFill>
           <a:schemeClr val="phClr">
             <a:tint val="95000"/>
-            <a:satMod val="170000"/>
           </a:schemeClr>
         </a:solidFill>
-        <a:gradFill rotWithShape="1">
+        <a:gradFill>
           <a:gsLst>
             <a:gs pos="0">
               <a:schemeClr val="phClr">
                 <a:tint val="93000"/>
-                <a:satMod val="150000"/>
                 <a:shade val="98000"/>
                 <a:lumMod val="102000"/>
               </a:schemeClr>
@@ -2768,7 +3300,6 @@
             <a:gs pos="50000">
               <a:schemeClr val="phClr">
                 <a:tint val="98000"/>
-                <a:satMod val="130000"/>
                 <a:shade val="90000"/>
                 <a:lumMod val="103000"/>
               </a:schemeClr>
@@ -2776,26 +3307,36 @@
             <a:gs pos="100000">
               <a:schemeClr val="phClr">
                 <a:shade val="63000"/>
-                <a:satMod val="120000"/>
               </a:schemeClr>
             </a:gs>
           </a:gsLst>
           <a:lin ang="5400000" scaled="0"/>
+          <a:tileRect l="0" t="0" r="0" b="0"/>
         </a:gradFill>
       </a:bgFillStyleLst>
     </a:fmtScheme>
   </a:themeElements>
-  <a:objectDefaults/>
-  <a:extraClrSchemeLst/>
-  <a:extLst>
-    <a:ext uri="{05A4C25C-085E-4340-85A3-A5531E510DB2}">
-      <thm15:themeFamily xmlns:thm15="http://schemas.microsoft.com/office/thememl/2012/main" name="Office Theme" id="{62F939B6-93AF-4DB8-9C6B-D6C7DFDC589F}" vid="{4A3C46E8-61CC-4603-A589-7422A47A8E4A}"/>
-    </a:ext>
-  </a:extLst>
 </a:theme>
 </file>
 
 <file path=customXml/item1.xml><?xml version="1.0" encoding="utf-8"?>
+<?mso-contentType ?>
+<FormTemplates xmlns="http://schemas.microsoft.com/sharepoint/v3/contenttype/forms">
+  <Display>DocumentLibraryForm</Display>
+  <Edit>DocumentLibraryForm</Edit>
+  <New>DocumentLibraryForm</New>
+</FormTemplates>
+</file>
+
+<file path=customXml/item2.xml><?xml version="1.0" encoding="utf-8"?>
+<p:properties xmlns:p="http://schemas.microsoft.com/office/2006/metadata/properties" xmlns:xsi="http://www.w3.org/2001/XMLSchema-instance" xmlns:pc="http://schemas.microsoft.com/office/infopath/2007/PartnerControls">
+  <documentManagement>
+    <_activity xmlns="5e56eec9-9a2e-4f24-bab5-2b965ebe6664" xsi:nil="true"/>
+  </documentManagement>
+</p:properties>
+</file>
+
+<file path=customXml/item3.xml><?xml version="1.0" encoding="utf-8"?>
 <ct:contentTypeSchema xmlns:ct="http://schemas.microsoft.com/office/2006/metadata/contentType" xmlns:ma="http://schemas.microsoft.com/office/2006/metadata/properties/metaAttributes" ct:_="" ma:_="" ma:contentTypeName="Documento" ma:contentTypeID="0x010100FDA918729A14AC479D87ADAE1A219B66" ma:contentTypeVersion="18" ma:contentTypeDescription="Crie um novo documento." ma:contentTypeScope="" ma:versionID="bf65b13cbe772009898667f95c13b368">
   <xsd:schema xmlns:xsd="http://www.w3.org/2001/XMLSchema" xmlns:xs="http://www.w3.org/2001/XMLSchema" xmlns:p="http://schemas.microsoft.com/office/2006/metadata/properties" xmlns:ns3="5e56eec9-9a2e-4f24-bab5-2b965ebe6664" xmlns:ns4="54e5cc6f-ecb7-48b3-b122-284322b940a7" targetNamespace="http://schemas.microsoft.com/office/2006/metadata/properties" ma:root="true" ma:fieldsID="4f2f32ee2aeebe7360237ea1462cb9ce" ns3:_="" ns4:_="">
     <xsd:import namespace="5e56eec9-9a2e-4f24-bab5-2b965ebe6664"/>
@@ -3048,24 +3589,25 @@
 </ct:contentTypeSchema>
 </file>
 
-<file path=customXml/item2.xml><?xml version="1.0" encoding="utf-8"?>
-<p:properties xmlns:p="http://schemas.microsoft.com/office/2006/metadata/properties" xmlns:xsi="http://www.w3.org/2001/XMLSchema-instance" xmlns:pc="http://schemas.microsoft.com/office/infopath/2007/PartnerControls">
-  <documentManagement>
-    <_activity xmlns="5e56eec9-9a2e-4f24-bab5-2b965ebe6664" xsi:nil="true"/>
-  </documentManagement>
-</p:properties>
+<file path=customXml/itemProps1.xml><?xml version="1.0" encoding="utf-8"?>
+<ds:datastoreItem xmlns:ds="http://schemas.openxmlformats.org/officeDocument/2006/customXml" ds:itemID="{0E488109-9E1A-4FBF-9A93-10445CB06AB4}">
+  <ds:schemaRefs>
+    <ds:schemaRef ds:uri="http://schemas.microsoft.com/sharepoint/v3/contenttype/forms"/>
+  </ds:schemaRefs>
+</ds:datastoreItem>
 </file>
 
-<file path=customXml/item3.xml><?xml version="1.0" encoding="utf-8"?>
-<?mso-contentType ?>
-<FormTemplates xmlns="http://schemas.microsoft.com/sharepoint/v3/contenttype/forms">
-  <Display>DocumentLibraryForm</Display>
-  <Edit>DocumentLibraryForm</Edit>
-  <New>DocumentLibraryForm</New>
-</FormTemplates>
+<file path=customXml/itemProps2.xml><?xml version="1.0" encoding="utf-8"?>
+<ds:datastoreItem xmlns:ds="http://schemas.openxmlformats.org/officeDocument/2006/customXml" ds:itemID="{980D0855-C1E6-4A62-AD93-A71267F33DB0}">
+  <ds:schemaRefs>
+    <ds:schemaRef ds:uri="http://schemas.microsoft.com/office/2006/metadata/properties"/>
+    <ds:schemaRef ds:uri="http://schemas.microsoft.com/office/infopath/2007/PartnerControls"/>
+    <ds:schemaRef ds:uri="5e56eec9-9a2e-4f24-bab5-2b965ebe6664"/>
+  </ds:schemaRefs>
+</ds:datastoreItem>
 </file>
 
-<file path=customXml/itemProps1.xml><?xml version="1.0" encoding="utf-8"?>
+<file path=customXml/itemProps3.xml><?xml version="1.0" encoding="utf-8"?>
 <ds:datastoreItem xmlns:ds="http://schemas.openxmlformats.org/officeDocument/2006/customXml" ds:itemID="{10533AE3-F489-45CE-8146-2D848168A97F}">
   <ds:schemaRefs>
     <ds:schemaRef ds:uri="http://schemas.microsoft.com/office/2006/metadata/contentType"/>
@@ -3082,22 +3624,4 @@
     <ds:schemaRef ds:uri="http://schemas.microsoft.com/internal/obd"/>
   </ds:schemaRefs>
 </ds:datastoreItem>
-</file>
-
-<file path=customXml/itemProps2.xml><?xml version="1.0" encoding="utf-8"?>
-<ds:datastoreItem xmlns:ds="http://schemas.openxmlformats.org/officeDocument/2006/customXml" ds:itemID="{980D0855-C1E6-4A62-AD93-A71267F33DB0}">
-  <ds:schemaRefs>
-    <ds:schemaRef ds:uri="http://schemas.microsoft.com/office/2006/metadata/properties"/>
-    <ds:schemaRef ds:uri="http://schemas.microsoft.com/office/infopath/2007/PartnerControls"/>
-    <ds:schemaRef ds:uri="5e56eec9-9a2e-4f24-bab5-2b965ebe6664"/>
-  </ds:schemaRefs>
-</ds:datastoreItem>
-</file>
-
-<file path=customXml/itemProps3.xml><?xml version="1.0" encoding="utf-8"?>
-<ds:datastoreItem xmlns:ds="http://schemas.openxmlformats.org/officeDocument/2006/customXml" ds:itemID="{0E488109-9E1A-4FBF-9A93-10445CB06AB4}">
-  <ds:schemaRefs>
-    <ds:schemaRef ds:uri="http://schemas.microsoft.com/sharepoint/v3/contenttype/forms"/>
-  </ds:schemaRefs>
-</ds:datastoreItem>
 </file>